--- a/CV_Patrick_Gonzaga.docx
+++ b/CV_Patrick_Gonzaga.docx
@@ -7,6 +7,7 @@
         <w:pStyle w:val="NormalWeb"/>
         <w:overflowPunct w:val="0"/>
         <w:spacing w:before="0" w:beforeAutospacing="0" w:after="0" w:afterAutospacing="0"/>
+        <w:ind w:firstLine="180"/>
         <w:rPr>
           <w:rFonts w:ascii="Raleway Light" w:hAnsi="Raleway Light" w:cstheme="minorBidi"/>
           <w:b/>
@@ -201,45 +202,26 @@
           </wp:anchor>
         </w:drawing>
       </w:r>
-    </w:p>
-    <w:p>
-      <w:pPr>
-        <w:pStyle w:val="NormalWeb"/>
-        <w:overflowPunct w:val="0"/>
-        <w:spacing w:before="0" w:beforeAutospacing="0" w:after="0" w:afterAutospacing="0"/>
-        <w:ind w:left="180"/>
-        <w:rPr>
-          <w:rFonts w:ascii="Raleway Light" w:hAnsi="Raleway Light"/>
+      <w:r>
+        <w:rPr>
+          <w:rFonts w:ascii="Raleway Light" w:hAnsi="Raleway Light" w:cstheme="minorBidi"/>
           <w:b/>
           <w:bCs/>
+          <w:noProof/>
+          <w:spacing w:val="60"/>
+          <w:kern w:val="24"/>
           <w:sz w:val="36"/>
           <w:szCs w:val="36"/>
           <w:lang w:val="en-MY"/>
         </w:rPr>
-      </w:pPr>
-      <w:r>
-        <w:rPr>
-          <w:rFonts w:ascii="Raleway Light" w:hAnsi="Raleway Light" w:cstheme="minorBidi"/>
-          <w:b/>
-          <w:bCs/>
-          <w:noProof/>
-          <w:spacing w:val="60"/>
-          <w:kern w:val="24"/>
-          <w:sz w:val="36"/>
-          <w:szCs w:val="36"/>
-          <w:lang w:val="en-MY"/>
-        </w:rPr>
         <w:t>PATRICK  JAMES LEE  GONZAGA</w:t>
       </w:r>
     </w:p>
     <w:p>
       <w:pPr>
-        <w:tabs>
-          <w:tab w:val="left" w:pos="4530"/>
-        </w:tabs>
-        <w:ind w:firstLine="180"/>
-        <w:rPr>
-          <w:rFonts w:ascii="Helvetica" w:hAnsi="Helvetica"/>
+        <w:spacing w:line="240" w:lineRule="auto"/>
+        <w:ind w:left="180"/>
+        <w:rPr>
           <w:noProof/>
           <w:color w:val="0068A7"/>
           <w:spacing w:val="60"/>
@@ -248,7 +230,6 @@
       </w:pPr>
       <w:r>
         <w:rPr>
-          <w:rFonts w:ascii="Helvetica" w:hAnsi="Helvetica"/>
           <w:noProof/>
           <w:color w:val="0068A7"/>
           <w:spacing w:val="60"/>
@@ -257,13 +238,13 @@
         <mc:AlternateContent>
           <mc:Choice Requires="wps">
             <w:drawing>
-              <wp:anchor distT="0" distB="0" distL="114300" distR="114300" simplePos="0" relativeHeight="251664384" behindDoc="0" locked="0" layoutInCell="1" allowOverlap="1" wp14:anchorId="0C4F8682" wp14:editId="4A17D42E">
+              <wp:anchor distT="0" distB="0" distL="114300" distR="114300" simplePos="0" relativeHeight="251664384" behindDoc="0" locked="0" layoutInCell="1" allowOverlap="1" wp14:anchorId="0C4F8682" wp14:editId="0A6F00EE">
                 <wp:simplePos x="0" y="0"/>
                 <wp:positionH relativeFrom="leftMargin">
                   <wp:posOffset>54610</wp:posOffset>
                 </wp:positionH>
                 <wp:positionV relativeFrom="paragraph">
-                  <wp:posOffset>228600</wp:posOffset>
+                  <wp:posOffset>458470</wp:posOffset>
                 </wp:positionV>
                 <wp:extent cx="1774190" cy="495300"/>
                 <wp:effectExtent l="0" t="0" r="0" b="0"/>
@@ -378,7 +359,7 @@
                 <v:stroke joinstyle="miter"/>
                 <v:path gradientshapeok="t" o:connecttype="rect"/>
               </v:shapetype>
-              <v:shape id="ZoneTexte 112" o:spid="_x0000_s1026" type="#_x0000_t202" style="position:absolute;left:0;text-align:left;margin-left:4.3pt;margin-top:18pt;width:139.7pt;height:39pt;z-index:251664384;visibility:visible;mso-wrap-style:square;mso-height-percent:0;mso-wrap-distance-left:9pt;mso-wrap-distance-top:0;mso-wrap-distance-right:9pt;mso-wrap-distance-bottom:0;mso-position-horizontal:absolute;mso-position-horizontal-relative:left-margin-area;mso-position-vertical:absolute;mso-position-vertical-relative:text;mso-height-percent:0;mso-height-relative:margin;v-text-anchor:middle" o:gfxdata="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" filled="f" stroked="f" strokeweight=".25pt">
+              <v:shape id="ZoneTexte 112" o:spid="_x0000_s1026" type="#_x0000_t202" style="position:absolute;left:0;text-align:left;margin-left:4.3pt;margin-top:36.1pt;width:139.7pt;height:39pt;z-index:251664384;visibility:visible;mso-wrap-style:square;mso-height-percent:0;mso-wrap-distance-left:9pt;mso-wrap-distance-top:0;mso-wrap-distance-right:9pt;mso-wrap-distance-bottom:0;mso-position-horizontal:absolute;mso-position-horizontal-relative:left-margin-area;mso-position-vertical:absolute;mso-position-vertical-relative:text;mso-height-percent:0;mso-height-relative:margin;v-text-anchor:middle" o:gfxdata="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" filled="f" stroked="f" strokeweight=".25pt">
                 <v:stroke miterlimit="4"/>
                 <v:textbox inset=".84333mm,.84333mm,.84333mm,.84333mm">
                   <w:txbxContent>
@@ -446,13 +427,76 @@
       </w:r>
       <w:r>
         <w:rPr>
-          <w:rFonts w:ascii="Helvetica" w:hAnsi="Helvetica"/>
+          <w:rFonts w:cs="Tahoma"/>
+          <w:noProof/>
+          <w:spacing w:val="60"/>
+          <w:kern w:val="24"/>
+          <w:sz w:val="20"/>
+          <w:szCs w:val="20"/>
+        </w:rPr>
+        <w:t xml:space="preserve">Email: </w:t>
+      </w:r>
+      <w:hyperlink r:id="rId7" w:history="1">
+        <w:r>
+          <w:rPr>
+            <w:rStyle w:val="Hyperlink"/>
+            <w:rFonts w:cs="Tahoma"/>
+            <w:noProof/>
+            <w:spacing w:val="60"/>
+            <w:kern w:val="24"/>
+            <w:sz w:val="20"/>
+            <w:szCs w:val="20"/>
+            <w:u w:val="none"/>
+          </w:rPr>
+          <w:t>patrickgonzaga@gmail.com</w:t>
+        </w:r>
+      </w:hyperlink>
+      <w:r>
+        <w:rPr>
+          <w:rFonts w:cs="Tahoma"/>
           <w:noProof/>
           <w:color w:val="0068A7"/>
           <w:spacing w:val="60"/>
           <w:kern w:val="24"/>
-        </w:rPr>
-        <w:t>Software Engineer | .NET · Azure · APIs</w:t>
+          <w:sz w:val="20"/>
+          <w:szCs w:val="20"/>
+        </w:rPr>
+        <w:br/>
+      </w:r>
+      <w:r>
+        <w:rPr>
+          <w:rFonts w:cs="Tahoma"/>
+          <w:noProof/>
+          <w:spacing w:val="60"/>
+          <w:kern w:val="24"/>
+          <w:sz w:val="20"/>
+          <w:szCs w:val="20"/>
+        </w:rPr>
+        <w:t>Portfolio:</w:t>
+      </w:r>
+      <w:r>
+        <w:rPr>
+          <w:rFonts w:cs="Tahoma"/>
+          <w:noProof/>
+          <w:color w:val="0068A7"/>
+          <w:spacing w:val="60"/>
+          <w:kern w:val="24"/>
+          <w:sz w:val="20"/>
+          <w:szCs w:val="20"/>
+        </w:rPr>
+        <w:t xml:space="preserve"> </w:t>
+      </w:r>
+      <w:r>
+        <w:rPr>
+          <w:rFonts w:cs="Tahoma"/>
+          <w:noProof/>
+          <w:color w:val="0068A7"/>
+          <w:spacing w:val="60"/>
+          <w:kern w:val="24"/>
+          <w:sz w:val="20"/>
+          <w:szCs w:val="20"/>
+        </w:rPr>
+        <w:t>https://patgonzaga.dev</w:t>
       </w:r>
     </w:p>
     <w:p>
@@ -480,7 +524,7 @@
         <mc:AlternateContent>
           <mc:Choice Requires="wps">
             <w:drawing>
-              <wp:anchor distT="0" distB="0" distL="114300" distR="114300" simplePos="0" relativeHeight="251663360" behindDoc="0" locked="0" layoutInCell="1" allowOverlap="1" wp14:anchorId="38D2FC0E" wp14:editId="034D3EFD">
+              <wp:anchor distT="0" distB="0" distL="114300" distR="114300" simplePos="0" relativeHeight="251663360" behindDoc="0" locked="0" layoutInCell="1" allowOverlap="1" wp14:anchorId="38D2FC0E" wp14:editId="1189156C">
                 <wp:simplePos x="0" y="0"/>
                 <wp:positionH relativeFrom="margin">
                   <wp:align>right</wp:align>
@@ -547,7 +591,7 @@
           </mc:Choice>
           <mc:Fallback>
             <w:pict>
-              <v:line w14:anchorId="76566DAA" id="Connecteur droit 103" o:spid="_x0000_s1026" style="position:absolute;flip:y;z-index:251663360;visibility:visible;mso-wrap-style:square;mso-width-percent:0;mso-height-percent:0;mso-wrap-distance-left:9pt;mso-wrap-distance-top:0;mso-wrap-distance-right:9pt;mso-wrap-distance-bottom:0;mso-position-horizontal:right;mso-position-horizontal-relative:margin;mso-position-vertical:absolute;mso-position-vertical-relative:text;mso-width-percent:0;mso-height-percent:0;mso-width-relative:margin;mso-height-relative:margin" from="341.05pt,2.5pt" to="733.3pt,4.75pt" o:gfxdata="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" strokecolor="#004a77" strokeweight="2.25pt">
+              <v:line w14:anchorId="5764FF11" id="Connecteur droit 103" o:spid="_x0000_s1026" style="position:absolute;flip:y;z-index:251663360;visibility:visible;mso-wrap-style:square;mso-width-percent:0;mso-height-percent:0;mso-wrap-distance-left:9pt;mso-wrap-distance-top:0;mso-wrap-distance-right:9pt;mso-wrap-distance-bottom:0;mso-position-horizontal:right;mso-position-horizontal-relative:margin;mso-position-vertical:absolute;mso-position-vertical-relative:text;mso-width-percent:0;mso-height-percent:0;mso-width-relative:margin;mso-height-relative:margin" from="341.05pt,2.5pt" to="733.3pt,4.75pt" o:gfxdata="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" strokecolor="#004a77" strokeweight="2.25pt">
                 <v:stroke miterlimit="4" joinstyle="miter"/>
                 <o:lock v:ext="edit" shapetype="f"/>
                 <w10:wrap anchorx="margin"/>
@@ -584,51 +628,29 @@
           <w:sz w:val="22"/>
           <w:szCs w:val="22"/>
         </w:rPr>
-        <w:t>Software engineer with 15+ years of experience across backend development, system integration, and enterprise platforms.</w:t>
-      </w:r>
-      <w:r>
-        <w:rPr>
-          <w:rFonts w:asciiTheme="minorHAnsi" w:eastAsia="Calibri" w:hAnsiTheme="minorHAnsi" w:cstheme="minorHAnsi"/>
-          <w:noProof/>
-          <w:color w:val="000000" w:themeColor="text1"/>
-          <w:kern w:val="24"/>
-          <w:sz w:val="22"/>
-          <w:szCs w:val="22"/>
-        </w:rPr>
-        <w:t xml:space="preserve"> </w:t>
-      </w:r>
-      <w:r>
-        <w:rPr>
-          <w:rFonts w:asciiTheme="minorHAnsi" w:eastAsia="Calibri" w:hAnsiTheme="minorHAnsi" w:cstheme="minorHAnsi"/>
-          <w:noProof/>
-          <w:color w:val="000000" w:themeColor="text1"/>
-          <w:kern w:val="24"/>
-          <w:sz w:val="22"/>
-          <w:szCs w:val="22"/>
-        </w:rPr>
-        <w:t>Currently focused on .NET and Azure cloud services, building APIs, integrating distributed systems.</w:t>
-      </w:r>
-      <w:r>
-        <w:rPr>
-          <w:rFonts w:asciiTheme="minorHAnsi" w:eastAsia="Calibri" w:hAnsiTheme="minorHAnsi" w:cstheme="minorHAnsi"/>
-          <w:noProof/>
-          <w:color w:val="000000" w:themeColor="text1"/>
-          <w:kern w:val="24"/>
-          <w:sz w:val="22"/>
-          <w:szCs w:val="22"/>
-        </w:rPr>
-        <w:t xml:space="preserve"> </w:t>
-      </w:r>
-      <w:r>
-        <w:rPr>
-          <w:rFonts w:asciiTheme="minorHAnsi" w:eastAsia="Calibri" w:hAnsiTheme="minorHAnsi" w:cstheme="minorHAnsi"/>
-          <w:noProof/>
-          <w:color w:val="000000" w:themeColor="text1"/>
-          <w:kern w:val="24"/>
-          <w:sz w:val="22"/>
-          <w:szCs w:val="22"/>
-        </w:rPr>
-        <w:t>Proven experience across cloud-based applications, manufacturing execution systems (MES), and SAP integrations, with a strong focus on reliability, scalability, and improving business operations.</w:t>
+        <w:t xml:space="preserve">Software engineer with 15+ years of experience building systems that support real business operations — spanning backend development, system integrations, and enterprise platforms. Currently focused on .NET and Azure, delivering APIs and distributed systems that are stable and maintainable at scale. Known for stepping into unfamiliar technology and delivering — from learning ABAP </w:t>
+      </w:r>
+      <w:r>
+        <w:rPr>
+          <w:rFonts w:asciiTheme="minorHAnsi" w:eastAsia="Calibri" w:hAnsiTheme="minorHAnsi" w:cstheme="minorHAnsi"/>
+          <w:noProof/>
+          <w:color w:val="000000" w:themeColor="text1"/>
+          <w:kern w:val="24"/>
+          <w:sz w:val="22"/>
+          <w:szCs w:val="22"/>
+        </w:rPr>
+        <w:t>to bridge</w:t>
+      </w:r>
+      <w:r>
+        <w:rPr>
+          <w:rFonts w:asciiTheme="minorHAnsi" w:eastAsia="Calibri" w:hAnsiTheme="minorHAnsi" w:cstheme="minorHAnsi"/>
+          <w:noProof/>
+          <w:color w:val="000000" w:themeColor="text1"/>
+          <w:kern w:val="24"/>
+          <w:sz w:val="22"/>
+          <w:szCs w:val="22"/>
+        </w:rPr>
+        <w:t xml:space="preserve"> SAP-to-MES integrations to picking up Retool to build production admin tooling.</w:t>
       </w:r>
     </w:p>
     <w:p>
@@ -662,13 +684,13 @@
         <mc:AlternateContent>
           <mc:Choice Requires="wps">
             <w:drawing>
-              <wp:anchor distT="0" distB="0" distL="114300" distR="114300" simplePos="0" relativeHeight="251677696" behindDoc="0" locked="0" layoutInCell="1" allowOverlap="1" wp14:anchorId="61B3AF97" wp14:editId="3562488D">
+              <wp:anchor distT="0" distB="0" distL="114300" distR="114300" simplePos="0" relativeHeight="251677696" behindDoc="0" locked="0" layoutInCell="1" allowOverlap="1" wp14:anchorId="61B3AF97" wp14:editId="4EBA9DCE">
                 <wp:simplePos x="0" y="0"/>
                 <wp:positionH relativeFrom="page">
-                  <wp:align>left</wp:align>
+                  <wp:posOffset>0</wp:posOffset>
                 </wp:positionH>
                 <wp:positionV relativeFrom="paragraph">
-                  <wp:posOffset>175260</wp:posOffset>
+                  <wp:posOffset>3810</wp:posOffset>
                 </wp:positionV>
                 <wp:extent cx="1774190" cy="495300"/>
                 <wp:effectExtent l="0" t="0" r="0" b="0"/>
@@ -779,7 +801,7 @@
           </mc:Choice>
           <mc:Fallback>
             <w:pict>
-              <v:shape w14:anchorId="61B3AF97" id="_x0000_s1027" type="#_x0000_t202" style="position:absolute;left:0;text-align:left;margin-left:0;margin-top:13.8pt;width:139.7pt;height:39pt;z-index:251677696;visibility:visible;mso-wrap-style:square;mso-height-percent:0;mso-wrap-distance-left:9pt;mso-wrap-distance-top:0;mso-wrap-distance-right:9pt;mso-wrap-distance-bottom:0;mso-position-horizontal:left;mso-position-horizontal-relative:page;mso-position-vertical:absolute;mso-position-vertical-relative:text;mso-height-percent:0;mso-height-relative:margin;v-text-anchor:middle" o:gfxdata="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" filled="f" stroked="f" strokeweight=".25pt">
+              <v:shape w14:anchorId="61B3AF97" id="_x0000_s1027" type="#_x0000_t202" style="position:absolute;left:0;text-align:left;margin-left:0;margin-top:.3pt;width:139.7pt;height:39pt;z-index:251677696;visibility:visible;mso-wrap-style:square;mso-height-percent:0;mso-wrap-distance-left:9pt;mso-wrap-distance-top:0;mso-wrap-distance-right:9pt;mso-wrap-distance-bottom:0;mso-position-horizontal:absolute;mso-position-horizontal-relative:page;mso-position-vertical:absolute;mso-position-vertical-relative:text;mso-height-percent:0;mso-height-relative:margin;v-text-anchor:middle" o:gfxdata="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" filled="f" stroked="f" strokeweight=".25pt">
                 <v:stroke miterlimit="4"/>
                 <v:textbox inset=".84333mm,.84333mm,.84333mm,.84333mm">
                   <w:txbxContent>
@@ -871,7 +893,7 @@
         <mc:AlternateContent>
           <mc:Choice Requires="wps">
             <w:drawing>
-              <wp:anchor distT="0" distB="0" distL="114300" distR="114300" simplePos="0" relativeHeight="251679744" behindDoc="0" locked="0" layoutInCell="1" allowOverlap="1" wp14:anchorId="32C0C4D2" wp14:editId="6DBD4926">
+              <wp:anchor distT="0" distB="0" distL="114300" distR="114300" simplePos="0" relativeHeight="251679744" behindDoc="0" locked="0" layoutInCell="1" allowOverlap="1" wp14:anchorId="32C0C4D2" wp14:editId="2385D58C">
                 <wp:simplePos x="0" y="0"/>
                 <wp:positionH relativeFrom="margin">
                   <wp:align>right</wp:align>
@@ -938,7 +960,7 @@
           </mc:Choice>
           <mc:Fallback>
             <w:pict>
-              <v:line w14:anchorId="632B0BE8" id="Connecteur droit 103" o:spid="_x0000_s1026" style="position:absolute;flip:y;z-index:251679744;visibility:visible;mso-wrap-style:square;mso-width-percent:0;mso-height-percent:0;mso-wrap-distance-left:9pt;mso-wrap-distance-top:0;mso-wrap-distance-right:9pt;mso-wrap-distance-bottom:0;mso-position-horizontal:right;mso-position-horizontal-relative:margin;mso-position-vertical:absolute;mso-position-vertical-relative:text;mso-width-percent:0;mso-height-percent:0;mso-width-relative:margin;mso-height-relative:margin" from="341.05pt,2.25pt" to="733.3pt,4.5pt" o:gfxdata="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" strokecolor="#004a77" strokeweight="2.25pt">
+              <v:line w14:anchorId="355D885B" id="Connecteur droit 103" o:spid="_x0000_s1026" style="position:absolute;flip:y;z-index:251679744;visibility:visible;mso-wrap-style:square;mso-width-percent:0;mso-height-percent:0;mso-wrap-distance-left:9pt;mso-wrap-distance-top:0;mso-wrap-distance-right:9pt;mso-wrap-distance-bottom:0;mso-position-horizontal:right;mso-position-horizontal-relative:margin;mso-position-vertical:absolute;mso-position-vertical-relative:text;mso-width-percent:0;mso-height-percent:0;mso-width-relative:margin;mso-height-relative:margin" from="341.05pt,2.25pt" to="733.3pt,4.5pt" o:gfxdata="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" strokecolor="#004a77" strokeweight="2.25pt">
                 <v:stroke miterlimit="4" joinstyle="miter"/>
                 <o:lock v:ext="edit" shapetype="f"/>
                 <w10:wrap anchorx="margin"/>
@@ -1169,133 +1191,22 @@
       </w:pPr>
       <w:r>
         <w:rPr>
-          <w:rFonts w:eastAsia="Calibri" w:cstheme="minorHAnsi"/>
-          <w:b/>
-          <w:bCs/>
-          <w:noProof/>
-          <w:color w:val="000000" w:themeColor="text1"/>
-          <w:kern w:val="24"/>
-        </w:rPr>
-        <w:t>AI-Assisted Dev:</w:t>
-      </w:r>
-      <w:r>
-        <w:rPr>
-          <w:rFonts w:eastAsia="Calibri" w:cstheme="minorHAnsi"/>
-          <w:noProof/>
-          <w:color w:val="000000" w:themeColor="text1"/>
-          <w:kern w:val="24"/>
-        </w:rPr>
-        <w:t xml:space="preserve"> Cursor</w:t>
-      </w:r>
-      <w:r>
-        <w:rPr>
-          <w:rFonts w:eastAsia="Calibri" w:cstheme="minorHAnsi"/>
-          <w:noProof/>
-          <w:color w:val="000000" w:themeColor="text1"/>
-          <w:kern w:val="24"/>
-        </w:rPr>
-        <w:t>.</w:t>
-      </w:r>
-    </w:p>
-    <w:p>
-      <w:pPr>
-        <w:pStyle w:val="ListParagraph"/>
-        <w:numPr>
-          <w:ilvl w:val="0"/>
-          <w:numId w:val="1"/>
-        </w:numPr>
-        <w:spacing w:after="0" w:line="240" w:lineRule="auto"/>
-        <w:jc w:val="both"/>
-        <w:rPr>
-          <w:rFonts w:eastAsia="Calibri" w:cstheme="minorHAnsi"/>
-          <w:noProof/>
-          <w:color w:val="000000" w:themeColor="text1"/>
-          <w:kern w:val="24"/>
-        </w:rPr>
-      </w:pPr>
-      <w:r>
-        <w:rPr>
-          <w:rFonts w:eastAsia="Calibri" w:cstheme="minorHAnsi"/>
-          <w:b/>
-          <w:bCs/>
-          <w:noProof/>
-          <w:color w:val="000000" w:themeColor="text1"/>
-          <w:kern w:val="24"/>
-        </w:rPr>
-        <w:t>Portal &amp; Reporting:</w:t>
-      </w:r>
-      <w:r>
-        <w:rPr>
-          <w:rFonts w:eastAsia="Calibri" w:cstheme="minorHAnsi"/>
-          <w:noProof/>
-          <w:color w:val="000000" w:themeColor="text1"/>
-          <w:kern w:val="24"/>
-        </w:rPr>
-        <w:t xml:space="preserve"> Retool, TIBCO Spotfire</w:t>
-      </w:r>
-      <w:r>
-        <w:rPr>
-          <w:rFonts w:eastAsia="Calibri" w:cstheme="minorHAnsi"/>
-          <w:noProof/>
-          <w:color w:val="000000" w:themeColor="text1"/>
-          <w:kern w:val="24"/>
-        </w:rPr>
-        <w:t>.</w:t>
-      </w:r>
-    </w:p>
-    <w:p>
-      <w:pPr>
-        <w:pStyle w:val="ListParagraph"/>
-        <w:spacing w:after="0" w:line="240" w:lineRule="auto"/>
-        <w:jc w:val="both"/>
-        <w:rPr>
-          <w:rFonts w:eastAsia="Calibri" w:cstheme="minorHAnsi"/>
-          <w:noProof/>
-          <w:color w:val="000000" w:themeColor="text1"/>
-          <w:kern w:val="24"/>
-        </w:rPr>
-      </w:pPr>
-    </w:p>
-    <w:p>
-      <w:pPr>
-        <w:pStyle w:val="NormalWeb"/>
-        <w:tabs>
-          <w:tab w:val="right" w:pos="7088"/>
-        </w:tabs>
-        <w:spacing w:before="0" w:beforeAutospacing="0" w:after="0" w:afterAutospacing="0"/>
-        <w:ind w:left="90"/>
-        <w:jc w:val="both"/>
-        <w:rPr>
-          <w:rFonts w:ascii="Calibri" w:eastAsia="Calibri" w:hAnsi="Calibri" w:cs="Calibri"/>
-          <w:b/>
-          <w:bCs/>
-          <w:noProof/>
-          <w:color w:val="0086D8"/>
-          <w:kern w:val="24"/>
-          <w:sz w:val="22"/>
-          <w:szCs w:val="22"/>
-        </w:rPr>
-      </w:pPr>
-      <w:r>
-        <w:rPr>
-          <w:rFonts w:ascii="Helvetica" w:hAnsi="Helvetica" w:cstheme="minorBidi"/>
+          <w:rFonts w:ascii="Helvetica" w:hAnsi="Helvetica"/>
           <w:noProof/>
           <w:color w:val="0068A7"/>
           <w:spacing w:val="60"/>
           <w:kern w:val="24"/>
-          <w:sz w:val="22"/>
-          <w:szCs w:val="22"/>
         </w:rPr>
         <mc:AlternateContent>
           <mc:Choice Requires="wps">
             <w:drawing>
-              <wp:anchor distT="0" distB="0" distL="114300" distR="114300" simplePos="0" relativeHeight="251667456" behindDoc="0" locked="0" layoutInCell="1" allowOverlap="1" wp14:anchorId="11883FBB" wp14:editId="28F92039">
+              <wp:anchor distT="0" distB="0" distL="114300" distR="114300" simplePos="0" relativeHeight="251667456" behindDoc="0" locked="0" layoutInCell="1" allowOverlap="1" wp14:anchorId="11883FBB" wp14:editId="567B2EAE">
                 <wp:simplePos x="0" y="0"/>
                 <wp:positionH relativeFrom="page">
-                  <wp:align>left</wp:align>
+                  <wp:posOffset>0</wp:posOffset>
                 </wp:positionH>
                 <wp:positionV relativeFrom="paragraph">
-                  <wp:posOffset>15875</wp:posOffset>
+                  <wp:posOffset>356235</wp:posOffset>
                 </wp:positionV>
                 <wp:extent cx="1774190" cy="561975"/>
                 <wp:effectExtent l="0" t="0" r="0" b="9525"/>
@@ -1377,7 +1288,7 @@
           </mc:Choice>
           <mc:Fallback>
             <w:pict>
-              <v:shape w14:anchorId="11883FBB" id="_x0000_s1028" type="#_x0000_t202" style="position:absolute;left:0;text-align:left;margin-left:0;margin-top:1.25pt;width:139.7pt;height:44.25pt;z-index:251667456;visibility:visible;mso-wrap-style:square;mso-height-percent:0;mso-wrap-distance-left:9pt;mso-wrap-distance-top:0;mso-wrap-distance-right:9pt;mso-wrap-distance-bottom:0;mso-position-horizontal:left;mso-position-horizontal-relative:page;mso-position-vertical:absolute;mso-position-vertical-relative:text;mso-height-percent:0;mso-height-relative:margin;v-text-anchor:middle" o:gfxdata="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" filled="f" stroked="f" strokeweight=".25pt">
+              <v:shape w14:anchorId="11883FBB" id="_x0000_s1028" type="#_x0000_t202" style="position:absolute;left:0;text-align:left;margin-left:0;margin-top:28.05pt;width:139.7pt;height:44.25pt;z-index:251667456;visibility:visible;mso-wrap-style:square;mso-height-percent:0;mso-wrap-distance-left:9pt;mso-wrap-distance-top:0;mso-wrap-distance-right:9pt;mso-wrap-distance-bottom:0;mso-position-horizontal:absolute;mso-position-horizontal-relative:page;mso-position-vertical:absolute;mso-position-vertical-relative:text;mso-height-percent:0;mso-height-relative:margin;v-text-anchor:middle" o:gfxdata="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" filled="f" stroked="f" strokeweight=".25pt">
                 <v:stroke miterlimit="4"/>
                 <v:textbox inset=".84333mm,.84333mm,.84333mm,.84333mm">
                   <w:txbxContent>
@@ -1416,12 +1327,121 @@
       </w:r>
       <w:r>
         <w:rPr>
+          <w:rFonts w:eastAsia="Calibri" w:cstheme="minorHAnsi"/>
+          <w:b/>
+          <w:bCs/>
+          <w:noProof/>
+          <w:color w:val="000000" w:themeColor="text1"/>
+          <w:kern w:val="24"/>
+        </w:rPr>
+        <w:t>AI-Assisted Dev:</w:t>
+      </w:r>
+      <w:r>
+        <w:rPr>
+          <w:rFonts w:eastAsia="Calibri" w:cstheme="minorHAnsi"/>
+          <w:noProof/>
+          <w:color w:val="000000" w:themeColor="text1"/>
+          <w:kern w:val="24"/>
+        </w:rPr>
+        <w:t xml:space="preserve"> Cursor</w:t>
+      </w:r>
+      <w:r>
+        <w:rPr>
+          <w:rFonts w:eastAsia="Calibri" w:cstheme="minorHAnsi"/>
+          <w:noProof/>
+          <w:color w:val="000000" w:themeColor="text1"/>
+          <w:kern w:val="24"/>
+        </w:rPr>
+        <w:t>.</w:t>
+      </w:r>
+    </w:p>
+    <w:p>
+      <w:pPr>
+        <w:pStyle w:val="ListParagraph"/>
+        <w:numPr>
+          <w:ilvl w:val="0"/>
+          <w:numId w:val="1"/>
+        </w:numPr>
+        <w:spacing w:after="0" w:line="240" w:lineRule="auto"/>
+        <w:jc w:val="both"/>
+        <w:rPr>
+          <w:rFonts w:eastAsia="Calibri" w:cstheme="minorHAnsi"/>
+          <w:noProof/>
+          <w:color w:val="000000" w:themeColor="text1"/>
+          <w:kern w:val="24"/>
+        </w:rPr>
+      </w:pPr>
+      <w:r>
+        <w:rPr>
+          <w:rFonts w:eastAsia="Calibri" w:cstheme="minorHAnsi"/>
+          <w:b/>
+          <w:bCs/>
+          <w:noProof/>
+          <w:color w:val="000000" w:themeColor="text1"/>
+          <w:kern w:val="24"/>
+        </w:rPr>
+        <w:t>Portal &amp; Reporting:</w:t>
+      </w:r>
+      <w:r>
+        <w:rPr>
+          <w:rFonts w:eastAsia="Calibri" w:cstheme="minorHAnsi"/>
+          <w:noProof/>
+          <w:color w:val="000000" w:themeColor="text1"/>
+          <w:kern w:val="24"/>
+        </w:rPr>
+        <w:t xml:space="preserve"> Retool, TIBCO Spotfire</w:t>
+      </w:r>
+      <w:r>
+        <w:rPr>
+          <w:rFonts w:eastAsia="Calibri" w:cstheme="minorHAnsi"/>
+          <w:noProof/>
+          <w:color w:val="000000" w:themeColor="text1"/>
+          <w:kern w:val="24"/>
+        </w:rPr>
+        <w:t>.</w:t>
+      </w:r>
+    </w:p>
+    <w:p>
+      <w:pPr>
+        <w:pStyle w:val="ListParagraph"/>
+        <w:spacing w:after="0" w:line="240" w:lineRule="auto"/>
+        <w:jc w:val="both"/>
+        <w:rPr>
+          <w:rFonts w:eastAsia="Calibri" w:cstheme="minorHAnsi"/>
+          <w:noProof/>
+          <w:color w:val="000000" w:themeColor="text1"/>
+          <w:kern w:val="24"/>
+        </w:rPr>
+      </w:pPr>
+    </w:p>
+    <w:p>
+      <w:pPr>
+        <w:pStyle w:val="NormalWeb"/>
+        <w:tabs>
+          <w:tab w:val="right" w:pos="7088"/>
+        </w:tabs>
+        <w:spacing w:before="0" w:beforeAutospacing="0" w:after="0" w:afterAutospacing="0"/>
+        <w:ind w:left="90"/>
+        <w:jc w:val="both"/>
+        <w:rPr>
+          <w:rFonts w:ascii="Calibri" w:eastAsia="Calibri" w:hAnsi="Calibri" w:cs="Calibri"/>
+          <w:b/>
+          <w:bCs/>
+          <w:noProof/>
+          <w:color w:val="0086D8"/>
+          <w:kern w:val="24"/>
+          <w:sz w:val="22"/>
+          <w:szCs w:val="22"/>
+        </w:rPr>
+      </w:pPr>
+      <w:r>
+        <w:rPr>
           <w:noProof/>
         </w:rPr>
         <mc:AlternateContent>
           <mc:Choice Requires="wps">
             <w:drawing>
-              <wp:anchor distT="0" distB="0" distL="114300" distR="114300" simplePos="0" relativeHeight="251666432" behindDoc="0" locked="0" layoutInCell="1" allowOverlap="1" wp14:anchorId="13C9A1E9" wp14:editId="01F5A345">
+              <wp:anchor distT="0" distB="0" distL="114300" distR="114300" simplePos="0" relativeHeight="251666432" behindDoc="0" locked="0" layoutInCell="1" allowOverlap="1" wp14:anchorId="13C9A1E9" wp14:editId="0A7706DA">
                 <wp:simplePos x="0" y="0"/>
                 <wp:positionH relativeFrom="margin">
                   <wp:align>right</wp:align>
@@ -1488,7 +1508,7 @@
           </mc:Choice>
           <mc:Fallback>
             <w:pict>
-              <v:line w14:anchorId="69FD08DB" id="Connecteur droit 103" o:spid="_x0000_s1026" style="position:absolute;z-index:251666432;visibility:visible;mso-wrap-style:square;mso-width-percent:0;mso-height-percent:0;mso-wrap-distance-left:9pt;mso-wrap-distance-top:0;mso-wrap-distance-right:9pt;mso-wrap-distance-bottom:0;mso-position-horizontal:right;mso-position-horizontal-relative:margin;mso-position-vertical:absolute;mso-position-vertical-relative:text;mso-width-percent:0;mso-height-percent:0;mso-width-relative:margin;mso-height-relative:margin" from="338.05pt,6.8pt" to="727.3pt,6.8pt" o:gfxdata="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" strokecolor="#004a77" strokeweight="2.25pt">
+              <v:line w14:anchorId="69DDB3B8" id="Connecteur droit 103" o:spid="_x0000_s1026" style="position:absolute;z-index:251666432;visibility:visible;mso-wrap-style:square;mso-width-percent:0;mso-height-percent:0;mso-wrap-distance-left:9pt;mso-wrap-distance-top:0;mso-wrap-distance-right:9pt;mso-wrap-distance-bottom:0;mso-position-horizontal:right;mso-position-horizontal-relative:margin;mso-position-vertical:absolute;mso-position-vertical-relative:text;mso-width-percent:0;mso-height-percent:0;mso-width-relative:margin;mso-height-relative:margin" from="338.05pt,6.8pt" to="727.3pt,6.8pt" o:gfxdata="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" strokecolor="#004a77" strokeweight="2.25pt">
                 <v:stroke miterlimit="4" joinstyle="miter"/>
                 <o:lock v:ext="edit" shapetype="f"/>
                 <w10:wrap anchorx="margin"/>
@@ -1710,9 +1730,25 @@
           <w:sz w:val="22"/>
           <w:szCs w:val="22"/>
         </w:rPr>
-        <w:t>Client: Discovery Holiday Parks (</w:t>
-      </w:r>
-      <w:hyperlink r:id="rId7" w:history="1">
+        <w:t xml:space="preserve">Client: Discovery Holiday Parks </w:t>
+      </w:r>
+    </w:p>
+    <w:p>
+      <w:pPr>
+        <w:pStyle w:val="NormalWeb"/>
+        <w:spacing w:before="0" w:beforeAutospacing="0" w:after="0" w:afterAutospacing="0"/>
+        <w:ind w:left="180"/>
+        <w:jc w:val="both"/>
+        <w:rPr>
+          <w:rFonts w:asciiTheme="minorHAnsi" w:eastAsia="Calibri" w:hAnsiTheme="minorHAnsi" w:cstheme="minorHAnsi"/>
+          <w:noProof/>
+          <w:color w:val="000000" w:themeColor="text1"/>
+          <w:kern w:val="24"/>
+          <w:sz w:val="22"/>
+          <w:szCs w:val="22"/>
+        </w:rPr>
+      </w:pPr>
+      <w:hyperlink r:id="rId8" w:history="1">
         <w:r>
           <w:rPr>
             <w:rStyle w:val="Hyperlink"/>
@@ -1722,7 +1758,29 @@
             <w:sz w:val="22"/>
             <w:szCs w:val="22"/>
           </w:rPr>
-          <w:t>https://www.discoveryholidayparks.com.au</w:t>
+          <w:t>https://www.discoveryholida</w:t>
+        </w:r>
+        <w:r>
+          <w:rPr>
+            <w:rStyle w:val="Hyperlink"/>
+            <w:rFonts w:asciiTheme="minorHAnsi" w:eastAsia="Calibri" w:hAnsiTheme="minorHAnsi" w:cstheme="minorHAnsi"/>
+            <w:noProof/>
+            <w:kern w:val="24"/>
+            <w:sz w:val="22"/>
+            <w:szCs w:val="22"/>
+          </w:rPr>
+          <w:t>y</w:t>
+        </w:r>
+        <w:r>
+          <w:rPr>
+            <w:rStyle w:val="Hyperlink"/>
+            <w:rFonts w:asciiTheme="minorHAnsi" w:eastAsia="Calibri" w:hAnsiTheme="minorHAnsi" w:cstheme="minorHAnsi"/>
+            <w:noProof/>
+            <w:kern w:val="24"/>
+            <w:sz w:val="22"/>
+            <w:szCs w:val="22"/>
+          </w:rPr>
+          <w:t>parks.com.au</w:t>
         </w:r>
       </w:hyperlink>
       <w:r>
@@ -1736,7 +1794,7 @@
         </w:rPr>
         <w:t xml:space="preserve"> &amp; </w:t>
       </w:r>
-      <w:hyperlink r:id="rId8" w:history="1">
+      <w:hyperlink r:id="rId9" w:history="1">
         <w:r>
           <w:rPr>
             <w:rStyle w:val="Hyperlink"/>
@@ -1749,41 +1807,6 @@
           <w:t>https://www.wikicamps.com.au</w:t>
         </w:r>
       </w:hyperlink>
-      <w:r>
-        <w:rPr>
-          <w:rFonts w:asciiTheme="minorHAnsi" w:eastAsia="Calibri" w:hAnsiTheme="minorHAnsi" w:cstheme="minorHAnsi"/>
-          <w:noProof/>
-          <w:color w:val="000000" w:themeColor="text1"/>
-          <w:kern w:val="24"/>
-          <w:sz w:val="22"/>
-          <w:szCs w:val="22"/>
-        </w:rPr>
-        <w:t>)</w:t>
-      </w:r>
-      <w:r>
-        <w:rPr>
-          <w:rFonts w:asciiTheme="minorHAnsi" w:eastAsia="Calibri" w:hAnsiTheme="minorHAnsi" w:cstheme="minorHAnsi"/>
-          <w:noProof/>
-          <w:color w:val="000000" w:themeColor="text1"/>
-          <w:kern w:val="24"/>
-          <w:sz w:val="22"/>
-          <w:szCs w:val="22"/>
-        </w:rPr>
-        <w:t xml:space="preserve"> </w:t>
-      </w:r>
-      <w:r>
-        <w:rPr>
-          <w:rFonts w:asciiTheme="minorHAnsi" w:eastAsia="Calibri" w:hAnsiTheme="minorHAnsi" w:cstheme="minorHAnsi"/>
-          <w:b/>
-          <w:bCs/>
-          <w:noProof/>
-          <w:color w:val="000000" w:themeColor="text1"/>
-          <w:kern w:val="24"/>
-          <w:sz w:val="22"/>
-          <w:szCs w:val="22"/>
-        </w:rPr>
-        <w:t xml:space="preserve"> </w:t>
-      </w:r>
     </w:p>
     <w:p>
       <w:pPr>
@@ -2094,9 +2117,25 @@
           <w:sz w:val="22"/>
           <w:szCs w:val="22"/>
         </w:rPr>
-        <w:t>Client: Optima Technology AU  (</w:t>
-      </w:r>
-      <w:hyperlink r:id="rId9" w:history="1">
+        <w:t xml:space="preserve">Client: Optima Technology AU  </w:t>
+      </w:r>
+    </w:p>
+    <w:p>
+      <w:pPr>
+        <w:pStyle w:val="NormalWeb"/>
+        <w:spacing w:before="0" w:beforeAutospacing="0" w:after="0" w:afterAutospacing="0"/>
+        <w:ind w:firstLine="180"/>
+        <w:jc w:val="both"/>
+        <w:rPr>
+          <w:rFonts w:asciiTheme="minorHAnsi" w:eastAsia="Calibri" w:hAnsiTheme="minorHAnsi" w:cstheme="minorHAnsi"/>
+          <w:noProof/>
+          <w:color w:val="000000" w:themeColor="text1"/>
+          <w:kern w:val="24"/>
+          <w:sz w:val="22"/>
+          <w:szCs w:val="22"/>
+        </w:rPr>
+      </w:pPr>
+      <w:hyperlink r:id="rId10" w:history="1">
         <w:r>
           <w:rPr>
             <w:rStyle w:val="Hyperlink"/>
@@ -2106,20 +2145,31 @@
             <w:sz w:val="22"/>
             <w:szCs w:val="22"/>
           </w:rPr>
-          <w:t>https://www.optimatech.io</w:t>
+          <w:t>https://www.opti</w:t>
+        </w:r>
+        <w:r>
+          <w:rPr>
+            <w:rStyle w:val="Hyperlink"/>
+            <w:rFonts w:asciiTheme="minorHAnsi" w:eastAsia="Calibri" w:hAnsiTheme="minorHAnsi" w:cstheme="minorHAnsi"/>
+            <w:noProof/>
+            <w:kern w:val="24"/>
+            <w:sz w:val="22"/>
+            <w:szCs w:val="22"/>
+          </w:rPr>
+          <w:t>m</w:t>
+        </w:r>
+        <w:r>
+          <w:rPr>
+            <w:rStyle w:val="Hyperlink"/>
+            <w:rFonts w:asciiTheme="minorHAnsi" w:eastAsia="Calibri" w:hAnsiTheme="minorHAnsi" w:cstheme="minorHAnsi"/>
+            <w:noProof/>
+            <w:kern w:val="24"/>
+            <w:sz w:val="22"/>
+            <w:szCs w:val="22"/>
+          </w:rPr>
+          <w:t>atech.io</w:t>
         </w:r>
       </w:hyperlink>
-      <w:r>
-        <w:rPr>
-          <w:rFonts w:asciiTheme="minorHAnsi" w:eastAsia="Calibri" w:hAnsiTheme="minorHAnsi" w:cstheme="minorHAnsi"/>
-          <w:noProof/>
-          <w:color w:val="000000" w:themeColor="text1"/>
-          <w:kern w:val="24"/>
-          <w:sz w:val="22"/>
-          <w:szCs w:val="22"/>
-        </w:rPr>
-        <w:t>)</w:t>
-      </w:r>
     </w:p>
     <w:p>
       <w:pPr>
@@ -3602,7 +3652,88 @@
           <w:color w:val="000000" w:themeColor="text1"/>
           <w:kern w:val="24"/>
         </w:rPr>
-        <w:t xml:space="preserve">Azure Bicep, Docker, Secure Code Reviews (2025) • Azure DevOps CI/CD, AWS &amp; Cloud Computing, Python Foundations (2024) • AWS Cloud Essentials, S3 Deep Dive (2022) • Data Engineering, Data Science &amp; Machine Learning (Project SPARTA, 2022) </w:t>
+        <w:t>Learn Infra as a Code with Azure Bicep</w:t>
+      </w:r>
+      <w:r>
+        <w:rPr>
+          <w:rFonts w:eastAsia="Calibri" w:cstheme="minorHAnsi"/>
+          <w:noProof/>
+          <w:color w:val="000000" w:themeColor="text1"/>
+          <w:kern w:val="24"/>
+        </w:rPr>
+        <w:t xml:space="preserve"> </w:t>
+      </w:r>
+      <w:r>
+        <w:rPr>
+          <w:rFonts w:eastAsia="Calibri" w:cstheme="minorHAnsi"/>
+          <w:noProof/>
+          <w:color w:val="000000" w:themeColor="text1"/>
+          <w:kern w:val="24"/>
+        </w:rPr>
+        <w:t xml:space="preserve">(2025) • </w:t>
+      </w:r>
+      <w:r>
+        <w:rPr>
+          <w:rFonts w:eastAsia="Calibri" w:cstheme="minorHAnsi"/>
+          <w:noProof/>
+          <w:color w:val="000000" w:themeColor="text1"/>
+          <w:kern w:val="24"/>
+        </w:rPr>
+        <w:t>Learn Azure DevOps CI/CD pipelines</w:t>
+      </w:r>
+      <w:r>
+        <w:rPr>
+          <w:rFonts w:eastAsia="Calibri" w:cstheme="minorHAnsi"/>
+          <w:noProof/>
+          <w:color w:val="000000" w:themeColor="text1"/>
+          <w:kern w:val="24"/>
+        </w:rPr>
+        <w:t xml:space="preserve"> </w:t>
+      </w:r>
+      <w:r>
+        <w:rPr>
+          <w:rFonts w:eastAsia="Calibri" w:cstheme="minorHAnsi"/>
+          <w:noProof/>
+          <w:color w:val="000000" w:themeColor="text1"/>
+          <w:kern w:val="24"/>
+        </w:rPr>
+        <w:t>(202</w:t>
+      </w:r>
+      <w:r>
+        <w:rPr>
+          <w:rFonts w:eastAsia="Calibri" w:cstheme="minorHAnsi"/>
+          <w:noProof/>
+          <w:color w:val="000000" w:themeColor="text1"/>
+          <w:kern w:val="24"/>
+        </w:rPr>
+        <w:t>5</w:t>
+      </w:r>
+      <w:r>
+        <w:rPr>
+          <w:rFonts w:eastAsia="Calibri" w:cstheme="minorHAnsi"/>
+          <w:noProof/>
+          <w:color w:val="000000" w:themeColor="text1"/>
+          <w:kern w:val="24"/>
+        </w:rPr>
+        <w:t xml:space="preserve">) • </w:t>
+      </w:r>
+      <w:r>
+        <w:rPr>
+          <w:rFonts w:eastAsia="Calibri" w:cstheme="minorHAnsi"/>
+          <w:noProof/>
+          <w:color w:val="000000" w:themeColor="text1"/>
+          <w:kern w:val="24"/>
+        </w:rPr>
+        <w:t>Code Reviews for Secure, Clean, and Scalable Code</w:t>
+      </w:r>
+      <w:r>
+        <w:rPr>
+          <w:rFonts w:eastAsia="Calibri" w:cstheme="minorHAnsi"/>
+          <w:noProof/>
+          <w:color w:val="000000" w:themeColor="text1"/>
+          <w:kern w:val="24"/>
+        </w:rPr>
+        <w:t xml:space="preserve"> (2024) • Data Engineering, Data Science &amp; Machine Learning (Project SPARTA, 2022) </w:t>
       </w:r>
     </w:p>
     <w:p>
@@ -5853,6 +5984,18 @@
       <w:shd w:val="clear" w:color="auto" w:fill="E1DFDD"/>
     </w:rPr>
   </w:style>
+  <w:style w:type="character" w:styleId="FollowedHyperlink">
+    <w:name w:val="FollowedHyperlink"/>
+    <w:basedOn w:val="DefaultParagraphFont"/>
+    <w:uiPriority w:val="99"/>
+    <w:semiHidden/>
+    <w:unhideWhenUsed/>
+    <w:rsid w:val="00463E35"/>
+    <w:rPr>
+      <w:color w:val="96607D" w:themeColor="followedHyperlink"/>
+      <w:u w:val="single"/>
+    </w:rPr>
+  </w:style>
 </w:styles>
 </file>
 

--- a/CV_Patrick_Gonzaga.docx
+++ b/CV_Patrick_Gonzaga.docx
@@ -1,6 +1,6 @@
 
 <file path=word/document.xml><?xml version="1.0" encoding="utf-8"?>
-<w:document xmlns:wpc="http://schemas.microsoft.com/office/word/2010/wordprocessingCanvas" xmlns:cx="http://schemas.microsoft.com/office/drawing/2014/chartex" xmlns:cx1="http://schemas.microsoft.com/office/drawing/2015/9/8/chartex" xmlns:cx2="http://schemas.microsoft.com/office/drawing/2015/10/21/chartex" xmlns:cx3="http://schemas.microsoft.com/office/drawing/2016/5/9/chartex" xmlns:cx4="http://schemas.microsoft.com/office/drawing/2016/5/10/chartex" xmlns:cx5="http://schemas.microsoft.com/office/drawing/2016/5/11/chartex" xmlns:cx6="http://schemas.microsoft.com/office/drawing/2016/5/12/chartex" xmlns:cx7="http://schemas.microsoft.com/office/drawing/2016/5/13/chartex" xmlns:cx8="http://schemas.microsoft.com/office/drawing/2016/5/14/chartex" xmlns:mc="http://schemas.openxmlformats.org/markup-compatibility/2006" xmlns:aink="http://schemas.microsoft.com/office/drawing/2016/ink" xmlns:am3d="http://schemas.microsoft.com/office/drawing/2017/model3d" xmlns:o="urn:schemas-microsoft-com:office:office" xmlns:oel="http://schemas.microsoft.com/office/2019/extlst" xmlns:r="http://schemas.openxmlformats.org/officeDocument/2006/relationships" xmlns:m="http://schemas.openxmlformats.org/officeDocument/2006/math" xmlns:v="urn:schemas-microsoft-com:vml" xmlns:wp14="http://schemas.microsoft.com/office/word/2010/wordprocessingDrawing" xmlns:wp="http://schemas.openxmlformats.org/drawingml/2006/wordprocessingDrawing" xmlns:w10="urn:schemas-microsoft-com:office:word" xmlns:w="http://schemas.openxmlformats.org/wordprocessingml/2006/main" xmlns:w14="http://schemas.microsoft.com/office/word/2010/wordml" xmlns:w15="http://schemas.microsoft.com/office/word/2012/wordml" xmlns:w16cex="http://schemas.microsoft.com/office/word/2018/wordml/cex" xmlns:w16cid="http://schemas.microsoft.com/office/word/2016/wordml/cid" xmlns:w16="http://schemas.microsoft.com/office/word/2018/wordml" xmlns:w16du="http://schemas.microsoft.com/office/word/2023/wordml/word16du" xmlns:w16sdtdh="http://schemas.microsoft.com/office/word/2020/wordml/sdtdatahash" xmlns:w16sdtfl="http://schemas.microsoft.com/office/word/2024/wordml/sdtformatlock" xmlns:w16se="http://schemas.microsoft.com/office/word/2015/wordml/symex" xmlns:wpg="http://schemas.microsoft.com/office/word/2010/wordprocessingGroup" xmlns:wpi="http://schemas.microsoft.com/office/word/2010/wordprocessingInk" xmlns:wne="http://schemas.microsoft.com/office/word/2006/wordml" xmlns:wps="http://schemas.microsoft.com/office/word/2010/wordprocessingShape" mc:Ignorable="w14 w15 w16se w16cid w16 w16cex w16sdtdh w16sdtfl w16du wp14">
+<w:document xmlns:wpc="http://schemas.microsoft.com/office/word/2010/wordprocessingCanvas" xmlns:cx="http://schemas.microsoft.com/office/drawing/2014/chartex" xmlns:cx1="http://schemas.microsoft.com/office/drawing/2015/9/8/chartex" xmlns:cx2="http://schemas.microsoft.com/office/drawing/2015/10/21/chartex" xmlns:cx3="http://schemas.microsoft.com/office/drawing/2016/5/9/chartex" xmlns:cx4="http://schemas.microsoft.com/office/drawing/2016/5/10/chartex" xmlns:cx5="http://schemas.microsoft.com/office/drawing/2016/5/11/chartex" xmlns:cx6="http://schemas.microsoft.com/office/drawing/2016/5/12/chartex" xmlns:cx7="http://schemas.microsoft.com/office/drawing/2016/5/13/chartex" xmlns:cx8="http://schemas.microsoft.com/office/drawing/2016/5/14/chartex" xmlns:mc="http://schemas.openxmlformats.org/markup-compatibility/2006" xmlns:aink="http://schemas.microsoft.com/office/drawing/2016/ink" xmlns:am3d="http://schemas.microsoft.com/office/drawing/2017/model3d" xmlns:o="urn:schemas-microsoft-com:office:office" xmlns:r="http://schemas.openxmlformats.org/officeDocument/2006/relationships" xmlns:m="http://schemas.openxmlformats.org/officeDocument/2006/math" xmlns:v="urn:schemas-microsoft-com:vml" xmlns:wp14="http://schemas.microsoft.com/office/word/2010/wordprocessingDrawing" xmlns:wp="http://schemas.openxmlformats.org/drawingml/2006/wordprocessingDrawing" xmlns:w10="urn:schemas-microsoft-com:office:word" xmlns:w="http://schemas.openxmlformats.org/wordprocessingml/2006/main" xmlns:w14="http://schemas.microsoft.com/office/word/2010/wordml" xmlns:w15="http://schemas.microsoft.com/office/word/2012/wordml" xmlns:w16cex="http://schemas.microsoft.com/office/word/2018/wordml/cex" xmlns:w16cid="http://schemas.microsoft.com/office/word/2016/wordml/cid" xmlns:w16="http://schemas.microsoft.com/office/word/2018/wordml" xmlns:w16sdtdh="http://schemas.microsoft.com/office/word/2020/wordml/sdtdatahash" xmlns:w16se="http://schemas.microsoft.com/office/word/2015/wordml/symex" xmlns:wpg="http://schemas.microsoft.com/office/word/2010/wordprocessingGroup" xmlns:wpi="http://schemas.microsoft.com/office/word/2010/wordprocessingInk" xmlns:wne="http://schemas.microsoft.com/office/word/2006/wordml" xmlns:wps="http://schemas.microsoft.com/office/word/2010/wordprocessingShape" mc:Ignorable="w14 w15 w16se w16cid w16 w16cex w16sdtdh wp14">
   <w:body>
     <w:p>
       <w:pPr>
@@ -22,7 +22,7 @@
       </w:pPr>
       <w:r>
         <w:rPr>
-          <w:rFonts w:ascii="Raleway Light" w:hAnsi="Raleway Light" w:cstheme="minorBidi"/>
+          <w:rFonts w:ascii="Raleway Light" w:hAnsi="Raleway Light"/>
           <w:b/>
           <w:bCs/>
           <w:noProof/>
@@ -35,18 +35,18 @@
         <mc:AlternateContent>
           <mc:Choice Requires="wps">
             <w:drawing>
-              <wp:anchor distT="0" distB="0" distL="114300" distR="114300" simplePos="0" relativeHeight="251660287" behindDoc="0" locked="0" layoutInCell="1" allowOverlap="1" wp14:anchorId="65F1F382" wp14:editId="18031D72">
+              <wp:anchor distT="0" distB="0" distL="114300" distR="114300" simplePos="0" relativeHeight="251657212" behindDoc="0" locked="0" layoutInCell="1" allowOverlap="1" wp14:anchorId="3A65E6F8" wp14:editId="3D36A34C">
                 <wp:simplePos x="0" y="0"/>
                 <wp:positionH relativeFrom="leftMargin">
                   <wp:align>right</wp:align>
                 </wp:positionH>
                 <wp:positionV relativeFrom="paragraph">
-                  <wp:posOffset>-683895</wp:posOffset>
+                  <wp:posOffset>-639445</wp:posOffset>
                 </wp:positionV>
-                <wp:extent cx="2847975" cy="10772775"/>
+                <wp:extent cx="2847975" cy="11477625"/>
                 <wp:effectExtent l="0" t="0" r="9525" b="9525"/>
                 <wp:wrapNone/>
-                <wp:docPr id="1583129078" name="Rectangle 1"/>
+                <wp:docPr id="1100269250" name="Rectangle 1"/>
                 <wp:cNvGraphicFramePr/>
                 <a:graphic xmlns:a="http://schemas.openxmlformats.org/drawingml/2006/main">
                   <a:graphicData uri="http://schemas.microsoft.com/office/word/2010/wordprocessingShape">
@@ -55,7 +55,7 @@
                       <wps:spPr>
                         <a:xfrm>
                           <a:off x="0" y="0"/>
-                          <a:ext cx="2847975" cy="10772775"/>
+                          <a:ext cx="2847975" cy="11477625"/>
                         </a:xfrm>
                         <a:prstGeom prst="rect">
                           <a:avLst/>
@@ -100,7 +100,7 @@
           </mc:Choice>
           <mc:Fallback>
             <w:pict>
-              <v:rect w14:anchorId="14099964" id="Rectangle 1" o:spid="_x0000_s1026" style="position:absolute;margin-left:173.05pt;margin-top:-53.85pt;width:224.25pt;height:848.25pt;z-index:251660287;visibility:visible;mso-wrap-style:square;mso-height-percent:0;mso-wrap-distance-left:9pt;mso-wrap-distance-top:0;mso-wrap-distance-right:9pt;mso-wrap-distance-bottom:0;mso-position-horizontal:right;mso-position-horizontal-relative:left-margin-area;mso-position-vertical:absolute;mso-position-vertical-relative:text;mso-height-percent:0;mso-height-relative:margin;v-text-anchor:middle" o:gfxdata="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" fillcolor="#0f9ed5 [3207]" stroked="f">
+              <v:rect w14:anchorId="5F2C9333" id="Rectangle 1" o:spid="_x0000_s1026" style="position:absolute;margin-left:173.05pt;margin-top:-50.35pt;width:224.25pt;height:903.75pt;z-index:251657212;visibility:visible;mso-wrap-style:square;mso-height-percent:0;mso-wrap-distance-left:9pt;mso-wrap-distance-top:0;mso-wrap-distance-right:9pt;mso-wrap-distance-bottom:0;mso-position-horizontal:right;mso-position-horizontal-relative:left-margin-area;mso-position-vertical:absolute;mso-position-vertical-relative:text;mso-height-percent:0;mso-height-relative:margin;v-text-anchor:middle" o:gfxdata="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" fillcolor="#0f9ed5 [3207]" stroked="f">
                 <v:fill opacity="32896f"/>
                 <w10:wrap anchorx="margin"/>
               </v:rect>
@@ -121,7 +121,7 @@
           <w:lang w:val="en-MY"/>
         </w:rPr>
         <w:drawing>
-          <wp:anchor distT="0" distB="0" distL="114300" distR="114300" simplePos="0" relativeHeight="251661312" behindDoc="0" locked="0" layoutInCell="1" allowOverlap="1" wp14:anchorId="2984548F" wp14:editId="42214968">
+          <wp:anchor distT="0" distB="0" distL="114300" distR="114300" simplePos="0" relativeHeight="251661312" behindDoc="0" locked="0" layoutInCell="1" allowOverlap="1" wp14:anchorId="2984548F" wp14:editId="4C2BBCEA">
             <wp:simplePos x="0" y="0"/>
             <wp:positionH relativeFrom="column">
               <wp:posOffset>-1162050</wp:posOffset>
@@ -219,17 +219,16 @@
     </w:p>
     <w:p>
       <w:pPr>
-        <w:spacing w:line="240" w:lineRule="auto"/>
+        <w:pStyle w:val="NoSpacing"/>
         <w:ind w:left="180"/>
         <w:rPr>
-          <w:noProof/>
-          <w:color w:val="0068A7"/>
-          <w:spacing w:val="60"/>
-          <w:kern w:val="24"/>
-        </w:rPr>
-      </w:pPr>
-      <w:r>
-        <w:rPr>
+          <w:rFonts w:ascii="Calibri" w:hAnsi="Calibri" w:cs="Calibri"/>
+        </w:rPr>
+      </w:pPr>
+      <w:r>
+        <w:rPr>
+          <w:b/>
+          <w:bCs/>
           <w:noProof/>
           <w:color w:val="0068A7"/>
           <w:spacing w:val="60"/>
@@ -353,7 +352,7 @@
               </wp:anchor>
             </w:drawing>
           </mc:Choice>
-          <mc:Fallback>
+          <mc:Fallback xmlns:w16sdtfl="http://schemas.microsoft.com/office/word/2024/wordml/sdtformatlock" xmlns:w16du="http://schemas.microsoft.com/office/word/2023/wordml/word16du" xmlns:oel="http://schemas.microsoft.com/office/2019/extlst">
             <w:pict>
               <v:shapetype w14:anchorId="0C4F8682" id="_x0000_t202" coordsize="21600,21600" o:spt="202" path="m,l,21600r21600,l21600,xe">
                 <v:stroke joinstyle="miter"/>
@@ -427,76 +426,95 @@
       </w:r>
       <w:r>
         <w:rPr>
-          <w:rFonts w:cs="Tahoma"/>
-          <w:noProof/>
-          <w:spacing w:val="60"/>
-          <w:kern w:val="24"/>
-          <w:sz w:val="20"/>
-          <w:szCs w:val="20"/>
-        </w:rPr>
-        <w:t xml:space="preserve">Email: </w:t>
+          <w:b/>
+          <w:bCs/>
+        </w:rPr>
+        <w:t>E</w:t>
+      </w:r>
+      <w:r>
+        <w:rPr>
+          <w:rFonts w:ascii="Calibri" w:hAnsi="Calibri" w:cs="Calibri"/>
+          <w:b/>
+          <w:bCs/>
+        </w:rPr>
+        <w:t>m</w:t>
+      </w:r>
+      <w:r>
+        <w:rPr>
+          <w:rFonts w:ascii="Calibri" w:hAnsi="Calibri" w:cs="Calibri"/>
+          <w:b/>
+          <w:bCs/>
+        </w:rPr>
+        <w:t>ail</w:t>
+      </w:r>
+      <w:r>
+        <w:rPr>
+          <w:rFonts w:ascii="Calibri" w:hAnsi="Calibri" w:cs="Calibri"/>
+        </w:rPr>
+        <w:t xml:space="preserve">: </w:t>
       </w:r>
       <w:hyperlink r:id="rId7" w:history="1">
         <w:r>
           <w:rPr>
-            <w:rStyle w:val="Hyperlink"/>
-            <w:rFonts w:cs="Tahoma"/>
-            <w:noProof/>
-            <w:spacing w:val="60"/>
-            <w:kern w:val="24"/>
-            <w:sz w:val="20"/>
-            <w:szCs w:val="20"/>
-            <w:u w:val="none"/>
+            <w:rFonts w:ascii="Calibri" w:hAnsi="Calibri" w:cs="Calibri"/>
           </w:rPr>
           <w:t>patrickgonzaga@gmail.com</w:t>
         </w:r>
       </w:hyperlink>
       <w:r>
         <w:rPr>
-          <w:rFonts w:cs="Tahoma"/>
-          <w:noProof/>
-          <w:color w:val="0068A7"/>
-          <w:spacing w:val="60"/>
-          <w:kern w:val="24"/>
-          <w:sz w:val="20"/>
-          <w:szCs w:val="20"/>
+          <w:rFonts w:ascii="Calibri" w:hAnsi="Calibri" w:cs="Calibri"/>
         </w:rPr>
         <w:br/>
       </w:r>
       <w:r>
         <w:rPr>
-          <w:rFonts w:cs="Tahoma"/>
-          <w:noProof/>
-          <w:spacing w:val="60"/>
-          <w:kern w:val="24"/>
-          <w:sz w:val="20"/>
-          <w:szCs w:val="20"/>
-        </w:rPr>
-        <w:t>Portfolio:</w:t>
-      </w:r>
-      <w:r>
-        <w:rPr>
-          <w:rFonts w:cs="Tahoma"/>
-          <w:noProof/>
-          <w:color w:val="0068A7"/>
-          <w:spacing w:val="60"/>
-          <w:kern w:val="24"/>
-          <w:sz w:val="20"/>
-          <w:szCs w:val="20"/>
+          <w:rFonts w:ascii="Calibri" w:hAnsi="Calibri" w:cs="Calibri"/>
+          <w:b/>
+          <w:bCs/>
+        </w:rPr>
+        <w:t>Contact</w:t>
+      </w:r>
+      <w:r>
+        <w:rPr>
+          <w:rFonts w:ascii="Calibri" w:hAnsi="Calibri" w:cs="Calibri"/>
+        </w:rPr>
+        <w:t>: 09294924510</w:t>
+      </w:r>
+      <w:r>
+        <w:rPr>
+          <w:rFonts w:ascii="Calibri" w:hAnsi="Calibri" w:cs="Calibri"/>
+        </w:rPr>
+        <w:br/>
+      </w:r>
+      <w:r>
+        <w:rPr>
+          <w:rFonts w:ascii="Calibri" w:hAnsi="Calibri" w:cs="Calibri"/>
+          <w:b/>
+          <w:bCs/>
+        </w:rPr>
+        <w:t>Portfolio</w:t>
+      </w:r>
+      <w:r>
+        <w:rPr>
+          <w:rFonts w:ascii="Calibri" w:hAnsi="Calibri" w:cs="Calibri"/>
+        </w:rPr>
+        <w:t xml:space="preserve">: </w:t>
+      </w:r>
+      <w:hyperlink r:id="rId8" w:history="1">
+        <w:r>
+          <w:rPr>
+            <w:rStyle w:val="Hyperlink"/>
+            <w:rFonts w:ascii="Calibri" w:hAnsi="Calibri" w:cs="Calibri"/>
+          </w:rPr>
+          <w:t>https://patgonzaga.dev</w:t>
+        </w:r>
+      </w:hyperlink>
+      <w:r>
+        <w:rPr>
+          <w:rFonts w:ascii="Calibri" w:hAnsi="Calibri" w:cs="Calibri"/>
         </w:rPr>
         <w:t xml:space="preserve"> </w:t>
-      </w:r>
-      <w:r>
-        <w:rPr>
-          <w:rFonts w:cs="Tahoma"/>
-          <w:noProof/>
-          <w:color w:val="0068A7"/>
-          <w:spacing w:val="60"/>
-          <w:kern w:val="24"/>
-          <w:sz w:val="20"/>
-          <w:szCs w:val="20"/>
-        </w:rPr>
-        <w:t>https://patgonzaga.dev</w:t>
       </w:r>
     </w:p>
     <w:p>
@@ -589,7 +607,7 @@
               </wp:anchor>
             </w:drawing>
           </mc:Choice>
-          <mc:Fallback>
+          <mc:Fallback xmlns:w16sdtfl="http://schemas.microsoft.com/office/word/2024/wordml/sdtformatlock" xmlns:w16du="http://schemas.microsoft.com/office/word/2023/wordml/word16du" xmlns:oel="http://schemas.microsoft.com/office/2019/extlst">
             <w:pict>
               <v:line w14:anchorId="5764FF11" id="Connecteur droit 103" o:spid="_x0000_s1026" style="position:absolute;flip:y;z-index:251663360;visibility:visible;mso-wrap-style:square;mso-width-percent:0;mso-height-percent:0;mso-wrap-distance-left:9pt;mso-wrap-distance-top:0;mso-wrap-distance-right:9pt;mso-wrap-distance-bottom:0;mso-position-horizontal:right;mso-position-horizontal-relative:margin;mso-position-vertical:absolute;mso-position-vertical-relative:text;mso-width-percent:0;mso-height-percent:0;mso-width-relative:margin;mso-height-relative:margin" from="341.05pt,2.5pt" to="733.3pt,4.75pt" o:gfxdata="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" strokecolor="#004a77" strokeweight="2.25pt">
                 <v:stroke miterlimit="4" joinstyle="miter"/>
@@ -799,7 +817,7 @@
               </wp:anchor>
             </w:drawing>
           </mc:Choice>
-          <mc:Fallback>
+          <mc:Fallback xmlns:w16sdtfl="http://schemas.microsoft.com/office/word/2024/wordml/sdtformatlock" xmlns:w16du="http://schemas.microsoft.com/office/word/2023/wordml/word16du" xmlns:oel="http://schemas.microsoft.com/office/2019/extlst">
             <w:pict>
               <v:shape w14:anchorId="61B3AF97" id="_x0000_s1027" type="#_x0000_t202" style="position:absolute;left:0;text-align:left;margin-left:0;margin-top:.3pt;width:139.7pt;height:39pt;z-index:251677696;visibility:visible;mso-wrap-style:square;mso-height-percent:0;mso-wrap-distance-left:9pt;mso-wrap-distance-top:0;mso-wrap-distance-right:9pt;mso-wrap-distance-bottom:0;mso-position-horizontal:absolute;mso-position-horizontal-relative:page;mso-position-vertical:absolute;mso-position-vertical-relative:text;mso-height-percent:0;mso-height-relative:margin;v-text-anchor:middle" o:gfxdata="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" filled="f" stroked="f" strokeweight=".25pt">
                 <v:stroke miterlimit="4"/>
@@ -958,7 +976,7 @@
               </wp:anchor>
             </w:drawing>
           </mc:Choice>
-          <mc:Fallback>
+          <mc:Fallback xmlns:w16sdtfl="http://schemas.microsoft.com/office/word/2024/wordml/sdtformatlock" xmlns:w16du="http://schemas.microsoft.com/office/word/2023/wordml/word16du" xmlns:oel="http://schemas.microsoft.com/office/2019/extlst">
             <w:pict>
               <v:line w14:anchorId="355D885B" id="Connecteur droit 103" o:spid="_x0000_s1026" style="position:absolute;flip:y;z-index:251679744;visibility:visible;mso-wrap-style:square;mso-width-percent:0;mso-height-percent:0;mso-wrap-distance-left:9pt;mso-wrap-distance-top:0;mso-wrap-distance-right:9pt;mso-wrap-distance-bottom:0;mso-position-horizontal:right;mso-position-horizontal-relative:margin;mso-position-vertical:absolute;mso-position-vertical-relative:text;mso-width-percent:0;mso-height-percent:0;mso-width-relative:margin;mso-height-relative:margin" from="341.05pt,2.25pt" to="733.3pt,4.5pt" o:gfxdata="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" strokecolor="#004a77" strokeweight="2.25pt">
                 <v:stroke miterlimit="4" joinstyle="miter"/>
@@ -1286,7 +1304,7 @@
               </wp:anchor>
             </w:drawing>
           </mc:Choice>
-          <mc:Fallback>
+          <mc:Fallback xmlns:w16sdtfl="http://schemas.microsoft.com/office/word/2024/wordml/sdtformatlock" xmlns:w16du="http://schemas.microsoft.com/office/word/2023/wordml/word16du" xmlns:oel="http://schemas.microsoft.com/office/2019/extlst">
             <w:pict>
               <v:shape w14:anchorId="11883FBB" id="_x0000_s1028" type="#_x0000_t202" style="position:absolute;left:0;text-align:left;margin-left:0;margin-top:28.05pt;width:139.7pt;height:44.25pt;z-index:251667456;visibility:visible;mso-wrap-style:square;mso-height-percent:0;mso-wrap-distance-left:9pt;mso-wrap-distance-top:0;mso-wrap-distance-right:9pt;mso-wrap-distance-bottom:0;mso-position-horizontal:absolute;mso-position-horizontal-relative:page;mso-position-vertical:absolute;mso-position-vertical-relative:text;mso-height-percent:0;mso-height-relative:margin;v-text-anchor:middle" o:gfxdata="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" filled="f" stroked="f" strokeweight=".25pt">
                 <v:stroke miterlimit="4"/>
@@ -1506,7 +1524,7 @@
               </wp:anchor>
             </w:drawing>
           </mc:Choice>
-          <mc:Fallback>
+          <mc:Fallback xmlns:w16sdtfl="http://schemas.microsoft.com/office/word/2024/wordml/sdtformatlock" xmlns:w16du="http://schemas.microsoft.com/office/word/2023/wordml/word16du" xmlns:oel="http://schemas.microsoft.com/office/2019/extlst">
             <w:pict>
               <v:line w14:anchorId="69DDB3B8" id="Connecteur droit 103" o:spid="_x0000_s1026" style="position:absolute;z-index:251666432;visibility:visible;mso-wrap-style:square;mso-width-percent:0;mso-height-percent:0;mso-wrap-distance-left:9pt;mso-wrap-distance-top:0;mso-wrap-distance-right:9pt;mso-wrap-distance-bottom:0;mso-position-horizontal:right;mso-position-horizontal-relative:margin;mso-position-vertical:absolute;mso-position-vertical-relative:text;mso-width-percent:0;mso-height-percent:0;mso-width-relative:margin;mso-height-relative:margin" from="338.05pt,6.8pt" to="727.3pt,6.8pt" o:gfxdata="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" strokecolor="#004a77" strokeweight="2.25pt">
                 <v:stroke miterlimit="4" joinstyle="miter"/>
@@ -1748,7 +1766,7 @@
           <w:szCs w:val="22"/>
         </w:rPr>
       </w:pPr>
-      <w:hyperlink r:id="rId8" w:history="1">
+      <w:hyperlink r:id="rId9" w:history="1">
         <w:r>
           <w:rPr>
             <w:rStyle w:val="Hyperlink"/>
@@ -1758,29 +1776,7 @@
             <w:sz w:val="22"/>
             <w:szCs w:val="22"/>
           </w:rPr>
-          <w:t>https://www.discoveryholida</w:t>
-        </w:r>
-        <w:r>
-          <w:rPr>
-            <w:rStyle w:val="Hyperlink"/>
-            <w:rFonts w:asciiTheme="minorHAnsi" w:eastAsia="Calibri" w:hAnsiTheme="minorHAnsi" w:cstheme="minorHAnsi"/>
-            <w:noProof/>
-            <w:kern w:val="24"/>
-            <w:sz w:val="22"/>
-            <w:szCs w:val="22"/>
-          </w:rPr>
-          <w:t>y</w:t>
-        </w:r>
-        <w:r>
-          <w:rPr>
-            <w:rStyle w:val="Hyperlink"/>
-            <w:rFonts w:asciiTheme="minorHAnsi" w:eastAsia="Calibri" w:hAnsiTheme="minorHAnsi" w:cstheme="minorHAnsi"/>
-            <w:noProof/>
-            <w:kern w:val="24"/>
-            <w:sz w:val="22"/>
-            <w:szCs w:val="22"/>
-          </w:rPr>
-          <w:t>parks.com.au</w:t>
+          <w:t>https://www.discoveryholidayparks.com.au</w:t>
         </w:r>
       </w:hyperlink>
       <w:r>
@@ -1794,7 +1790,7 @@
         </w:rPr>
         <w:t xml:space="preserve"> &amp; </w:t>
       </w:r>
-      <w:hyperlink r:id="rId9" w:history="1">
+      <w:hyperlink r:id="rId10" w:history="1">
         <w:r>
           <w:rPr>
             <w:rStyle w:val="Hyperlink"/>
@@ -2135,7 +2131,7 @@
           <w:szCs w:val="22"/>
         </w:rPr>
       </w:pPr>
-      <w:hyperlink r:id="rId10" w:history="1">
+      <w:hyperlink r:id="rId11" w:history="1">
         <w:r>
           <w:rPr>
             <w:rStyle w:val="Hyperlink"/>
@@ -2145,29 +2141,7 @@
             <w:sz w:val="22"/>
             <w:szCs w:val="22"/>
           </w:rPr>
-          <w:t>https://www.opti</w:t>
-        </w:r>
-        <w:r>
-          <w:rPr>
-            <w:rStyle w:val="Hyperlink"/>
-            <w:rFonts w:asciiTheme="minorHAnsi" w:eastAsia="Calibri" w:hAnsiTheme="minorHAnsi" w:cstheme="minorHAnsi"/>
-            <w:noProof/>
-            <w:kern w:val="24"/>
-            <w:sz w:val="22"/>
-            <w:szCs w:val="22"/>
-          </w:rPr>
-          <w:t>m</w:t>
-        </w:r>
-        <w:r>
-          <w:rPr>
-            <w:rStyle w:val="Hyperlink"/>
-            <w:rFonts w:asciiTheme="minorHAnsi" w:eastAsia="Calibri" w:hAnsiTheme="minorHAnsi" w:cstheme="minorHAnsi"/>
-            <w:noProof/>
-            <w:kern w:val="24"/>
-            <w:sz w:val="22"/>
-            <w:szCs w:val="22"/>
-          </w:rPr>
-          <w:t>atech.io</w:t>
+          <w:t>https://www.optimatech.io</w:t>
         </w:r>
       </w:hyperlink>
     </w:p>
@@ -2339,7 +2313,97 @@
       </w:pPr>
       <w:r>
         <w:rPr>
-          <w:rFonts w:ascii="Raleway Light" w:hAnsi="Raleway Light"/>
+          <w:rFonts w:eastAsia="Calibri" w:cstheme="minorHAnsi"/>
+          <w:noProof/>
+          <w:color w:val="000000" w:themeColor="text1"/>
+          <w:kern w:val="24"/>
+        </w:rPr>
+        <w:t xml:space="preserve">Created and maintained </w:t>
+      </w:r>
+      <w:r>
+        <w:rPr>
+          <w:rFonts w:eastAsia="Calibri" w:cstheme="minorHAnsi"/>
+          <w:noProof/>
+          <w:color w:val="000000" w:themeColor="text1"/>
+          <w:kern w:val="24"/>
+        </w:rPr>
+        <w:t>top-notch functional and technical</w:t>
+      </w:r>
+      <w:r>
+        <w:rPr>
+          <w:rFonts w:eastAsia="Calibri" w:cstheme="minorHAnsi"/>
+          <w:noProof/>
+          <w:color w:val="000000" w:themeColor="text1"/>
+          <w:kern w:val="24"/>
+        </w:rPr>
+        <w:t xml:space="preserve"> documentation using Confluence, resulting in a </w:t>
+      </w:r>
+      <w:r>
+        <w:rPr>
+          <w:rFonts w:eastAsia="Calibri" w:cstheme="minorHAnsi"/>
+          <w:noProof/>
+          <w:color w:val="000000" w:themeColor="text1"/>
+          <w:kern w:val="24"/>
+        </w:rPr>
+        <w:t xml:space="preserve">remarkable </w:t>
+      </w:r>
+      <w:r>
+        <w:rPr>
+          <w:rFonts w:eastAsia="Calibri" w:cstheme="minorHAnsi"/>
+          <w:noProof/>
+          <w:color w:val="000000" w:themeColor="text1"/>
+          <w:kern w:val="24"/>
+        </w:rPr>
+        <w:t>50</w:t>
+      </w:r>
+      <w:r>
+        <w:rPr>
+          <w:rFonts w:eastAsia="Calibri" w:cstheme="minorHAnsi"/>
+          <w:noProof/>
+          <w:color w:val="000000" w:themeColor="text1"/>
+          <w:kern w:val="24"/>
+        </w:rPr>
+        <w:t xml:space="preserve">% improvement in knowledge sharing and software development </w:t>
+      </w:r>
+      <w:r>
+        <w:rPr>
+          <w:rFonts w:eastAsia="Calibri" w:cstheme="minorHAnsi"/>
+          <w:noProof/>
+          <w:color w:val="000000" w:themeColor="text1"/>
+          <w:kern w:val="24"/>
+        </w:rPr>
+        <w:t xml:space="preserve">and troubleshooting </w:t>
+      </w:r>
+      <w:r>
+        <w:rPr>
+          <w:rFonts w:eastAsia="Calibri" w:cstheme="minorHAnsi"/>
+          <w:noProof/>
+          <w:color w:val="000000" w:themeColor="text1"/>
+          <w:kern w:val="24"/>
+        </w:rPr>
+        <w:t>efficiency.</w:t>
+      </w:r>
+    </w:p>
+    <w:p>
+      <w:pPr>
+        <w:pStyle w:val="NormalWeb"/>
+        <w:numPr>
+          <w:ilvl w:val="0"/>
+          <w:numId w:val="1"/>
+        </w:numPr>
+        <w:spacing w:after="0"/>
+        <w:jc w:val="both"/>
+        <w:rPr>
+          <w:rFonts w:asciiTheme="minorHAnsi" w:eastAsia="Calibri" w:hAnsiTheme="minorHAnsi" w:cstheme="minorHAnsi"/>
+          <w:noProof/>
+          <w:kern w:val="24"/>
+          <w:sz w:val="22"/>
+          <w:szCs w:val="22"/>
+        </w:rPr>
+      </w:pPr>
+      <w:r>
+        <w:rPr>
+          <w:rFonts w:ascii="Raleway Light" w:hAnsi="Raleway Light" w:cstheme="minorBidi"/>
           <w:b/>
           <w:bCs/>
           <w:noProof/>
@@ -2353,18 +2417,18 @@
         <mc:AlternateContent>
           <mc:Choice Requires="wps">
             <w:drawing>
-              <wp:anchor distT="0" distB="0" distL="114300" distR="114300" simplePos="0" relativeHeight="251657212" behindDoc="0" locked="0" layoutInCell="1" allowOverlap="1" wp14:anchorId="3A65E6F8" wp14:editId="5F92334A">
+              <wp:anchor distT="0" distB="0" distL="114300" distR="114300" simplePos="0" relativeHeight="251660287" behindDoc="0" locked="0" layoutInCell="1" allowOverlap="1" wp14:anchorId="65F1F382" wp14:editId="3ABD4634">
                 <wp:simplePos x="0" y="0"/>
                 <wp:positionH relativeFrom="leftMargin">
                   <wp:align>right</wp:align>
                 </wp:positionH>
                 <wp:positionV relativeFrom="paragraph">
-                  <wp:posOffset>-1051560</wp:posOffset>
+                  <wp:posOffset>-741045</wp:posOffset>
                 </wp:positionV>
-                <wp:extent cx="2847975" cy="11477625"/>
+                <wp:extent cx="2847975" cy="10772775"/>
                 <wp:effectExtent l="0" t="0" r="9525" b="9525"/>
                 <wp:wrapNone/>
-                <wp:docPr id="1100269250" name="Rectangle 1"/>
+                <wp:docPr id="1583129078" name="Rectangle 1"/>
                 <wp:cNvGraphicFramePr/>
                 <a:graphic xmlns:a="http://schemas.openxmlformats.org/drawingml/2006/main">
                   <a:graphicData uri="http://schemas.microsoft.com/office/word/2010/wordprocessingShape">
@@ -2373,7 +2437,7 @@
                       <wps:spPr>
                         <a:xfrm>
                           <a:off x="0" y="0"/>
-                          <a:ext cx="2847975" cy="11477625"/>
+                          <a:ext cx="2847975" cy="10772775"/>
                         </a:xfrm>
                         <a:prstGeom prst="rect">
                           <a:avLst/>
@@ -2418,7 +2482,7 @@
           </mc:Choice>
           <mc:Fallback>
             <w:pict>
-              <v:rect w14:anchorId="00A695DA" id="Rectangle 1" o:spid="_x0000_s1026" style="position:absolute;margin-left:173.05pt;margin-top:-82.8pt;width:224.25pt;height:903.75pt;z-index:251657212;visibility:visible;mso-wrap-style:square;mso-height-percent:0;mso-wrap-distance-left:9pt;mso-wrap-distance-top:0;mso-wrap-distance-right:9pt;mso-wrap-distance-bottom:0;mso-position-horizontal:right;mso-position-horizontal-relative:left-margin-area;mso-position-vertical:absolute;mso-position-vertical-relative:text;mso-height-percent:0;mso-height-relative:margin;v-text-anchor:middle" o:gfxdata="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" fillcolor="#0f9ed5 [3207]" stroked="f">
+              <v:rect w14:anchorId="3F4D6D25" id="Rectangle 1" o:spid="_x0000_s1026" style="position:absolute;margin-left:173.05pt;margin-top:-58.35pt;width:224.25pt;height:848.25pt;z-index:251660287;visibility:visible;mso-wrap-style:square;mso-height-percent:0;mso-wrap-distance-left:9pt;mso-wrap-distance-top:0;mso-wrap-distance-right:9pt;mso-wrap-distance-bottom:0;mso-position-horizontal:right;mso-position-horizontal-relative:left-margin-area;mso-position-vertical:absolute;mso-position-vertical-relative:text;mso-height-percent:0;mso-height-relative:margin;v-text-anchor:middle" o:gfxdata="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" fillcolor="#0f9ed5 [3207]" stroked="f">
                 <v:fill opacity="32896f"/>
                 <w10:wrap anchorx="margin"/>
               </v:rect>
@@ -2426,96 +2490,6 @@
           </mc:Fallback>
         </mc:AlternateContent>
       </w:r>
-      <w:r>
-        <w:rPr>
-          <w:rFonts w:eastAsia="Calibri" w:cstheme="minorHAnsi"/>
-          <w:noProof/>
-          <w:color w:val="000000" w:themeColor="text1"/>
-          <w:kern w:val="24"/>
-        </w:rPr>
-        <w:t xml:space="preserve">Created and maintained </w:t>
-      </w:r>
-      <w:r>
-        <w:rPr>
-          <w:rFonts w:eastAsia="Calibri" w:cstheme="minorHAnsi"/>
-          <w:noProof/>
-          <w:color w:val="000000" w:themeColor="text1"/>
-          <w:kern w:val="24"/>
-        </w:rPr>
-        <w:t>top-notch functional and technical</w:t>
-      </w:r>
-      <w:r>
-        <w:rPr>
-          <w:rFonts w:eastAsia="Calibri" w:cstheme="minorHAnsi"/>
-          <w:noProof/>
-          <w:color w:val="000000" w:themeColor="text1"/>
-          <w:kern w:val="24"/>
-        </w:rPr>
-        <w:t xml:space="preserve"> documentation using Confluence, resulting in a </w:t>
-      </w:r>
-      <w:r>
-        <w:rPr>
-          <w:rFonts w:eastAsia="Calibri" w:cstheme="minorHAnsi"/>
-          <w:noProof/>
-          <w:color w:val="000000" w:themeColor="text1"/>
-          <w:kern w:val="24"/>
-        </w:rPr>
-        <w:t xml:space="preserve">remarkable </w:t>
-      </w:r>
-      <w:r>
-        <w:rPr>
-          <w:rFonts w:eastAsia="Calibri" w:cstheme="minorHAnsi"/>
-          <w:noProof/>
-          <w:color w:val="000000" w:themeColor="text1"/>
-          <w:kern w:val="24"/>
-        </w:rPr>
-        <w:t>50</w:t>
-      </w:r>
-      <w:r>
-        <w:rPr>
-          <w:rFonts w:eastAsia="Calibri" w:cstheme="minorHAnsi"/>
-          <w:noProof/>
-          <w:color w:val="000000" w:themeColor="text1"/>
-          <w:kern w:val="24"/>
-        </w:rPr>
-        <w:t xml:space="preserve">% improvement in knowledge sharing and software development </w:t>
-      </w:r>
-      <w:r>
-        <w:rPr>
-          <w:rFonts w:eastAsia="Calibri" w:cstheme="minorHAnsi"/>
-          <w:noProof/>
-          <w:color w:val="000000" w:themeColor="text1"/>
-          <w:kern w:val="24"/>
-        </w:rPr>
-        <w:t xml:space="preserve">and troubleshooting </w:t>
-      </w:r>
-      <w:r>
-        <w:rPr>
-          <w:rFonts w:eastAsia="Calibri" w:cstheme="minorHAnsi"/>
-          <w:noProof/>
-          <w:color w:val="000000" w:themeColor="text1"/>
-          <w:kern w:val="24"/>
-        </w:rPr>
-        <w:t>efficiency.</w:t>
-      </w:r>
-    </w:p>
-    <w:p>
-      <w:pPr>
-        <w:pStyle w:val="NormalWeb"/>
-        <w:numPr>
-          <w:ilvl w:val="0"/>
-          <w:numId w:val="1"/>
-        </w:numPr>
-        <w:spacing w:after="0"/>
-        <w:jc w:val="both"/>
-        <w:rPr>
-          <w:rFonts w:asciiTheme="minorHAnsi" w:eastAsia="Calibri" w:hAnsiTheme="minorHAnsi" w:cstheme="minorHAnsi"/>
-          <w:noProof/>
-          <w:kern w:val="24"/>
-          <w:sz w:val="22"/>
-          <w:szCs w:val="22"/>
-        </w:rPr>
-      </w:pPr>
       <w:r>
         <w:rPr>
           <w:rFonts w:asciiTheme="minorHAnsi" w:eastAsia="Calibri" w:hAnsiTheme="minorHAnsi" w:cstheme="minorHAnsi"/>
@@ -3463,7 +3437,7 @@
               </wp:anchor>
             </w:drawing>
           </mc:Choice>
-          <mc:Fallback>
+          <mc:Fallback xmlns:w16sdtfl="http://schemas.microsoft.com/office/word/2024/wordml/sdtformatlock" xmlns:w16du="http://schemas.microsoft.com/office/word/2023/wordml/word16du" xmlns:oel="http://schemas.microsoft.com/office/2019/extlst">
             <w:pict>
               <v:shape w14:anchorId="4AB30922" id="_x0000_s1029" type="#_x0000_t202" style="position:absolute;left:0;text-align:left;margin-left:88.5pt;margin-top:.75pt;width:139.7pt;height:44.25pt;z-index:251673600;visibility:visible;mso-wrap-style:square;mso-height-percent:0;mso-wrap-distance-left:9pt;mso-wrap-distance-top:0;mso-wrap-distance-right:9pt;mso-wrap-distance-bottom:0;mso-position-horizontal:right;mso-position-horizontal-relative:left-margin-area;mso-position-vertical:absolute;mso-position-vertical-relative:text;mso-height-percent:0;mso-height-relative:margin;v-text-anchor:middle" o:gfxdata="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" filled="f" stroked="f" strokeweight=".25pt">
                 <v:stroke miterlimit="4"/>
@@ -3576,7 +3550,7 @@
               </wp:anchor>
             </w:drawing>
           </mc:Choice>
-          <mc:Fallback>
+          <mc:Fallback xmlns:w16sdtfl="http://schemas.microsoft.com/office/word/2024/wordml/sdtformatlock" xmlns:w16du="http://schemas.microsoft.com/office/word/2023/wordml/word16du" xmlns:oel="http://schemas.microsoft.com/office/2019/extlst">
             <w:pict>
               <v:line w14:anchorId="2EF59E94" id="Connecteur droit 103" o:spid="_x0000_s1026" style="position:absolute;flip:y;z-index:251675648;visibility:visible;mso-wrap-style:square;mso-width-percent:0;mso-height-percent:0;mso-wrap-distance-left:9pt;mso-wrap-distance-top:0;mso-wrap-distance-right:9pt;mso-wrap-distance-bottom:0;mso-position-horizontal:right;mso-position-horizontal-relative:margin;mso-position-vertical:absolute;mso-position-vertical-relative:text;mso-width-percent:0;mso-height-percent:0;mso-width-relative:margin;mso-height-relative:margin" from="341.05pt,6.75pt" to="733.3pt,9pt" o:gfxdata="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" strokecolor="#004a77" strokeweight="2.25pt">
                 <v:stroke miterlimit="4" joinstyle="miter"/>
@@ -3858,7 +3832,7 @@
               </wp:anchor>
             </w:drawing>
           </mc:Choice>
-          <mc:Fallback>
+          <mc:Fallback xmlns:w16sdtfl="http://schemas.microsoft.com/office/word/2024/wordml/sdtformatlock" xmlns:w16du="http://schemas.microsoft.com/office/word/2023/wordml/word16du" xmlns:oel="http://schemas.microsoft.com/office/2019/extlst">
             <w:pict>
               <v:shape w14:anchorId="4871004E" id="_x0000_s1030" type="#_x0000_t202" style="position:absolute;left:0;text-align:left;margin-left:88.5pt;margin-top:1.05pt;width:139.7pt;height:44.25pt;z-index:251685888;visibility:visible;mso-wrap-style:square;mso-height-percent:0;mso-wrap-distance-left:9pt;mso-wrap-distance-top:0;mso-wrap-distance-right:9pt;mso-wrap-distance-bottom:0;mso-position-horizontal:right;mso-position-horizontal-relative:left-margin-area;mso-position-vertical:absolute;mso-position-vertical-relative:text;mso-height-percent:0;mso-height-relative:margin;v-text-anchor:middle" o:gfxdata="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" filled="f" stroked="f" strokeweight=".25pt">
                 <v:stroke miterlimit="4"/>
@@ -3971,7 +3945,7 @@
               </wp:anchor>
             </w:drawing>
           </mc:Choice>
-          <mc:Fallback>
+          <mc:Fallback xmlns:w16sdtfl="http://schemas.microsoft.com/office/word/2024/wordml/sdtformatlock" xmlns:w16du="http://schemas.microsoft.com/office/word/2023/wordml/word16du" xmlns:oel="http://schemas.microsoft.com/office/2019/extlst">
             <w:pict>
               <v:line w14:anchorId="51701AEA" id="Connecteur droit 103" o:spid="_x0000_s1026" style="position:absolute;flip:y;z-index:251683840;visibility:visible;mso-wrap-style:square;mso-width-percent:0;mso-height-percent:0;mso-wrap-distance-left:9pt;mso-wrap-distance-top:0;mso-wrap-distance-right:9pt;mso-wrap-distance-bottom:0;mso-position-horizontal:right;mso-position-horizontal-relative:margin;mso-position-vertical:absolute;mso-position-vertical-relative:text;mso-width-percent:0;mso-height-percent:0;mso-width-relative:margin;mso-height-relative:margin" from="341.05pt,3.75pt" to="733.3pt,6pt" o:gfxdata="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" strokecolor="#004a77" strokeweight="2.25pt">
                 <v:stroke miterlimit="4" joinstyle="miter"/>
@@ -4165,7 +4139,7 @@
 </file>
 
 <file path=word/numbering.xml><?xml version="1.0" encoding="utf-8"?>
-<w:numbering xmlns:wpc="http://schemas.microsoft.com/office/word/2010/wordprocessingCanvas" xmlns:cx="http://schemas.microsoft.com/office/drawing/2014/chartex" xmlns:cx1="http://schemas.microsoft.com/office/drawing/2015/9/8/chartex" xmlns:cx2="http://schemas.microsoft.com/office/drawing/2015/10/21/chartex" xmlns:cx3="http://schemas.microsoft.com/office/drawing/2016/5/9/chartex" xmlns:cx4="http://schemas.microsoft.com/office/drawing/2016/5/10/chartex" xmlns:cx5="http://schemas.microsoft.com/office/drawing/2016/5/11/chartex" xmlns:cx6="http://schemas.microsoft.com/office/drawing/2016/5/12/chartex" xmlns:cx7="http://schemas.microsoft.com/office/drawing/2016/5/13/chartex" xmlns:cx8="http://schemas.microsoft.com/office/drawing/2016/5/14/chartex" xmlns:mc="http://schemas.openxmlformats.org/markup-compatibility/2006" xmlns:aink="http://schemas.microsoft.com/office/drawing/2016/ink" xmlns:am3d="http://schemas.microsoft.com/office/drawing/2017/model3d" xmlns:o="urn:schemas-microsoft-com:office:office" xmlns:oel="http://schemas.microsoft.com/office/2019/extlst" xmlns:r="http://schemas.openxmlformats.org/officeDocument/2006/relationships" xmlns:m="http://schemas.openxmlformats.org/officeDocument/2006/math" xmlns:v="urn:schemas-microsoft-com:vml" xmlns:wp14="http://schemas.microsoft.com/office/word/2010/wordprocessingDrawing" xmlns:wp="http://schemas.openxmlformats.org/drawingml/2006/wordprocessingDrawing" xmlns:w10="urn:schemas-microsoft-com:office:word" xmlns:w="http://schemas.openxmlformats.org/wordprocessingml/2006/main" xmlns:w14="http://schemas.microsoft.com/office/word/2010/wordml" xmlns:w15="http://schemas.microsoft.com/office/word/2012/wordml" xmlns:w16cex="http://schemas.microsoft.com/office/word/2018/wordml/cex" xmlns:w16cid="http://schemas.microsoft.com/office/word/2016/wordml/cid" xmlns:w16="http://schemas.microsoft.com/office/word/2018/wordml" xmlns:w16du="http://schemas.microsoft.com/office/word/2023/wordml/word16du" xmlns:w16sdtdh="http://schemas.microsoft.com/office/word/2020/wordml/sdtdatahash" xmlns:w16sdtfl="http://schemas.microsoft.com/office/word/2024/wordml/sdtformatlock" xmlns:w16se="http://schemas.microsoft.com/office/word/2015/wordml/symex" xmlns:wpg="http://schemas.microsoft.com/office/word/2010/wordprocessingGroup" xmlns:wpi="http://schemas.microsoft.com/office/word/2010/wordprocessingInk" xmlns:wne="http://schemas.microsoft.com/office/word/2006/wordml" xmlns:wps="http://schemas.microsoft.com/office/word/2010/wordprocessingShape" mc:Ignorable="w14 w15 w16se w16cid w16 w16cex w16sdtdh w16sdtfl w16du wp14">
+<w:numbering xmlns:wpc="http://schemas.microsoft.com/office/word/2010/wordprocessingCanvas" xmlns:cx="http://schemas.microsoft.com/office/drawing/2014/chartex" xmlns:cx1="http://schemas.microsoft.com/office/drawing/2015/9/8/chartex" xmlns:cx2="http://schemas.microsoft.com/office/drawing/2015/10/21/chartex" xmlns:cx3="http://schemas.microsoft.com/office/drawing/2016/5/9/chartex" xmlns:cx4="http://schemas.microsoft.com/office/drawing/2016/5/10/chartex" xmlns:cx5="http://schemas.microsoft.com/office/drawing/2016/5/11/chartex" xmlns:cx6="http://schemas.microsoft.com/office/drawing/2016/5/12/chartex" xmlns:cx7="http://schemas.microsoft.com/office/drawing/2016/5/13/chartex" xmlns:cx8="http://schemas.microsoft.com/office/drawing/2016/5/14/chartex" xmlns:mc="http://schemas.openxmlformats.org/markup-compatibility/2006" xmlns:aink="http://schemas.microsoft.com/office/drawing/2016/ink" xmlns:am3d="http://schemas.microsoft.com/office/drawing/2017/model3d" xmlns:o="urn:schemas-microsoft-com:office:office" xmlns:r="http://schemas.openxmlformats.org/officeDocument/2006/relationships" xmlns:m="http://schemas.openxmlformats.org/officeDocument/2006/math" xmlns:v="urn:schemas-microsoft-com:vml" xmlns:wp14="http://schemas.microsoft.com/office/word/2010/wordprocessingDrawing" xmlns:wp="http://schemas.openxmlformats.org/drawingml/2006/wordprocessingDrawing" xmlns:w10="urn:schemas-microsoft-com:office:word" xmlns:w="http://schemas.openxmlformats.org/wordprocessingml/2006/main" xmlns:w14="http://schemas.microsoft.com/office/word/2010/wordml" xmlns:w15="http://schemas.microsoft.com/office/word/2012/wordml" xmlns:w16cex="http://schemas.microsoft.com/office/word/2018/wordml/cex" xmlns:w16cid="http://schemas.microsoft.com/office/word/2016/wordml/cid" xmlns:w16="http://schemas.microsoft.com/office/word/2018/wordml" xmlns:w16sdtdh="http://schemas.microsoft.com/office/word/2020/wordml/sdtdatahash" xmlns:w16se="http://schemas.microsoft.com/office/word/2015/wordml/symex" xmlns:wpg="http://schemas.microsoft.com/office/word/2010/wordprocessingGroup" xmlns:wpi="http://schemas.microsoft.com/office/word/2010/wordprocessingInk" xmlns:wne="http://schemas.microsoft.com/office/word/2006/wordml" xmlns:wps="http://schemas.microsoft.com/office/word/2010/wordprocessingShape" mc:Ignorable="w14 w15 w16se w16cid w16 w16cex w16sdtdh wp14">
   <w:abstractNum w:abstractNumId="0" w15:restartNumberingAfterBreak="0">
     <w:nsid w:val="10943AB8"/>
     <w:multiLevelType w:val="hybridMultilevel"/>
@@ -4991,38 +4965,38 @@
       </w:rPr>
     </w:lvl>
   </w:abstractNum>
-  <w:num w:numId="1" w16cid:durableId="1729918637">
+  <w:num w:numId="1">
     <w:abstractNumId w:val="0"/>
   </w:num>
-  <w:num w:numId="2" w16cid:durableId="1233001669">
+  <w:num w:numId="2">
     <w:abstractNumId w:val="6"/>
     <w:lvlOverride w:ilvl="0">
       <w:startOverride w:val="1"/>
     </w:lvlOverride>
   </w:num>
-  <w:num w:numId="3" w16cid:durableId="350037638">
+  <w:num w:numId="3">
     <w:abstractNumId w:val="4"/>
   </w:num>
-  <w:num w:numId="4" w16cid:durableId="1981418419">
+  <w:num w:numId="4">
     <w:abstractNumId w:val="6"/>
   </w:num>
-  <w:num w:numId="5" w16cid:durableId="298345984">
+  <w:num w:numId="5">
     <w:abstractNumId w:val="5"/>
   </w:num>
-  <w:num w:numId="6" w16cid:durableId="1517573672">
+  <w:num w:numId="6">
     <w:abstractNumId w:val="3"/>
   </w:num>
-  <w:num w:numId="7" w16cid:durableId="2138327282">
+  <w:num w:numId="7">
     <w:abstractNumId w:val="1"/>
   </w:num>
-  <w:num w:numId="8" w16cid:durableId="453527257">
+  <w:num w:numId="8">
     <w:abstractNumId w:val="2"/>
   </w:num>
 </w:numbering>
 </file>
 
 <file path=word/styles.xml><?xml version="1.0" encoding="utf-8"?>
-<w:styles xmlns:mc="http://schemas.openxmlformats.org/markup-compatibility/2006" xmlns:r="http://schemas.openxmlformats.org/officeDocument/2006/relationships" xmlns:w="http://schemas.openxmlformats.org/wordprocessingml/2006/main" xmlns:w14="http://schemas.microsoft.com/office/word/2010/wordml" xmlns:w15="http://schemas.microsoft.com/office/word/2012/wordml" xmlns:w16cex="http://schemas.microsoft.com/office/word/2018/wordml/cex" xmlns:w16cid="http://schemas.microsoft.com/office/word/2016/wordml/cid" xmlns:w16="http://schemas.microsoft.com/office/word/2018/wordml" xmlns:w16du="http://schemas.microsoft.com/office/word/2023/wordml/word16du" xmlns:w16sdtdh="http://schemas.microsoft.com/office/word/2020/wordml/sdtdatahash" xmlns:w16sdtfl="http://schemas.microsoft.com/office/word/2024/wordml/sdtformatlock" xmlns:w16se="http://schemas.microsoft.com/office/word/2015/wordml/symex" mc:Ignorable="w14 w15 w16se w16cid w16 w16cex w16sdtdh w16sdtfl w16du">
+<w:styles xmlns:mc="http://schemas.openxmlformats.org/markup-compatibility/2006" xmlns:r="http://schemas.openxmlformats.org/officeDocument/2006/relationships" xmlns:w="http://schemas.openxmlformats.org/wordprocessingml/2006/main" xmlns:w14="http://schemas.microsoft.com/office/word/2010/wordml" xmlns:w15="http://schemas.microsoft.com/office/word/2012/wordml" xmlns:w16cex="http://schemas.microsoft.com/office/word/2018/wordml/cex" xmlns:w16cid="http://schemas.microsoft.com/office/word/2016/wordml/cid" xmlns:w16="http://schemas.microsoft.com/office/word/2018/wordml" xmlns:w16sdtdh="http://schemas.microsoft.com/office/word/2020/wordml/sdtdatahash" xmlns:w16se="http://schemas.microsoft.com/office/word/2015/wordml/symex" mc:Ignorable="w14 w15 w16se w16cid w16 w16cex w16sdtdh">
   <w:docDefaults>
     <w:rPrDefault>
       <w:rPr>
@@ -5996,6 +5970,20 @@
       <w:u w:val="single"/>
     </w:rPr>
   </w:style>
+  <w:style w:type="paragraph" w:styleId="NoSpacing">
+    <w:name w:val="No Spacing"/>
+    <w:uiPriority w:val="1"/>
+    <w:qFormat/>
+    <w:rsid w:val="00750076"/>
+    <w:pPr>
+      <w:spacing w:after="0" w:line="240" w:lineRule="auto"/>
+    </w:pPr>
+    <w:rPr>
+      <w:kern w:val="0"/>
+      <w:sz w:val="22"/>
+      <w:szCs w:val="22"/>
+    </w:rPr>
+  </w:style>
 </w:styles>
 </file>
 

--- a/CV_Patrick_Gonzaga.docx
+++ b/CV_Patrick_Gonzaga.docx
@@ -352,7 +352,7 @@
               </wp:anchor>
             </w:drawing>
           </mc:Choice>
-          <mc:Fallback xmlns:w16sdtfl="http://schemas.microsoft.com/office/word/2024/wordml/sdtformatlock" xmlns:w16du="http://schemas.microsoft.com/office/word/2023/wordml/word16du" xmlns:oel="http://schemas.microsoft.com/office/2019/extlst">
+          <mc:Fallback xmlns:oel="http://schemas.microsoft.com/office/2019/extlst" xmlns:w16du="http://schemas.microsoft.com/office/word/2023/wordml/word16du" xmlns:w16sdtfl="http://schemas.microsoft.com/office/word/2024/wordml/sdtformatlock">
             <w:pict>
               <v:shapetype w14:anchorId="0C4F8682" id="_x0000_t202" coordsize="21600,21600" o:spt="202" path="m,l,21600r21600,l21600,xe">
                 <v:stroke joinstyle="miter"/>
@@ -607,7 +607,7 @@
               </wp:anchor>
             </w:drawing>
           </mc:Choice>
-          <mc:Fallback xmlns:w16sdtfl="http://schemas.microsoft.com/office/word/2024/wordml/sdtformatlock" xmlns:w16du="http://schemas.microsoft.com/office/word/2023/wordml/word16du" xmlns:oel="http://schemas.microsoft.com/office/2019/extlst">
+          <mc:Fallback xmlns:oel="http://schemas.microsoft.com/office/2019/extlst" xmlns:w16du="http://schemas.microsoft.com/office/word/2023/wordml/word16du" xmlns:w16sdtfl="http://schemas.microsoft.com/office/word/2024/wordml/sdtformatlock">
             <w:pict>
               <v:line w14:anchorId="5764FF11" id="Connecteur droit 103" o:spid="_x0000_s1026" style="position:absolute;flip:y;z-index:251663360;visibility:visible;mso-wrap-style:square;mso-width-percent:0;mso-height-percent:0;mso-wrap-distance-left:9pt;mso-wrap-distance-top:0;mso-wrap-distance-right:9pt;mso-wrap-distance-bottom:0;mso-position-horizontal:right;mso-position-horizontal-relative:margin;mso-position-vertical:absolute;mso-position-vertical-relative:text;mso-width-percent:0;mso-height-percent:0;mso-width-relative:margin;mso-height-relative:margin" from="341.05pt,2.5pt" to="733.3pt,4.75pt" o:gfxdata="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" strokecolor="#004a77" strokeweight="2.25pt">
                 <v:stroke miterlimit="4" joinstyle="miter"/>
@@ -817,7 +817,7 @@
               </wp:anchor>
             </w:drawing>
           </mc:Choice>
-          <mc:Fallback xmlns:w16sdtfl="http://schemas.microsoft.com/office/word/2024/wordml/sdtformatlock" xmlns:w16du="http://schemas.microsoft.com/office/word/2023/wordml/word16du" xmlns:oel="http://schemas.microsoft.com/office/2019/extlst">
+          <mc:Fallback xmlns:oel="http://schemas.microsoft.com/office/2019/extlst" xmlns:w16du="http://schemas.microsoft.com/office/word/2023/wordml/word16du" xmlns:w16sdtfl="http://schemas.microsoft.com/office/word/2024/wordml/sdtformatlock">
             <w:pict>
               <v:shape w14:anchorId="61B3AF97" id="_x0000_s1027" type="#_x0000_t202" style="position:absolute;left:0;text-align:left;margin-left:0;margin-top:.3pt;width:139.7pt;height:39pt;z-index:251677696;visibility:visible;mso-wrap-style:square;mso-height-percent:0;mso-wrap-distance-left:9pt;mso-wrap-distance-top:0;mso-wrap-distance-right:9pt;mso-wrap-distance-bottom:0;mso-position-horizontal:absolute;mso-position-horizontal-relative:page;mso-position-vertical:absolute;mso-position-vertical-relative:text;mso-height-percent:0;mso-height-relative:margin;v-text-anchor:middle" o:gfxdata="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" filled="f" stroked="f" strokeweight=".25pt">
                 <v:stroke miterlimit="4"/>
@@ -976,7 +976,7 @@
               </wp:anchor>
             </w:drawing>
           </mc:Choice>
-          <mc:Fallback xmlns:w16sdtfl="http://schemas.microsoft.com/office/word/2024/wordml/sdtformatlock" xmlns:w16du="http://schemas.microsoft.com/office/word/2023/wordml/word16du" xmlns:oel="http://schemas.microsoft.com/office/2019/extlst">
+          <mc:Fallback xmlns:oel="http://schemas.microsoft.com/office/2019/extlst" xmlns:w16du="http://schemas.microsoft.com/office/word/2023/wordml/word16du" xmlns:w16sdtfl="http://schemas.microsoft.com/office/word/2024/wordml/sdtformatlock">
             <w:pict>
               <v:line w14:anchorId="355D885B" id="Connecteur droit 103" o:spid="_x0000_s1026" style="position:absolute;flip:y;z-index:251679744;visibility:visible;mso-wrap-style:square;mso-width-percent:0;mso-height-percent:0;mso-wrap-distance-left:9pt;mso-wrap-distance-top:0;mso-wrap-distance-right:9pt;mso-wrap-distance-bottom:0;mso-position-horizontal:right;mso-position-horizontal-relative:margin;mso-position-vertical:absolute;mso-position-vertical-relative:text;mso-width-percent:0;mso-height-percent:0;mso-width-relative:margin;mso-height-relative:margin" from="341.05pt,2.25pt" to="733.3pt,4.5pt" o:gfxdata="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" strokecolor="#004a77" strokeweight="2.25pt">
                 <v:stroke miterlimit="4" joinstyle="miter"/>
@@ -1304,7 +1304,7 @@
               </wp:anchor>
             </w:drawing>
           </mc:Choice>
-          <mc:Fallback xmlns:w16sdtfl="http://schemas.microsoft.com/office/word/2024/wordml/sdtformatlock" xmlns:w16du="http://schemas.microsoft.com/office/word/2023/wordml/word16du" xmlns:oel="http://schemas.microsoft.com/office/2019/extlst">
+          <mc:Fallback xmlns:oel="http://schemas.microsoft.com/office/2019/extlst" xmlns:w16du="http://schemas.microsoft.com/office/word/2023/wordml/word16du" xmlns:w16sdtfl="http://schemas.microsoft.com/office/word/2024/wordml/sdtformatlock">
             <w:pict>
               <v:shape w14:anchorId="11883FBB" id="_x0000_s1028" type="#_x0000_t202" style="position:absolute;left:0;text-align:left;margin-left:0;margin-top:28.05pt;width:139.7pt;height:44.25pt;z-index:251667456;visibility:visible;mso-wrap-style:square;mso-height-percent:0;mso-wrap-distance-left:9pt;mso-wrap-distance-top:0;mso-wrap-distance-right:9pt;mso-wrap-distance-bottom:0;mso-position-horizontal:absolute;mso-position-horizontal-relative:page;mso-position-vertical:absolute;mso-position-vertical-relative:text;mso-height-percent:0;mso-height-relative:margin;v-text-anchor:middle" o:gfxdata="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" filled="f" stroked="f" strokeweight=".25pt">
                 <v:stroke miterlimit="4"/>
@@ -1524,7 +1524,7 @@
               </wp:anchor>
             </w:drawing>
           </mc:Choice>
-          <mc:Fallback xmlns:w16sdtfl="http://schemas.microsoft.com/office/word/2024/wordml/sdtformatlock" xmlns:w16du="http://schemas.microsoft.com/office/word/2023/wordml/word16du" xmlns:oel="http://schemas.microsoft.com/office/2019/extlst">
+          <mc:Fallback xmlns:oel="http://schemas.microsoft.com/office/2019/extlst" xmlns:w16du="http://schemas.microsoft.com/office/word/2023/wordml/word16du" xmlns:w16sdtfl="http://schemas.microsoft.com/office/word/2024/wordml/sdtformatlock">
             <w:pict>
               <v:line w14:anchorId="69DDB3B8" id="Connecteur droit 103" o:spid="_x0000_s1026" style="position:absolute;z-index:251666432;visibility:visible;mso-wrap-style:square;mso-width-percent:0;mso-height-percent:0;mso-wrap-distance-left:9pt;mso-wrap-distance-top:0;mso-wrap-distance-right:9pt;mso-wrap-distance-bottom:0;mso-position-horizontal:right;mso-position-horizontal-relative:margin;mso-position-vertical:absolute;mso-position-vertical-relative:text;mso-width-percent:0;mso-height-percent:0;mso-width-relative:margin;mso-height-relative:margin" from="338.05pt,6.8pt" to="727.3pt,6.8pt" o:gfxdata="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" strokecolor="#004a77" strokeweight="2.25pt">
                 <v:stroke miterlimit="4" joinstyle="miter"/>
@@ -3437,7 +3437,7 @@
               </wp:anchor>
             </w:drawing>
           </mc:Choice>
-          <mc:Fallback xmlns:w16sdtfl="http://schemas.microsoft.com/office/word/2024/wordml/sdtformatlock" xmlns:w16du="http://schemas.microsoft.com/office/word/2023/wordml/word16du" xmlns:oel="http://schemas.microsoft.com/office/2019/extlst">
+          <mc:Fallback xmlns:oel="http://schemas.microsoft.com/office/2019/extlst" xmlns:w16du="http://schemas.microsoft.com/office/word/2023/wordml/word16du" xmlns:w16sdtfl="http://schemas.microsoft.com/office/word/2024/wordml/sdtformatlock">
             <w:pict>
               <v:shape w14:anchorId="4AB30922" id="_x0000_s1029" type="#_x0000_t202" style="position:absolute;left:0;text-align:left;margin-left:88.5pt;margin-top:.75pt;width:139.7pt;height:44.25pt;z-index:251673600;visibility:visible;mso-wrap-style:square;mso-height-percent:0;mso-wrap-distance-left:9pt;mso-wrap-distance-top:0;mso-wrap-distance-right:9pt;mso-wrap-distance-bottom:0;mso-position-horizontal:right;mso-position-horizontal-relative:left-margin-area;mso-position-vertical:absolute;mso-position-vertical-relative:text;mso-height-percent:0;mso-height-relative:margin;v-text-anchor:middle" o:gfxdata="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" filled="f" stroked="f" strokeweight=".25pt">
                 <v:stroke miterlimit="4"/>
@@ -3550,7 +3550,7 @@
               </wp:anchor>
             </w:drawing>
           </mc:Choice>
-          <mc:Fallback xmlns:w16sdtfl="http://schemas.microsoft.com/office/word/2024/wordml/sdtformatlock" xmlns:w16du="http://schemas.microsoft.com/office/word/2023/wordml/word16du" xmlns:oel="http://schemas.microsoft.com/office/2019/extlst">
+          <mc:Fallback xmlns:oel="http://schemas.microsoft.com/office/2019/extlst" xmlns:w16du="http://schemas.microsoft.com/office/word/2023/wordml/word16du" xmlns:w16sdtfl="http://schemas.microsoft.com/office/word/2024/wordml/sdtformatlock">
             <w:pict>
               <v:line w14:anchorId="2EF59E94" id="Connecteur droit 103" o:spid="_x0000_s1026" style="position:absolute;flip:y;z-index:251675648;visibility:visible;mso-wrap-style:square;mso-width-percent:0;mso-height-percent:0;mso-wrap-distance-left:9pt;mso-wrap-distance-top:0;mso-wrap-distance-right:9pt;mso-wrap-distance-bottom:0;mso-position-horizontal:right;mso-position-horizontal-relative:margin;mso-position-vertical:absolute;mso-position-vertical-relative:text;mso-width-percent:0;mso-height-percent:0;mso-width-relative:margin;mso-height-relative:margin" from="341.05pt,6.75pt" to="733.3pt,9pt" o:gfxdata="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" strokecolor="#004a77" strokeweight="2.25pt">
                 <v:stroke miterlimit="4" joinstyle="miter"/>
@@ -3574,6 +3574,51 @@
           <w:kern w:val="24"/>
         </w:rPr>
       </w:pPr>
+      <w:r>
+        <w:rPr>
+          <w:rFonts w:eastAsia="Calibri" w:cstheme="minorHAnsi"/>
+          <w:noProof/>
+          <w:color w:val="000000" w:themeColor="text1"/>
+          <w:kern w:val="24"/>
+        </w:rPr>
+        <w:t>N8N Masterclass: Learn Basic AI &amp; Automation using N8N</w:t>
+      </w:r>
+      <w:r>
+        <w:rPr>
+          <w:rFonts w:eastAsia="Calibri" w:cstheme="minorHAnsi"/>
+          <w:noProof/>
+          <w:color w:val="000000" w:themeColor="text1"/>
+          <w:kern w:val="24"/>
+        </w:rPr>
+        <w:t xml:space="preserve"> </w:t>
+      </w:r>
+      <w:r>
+        <w:rPr>
+          <w:rFonts w:eastAsia="Calibri" w:cstheme="minorHAnsi"/>
+          <w:noProof/>
+          <w:color w:val="000000" w:themeColor="text1"/>
+          <w:kern w:val="24"/>
+        </w:rPr>
+        <w:t xml:space="preserve">(2026) </w:t>
+      </w:r>
+      <w:r>
+        <w:rPr>
+          <w:rFonts w:eastAsia="Calibri" w:cstheme="minorHAnsi"/>
+          <w:noProof/>
+          <w:color w:val="000000" w:themeColor="text1"/>
+          <w:kern w:val="24"/>
+        </w:rPr>
+        <w:t>•</w:t>
+      </w:r>
+      <w:r>
+        <w:rPr>
+          <w:rFonts w:eastAsia="Calibri" w:cstheme="minorHAnsi"/>
+          <w:noProof/>
+          <w:color w:val="000000" w:themeColor="text1"/>
+          <w:kern w:val="24"/>
+        </w:rPr>
+        <w:t xml:space="preserve"> </w:t>
+      </w:r>
       <w:r>
         <w:rPr>
           <w:rFonts w:eastAsia="Calibri" w:cstheme="minorHAnsi"/>
@@ -3832,7 +3877,7 @@
               </wp:anchor>
             </w:drawing>
           </mc:Choice>
-          <mc:Fallback xmlns:w16sdtfl="http://schemas.microsoft.com/office/word/2024/wordml/sdtformatlock" xmlns:w16du="http://schemas.microsoft.com/office/word/2023/wordml/word16du" xmlns:oel="http://schemas.microsoft.com/office/2019/extlst">
+          <mc:Fallback xmlns:oel="http://schemas.microsoft.com/office/2019/extlst" xmlns:w16du="http://schemas.microsoft.com/office/word/2023/wordml/word16du" xmlns:w16sdtfl="http://schemas.microsoft.com/office/word/2024/wordml/sdtformatlock">
             <w:pict>
               <v:shape w14:anchorId="4871004E" id="_x0000_s1030" type="#_x0000_t202" style="position:absolute;left:0;text-align:left;margin-left:88.5pt;margin-top:1.05pt;width:139.7pt;height:44.25pt;z-index:251685888;visibility:visible;mso-wrap-style:square;mso-height-percent:0;mso-wrap-distance-left:9pt;mso-wrap-distance-top:0;mso-wrap-distance-right:9pt;mso-wrap-distance-bottom:0;mso-position-horizontal:right;mso-position-horizontal-relative:left-margin-area;mso-position-vertical:absolute;mso-position-vertical-relative:text;mso-height-percent:0;mso-height-relative:margin;v-text-anchor:middle" o:gfxdata="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" filled="f" stroked="f" strokeweight=".25pt">
                 <v:stroke miterlimit="4"/>
@@ -3945,7 +3990,7 @@
               </wp:anchor>
             </w:drawing>
           </mc:Choice>
-          <mc:Fallback xmlns:w16sdtfl="http://schemas.microsoft.com/office/word/2024/wordml/sdtformatlock" xmlns:w16du="http://schemas.microsoft.com/office/word/2023/wordml/word16du" xmlns:oel="http://schemas.microsoft.com/office/2019/extlst">
+          <mc:Fallback xmlns:oel="http://schemas.microsoft.com/office/2019/extlst" xmlns:w16du="http://schemas.microsoft.com/office/word/2023/wordml/word16du" xmlns:w16sdtfl="http://schemas.microsoft.com/office/word/2024/wordml/sdtformatlock">
             <w:pict>
               <v:line w14:anchorId="51701AEA" id="Connecteur droit 103" o:spid="_x0000_s1026" style="position:absolute;flip:y;z-index:251683840;visibility:visible;mso-wrap-style:square;mso-width-percent:0;mso-height-percent:0;mso-wrap-distance-left:9pt;mso-wrap-distance-top:0;mso-wrap-distance-right:9pt;mso-wrap-distance-bottom:0;mso-position-horizontal:right;mso-position-horizontal-relative:margin;mso-position-vertical:absolute;mso-position-vertical-relative:text;mso-width-percent:0;mso-height-percent:0;mso-width-relative:margin;mso-height-relative:margin" from="341.05pt,3.75pt" to="733.3pt,6pt" o:gfxdata="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" strokecolor="#004a77" strokeweight="2.25pt">
                 <v:stroke miterlimit="4" joinstyle="miter"/>
@@ -5607,6 +5652,7 @@
   <w:style w:type="character" w:default="1" w:styleId="DefaultParagraphFont">
     <w:name w:val="Default Paragraph Font"/>
     <w:uiPriority w:val="1"/>
+    <w:semiHidden/>
     <w:unhideWhenUsed/>
   </w:style>
   <w:style w:type="table" w:default="1" w:styleId="TableNormal">

--- a/CV_Patrick_Gonzaga.docx
+++ b/CV_Patrick_Gonzaga.docx
@@ -352,7 +352,7 @@
               </wp:anchor>
             </w:drawing>
           </mc:Choice>
-          <mc:Fallback xmlns:oel="http://schemas.microsoft.com/office/2019/extlst" xmlns:w16du="http://schemas.microsoft.com/office/word/2023/wordml/word16du" xmlns:w16sdtfl="http://schemas.microsoft.com/office/word/2024/wordml/sdtformatlock">
+          <mc:Fallback xmlns:w16sdtfl="http://schemas.microsoft.com/office/word/2024/wordml/sdtformatlock" xmlns:w16du="http://schemas.microsoft.com/office/word/2023/wordml/word16du" xmlns:oel="http://schemas.microsoft.com/office/2019/extlst">
             <w:pict>
               <v:shapetype w14:anchorId="0C4F8682" id="_x0000_t202" coordsize="21600,21600" o:spt="202" path="m,l,21600r21600,l21600,xe">
                 <v:stroke joinstyle="miter"/>
@@ -607,7 +607,7 @@
               </wp:anchor>
             </w:drawing>
           </mc:Choice>
-          <mc:Fallback xmlns:oel="http://schemas.microsoft.com/office/2019/extlst" xmlns:w16du="http://schemas.microsoft.com/office/word/2023/wordml/word16du" xmlns:w16sdtfl="http://schemas.microsoft.com/office/word/2024/wordml/sdtformatlock">
+          <mc:Fallback xmlns:w16sdtfl="http://schemas.microsoft.com/office/word/2024/wordml/sdtformatlock" xmlns:w16du="http://schemas.microsoft.com/office/word/2023/wordml/word16du" xmlns:oel="http://schemas.microsoft.com/office/2019/extlst">
             <w:pict>
               <v:line w14:anchorId="5764FF11" id="Connecteur droit 103" o:spid="_x0000_s1026" style="position:absolute;flip:y;z-index:251663360;visibility:visible;mso-wrap-style:square;mso-width-percent:0;mso-height-percent:0;mso-wrap-distance-left:9pt;mso-wrap-distance-top:0;mso-wrap-distance-right:9pt;mso-wrap-distance-bottom:0;mso-position-horizontal:right;mso-position-horizontal-relative:margin;mso-position-vertical:absolute;mso-position-vertical-relative:text;mso-width-percent:0;mso-height-percent:0;mso-width-relative:margin;mso-height-relative:margin" from="341.05pt,2.5pt" to="733.3pt,4.75pt" o:gfxdata="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" strokecolor="#004a77" strokeweight="2.25pt">
                 <v:stroke miterlimit="4" joinstyle="miter"/>
@@ -817,7 +817,7 @@
               </wp:anchor>
             </w:drawing>
           </mc:Choice>
-          <mc:Fallback xmlns:oel="http://schemas.microsoft.com/office/2019/extlst" xmlns:w16du="http://schemas.microsoft.com/office/word/2023/wordml/word16du" xmlns:w16sdtfl="http://schemas.microsoft.com/office/word/2024/wordml/sdtformatlock">
+          <mc:Fallback xmlns:w16sdtfl="http://schemas.microsoft.com/office/word/2024/wordml/sdtformatlock" xmlns:w16du="http://schemas.microsoft.com/office/word/2023/wordml/word16du" xmlns:oel="http://schemas.microsoft.com/office/2019/extlst">
             <w:pict>
               <v:shape w14:anchorId="61B3AF97" id="_x0000_s1027" type="#_x0000_t202" style="position:absolute;left:0;text-align:left;margin-left:0;margin-top:.3pt;width:139.7pt;height:39pt;z-index:251677696;visibility:visible;mso-wrap-style:square;mso-height-percent:0;mso-wrap-distance-left:9pt;mso-wrap-distance-top:0;mso-wrap-distance-right:9pt;mso-wrap-distance-bottom:0;mso-position-horizontal:absolute;mso-position-horizontal-relative:page;mso-position-vertical:absolute;mso-position-vertical-relative:text;mso-height-percent:0;mso-height-relative:margin;v-text-anchor:middle" o:gfxdata="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" filled="f" stroked="f" strokeweight=".25pt">
                 <v:stroke miterlimit="4"/>
@@ -976,7 +976,7 @@
               </wp:anchor>
             </w:drawing>
           </mc:Choice>
-          <mc:Fallback xmlns:oel="http://schemas.microsoft.com/office/2019/extlst" xmlns:w16du="http://schemas.microsoft.com/office/word/2023/wordml/word16du" xmlns:w16sdtfl="http://schemas.microsoft.com/office/word/2024/wordml/sdtformatlock">
+          <mc:Fallback xmlns:w16sdtfl="http://schemas.microsoft.com/office/word/2024/wordml/sdtformatlock" xmlns:w16du="http://schemas.microsoft.com/office/word/2023/wordml/word16du" xmlns:oel="http://schemas.microsoft.com/office/2019/extlst">
             <w:pict>
               <v:line w14:anchorId="355D885B" id="Connecteur droit 103" o:spid="_x0000_s1026" style="position:absolute;flip:y;z-index:251679744;visibility:visible;mso-wrap-style:square;mso-width-percent:0;mso-height-percent:0;mso-wrap-distance-left:9pt;mso-wrap-distance-top:0;mso-wrap-distance-right:9pt;mso-wrap-distance-bottom:0;mso-position-horizontal:right;mso-position-horizontal-relative:margin;mso-position-vertical:absolute;mso-position-vertical-relative:text;mso-width-percent:0;mso-height-percent:0;mso-width-relative:margin;mso-height-relative:margin" from="341.05pt,2.25pt" to="733.3pt,4.5pt" o:gfxdata="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" strokecolor="#004a77" strokeweight="2.25pt">
                 <v:stroke miterlimit="4" joinstyle="miter"/>
@@ -1304,7 +1304,7 @@
               </wp:anchor>
             </w:drawing>
           </mc:Choice>
-          <mc:Fallback xmlns:oel="http://schemas.microsoft.com/office/2019/extlst" xmlns:w16du="http://schemas.microsoft.com/office/word/2023/wordml/word16du" xmlns:w16sdtfl="http://schemas.microsoft.com/office/word/2024/wordml/sdtformatlock">
+          <mc:Fallback xmlns:w16sdtfl="http://schemas.microsoft.com/office/word/2024/wordml/sdtformatlock" xmlns:w16du="http://schemas.microsoft.com/office/word/2023/wordml/word16du" xmlns:oel="http://schemas.microsoft.com/office/2019/extlst">
             <w:pict>
               <v:shape w14:anchorId="11883FBB" id="_x0000_s1028" type="#_x0000_t202" style="position:absolute;left:0;text-align:left;margin-left:0;margin-top:28.05pt;width:139.7pt;height:44.25pt;z-index:251667456;visibility:visible;mso-wrap-style:square;mso-height-percent:0;mso-wrap-distance-left:9pt;mso-wrap-distance-top:0;mso-wrap-distance-right:9pt;mso-wrap-distance-bottom:0;mso-position-horizontal:absolute;mso-position-horizontal-relative:page;mso-position-vertical:absolute;mso-position-vertical-relative:text;mso-height-percent:0;mso-height-relative:margin;v-text-anchor:middle" o:gfxdata="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" filled="f" stroked="f" strokeweight=".25pt">
                 <v:stroke miterlimit="4"/>
@@ -1524,7 +1524,7 @@
               </wp:anchor>
             </w:drawing>
           </mc:Choice>
-          <mc:Fallback xmlns:oel="http://schemas.microsoft.com/office/2019/extlst" xmlns:w16du="http://schemas.microsoft.com/office/word/2023/wordml/word16du" xmlns:w16sdtfl="http://schemas.microsoft.com/office/word/2024/wordml/sdtformatlock">
+          <mc:Fallback xmlns:w16sdtfl="http://schemas.microsoft.com/office/word/2024/wordml/sdtformatlock" xmlns:w16du="http://schemas.microsoft.com/office/word/2023/wordml/word16du" xmlns:oel="http://schemas.microsoft.com/office/2019/extlst">
             <w:pict>
               <v:line w14:anchorId="69DDB3B8" id="Connecteur droit 103" o:spid="_x0000_s1026" style="position:absolute;z-index:251666432;visibility:visible;mso-wrap-style:square;mso-width-percent:0;mso-height-percent:0;mso-wrap-distance-left:9pt;mso-wrap-distance-top:0;mso-wrap-distance-right:9pt;mso-wrap-distance-bottom:0;mso-position-horizontal:right;mso-position-horizontal-relative:margin;mso-position-vertical:absolute;mso-position-vertical-relative:text;mso-width-percent:0;mso-height-percent:0;mso-width-relative:margin;mso-height-relative:margin" from="338.05pt,6.8pt" to="727.3pt,6.8pt" o:gfxdata="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" strokecolor="#004a77" strokeweight="2.25pt">
                 <v:stroke miterlimit="4" joinstyle="miter"/>
@@ -3437,7 +3437,7 @@
               </wp:anchor>
             </w:drawing>
           </mc:Choice>
-          <mc:Fallback xmlns:oel="http://schemas.microsoft.com/office/2019/extlst" xmlns:w16du="http://schemas.microsoft.com/office/word/2023/wordml/word16du" xmlns:w16sdtfl="http://schemas.microsoft.com/office/word/2024/wordml/sdtformatlock">
+          <mc:Fallback xmlns:w16sdtfl="http://schemas.microsoft.com/office/word/2024/wordml/sdtformatlock" xmlns:w16du="http://schemas.microsoft.com/office/word/2023/wordml/word16du" xmlns:oel="http://schemas.microsoft.com/office/2019/extlst">
             <w:pict>
               <v:shape w14:anchorId="4AB30922" id="_x0000_s1029" type="#_x0000_t202" style="position:absolute;left:0;text-align:left;margin-left:88.5pt;margin-top:.75pt;width:139.7pt;height:44.25pt;z-index:251673600;visibility:visible;mso-wrap-style:square;mso-height-percent:0;mso-wrap-distance-left:9pt;mso-wrap-distance-top:0;mso-wrap-distance-right:9pt;mso-wrap-distance-bottom:0;mso-position-horizontal:right;mso-position-horizontal-relative:left-margin-area;mso-position-vertical:absolute;mso-position-vertical-relative:text;mso-height-percent:0;mso-height-relative:margin;v-text-anchor:middle" o:gfxdata="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" filled="f" stroked="f" strokeweight=".25pt">
                 <v:stroke miterlimit="4"/>
@@ -3550,7 +3550,7 @@
               </wp:anchor>
             </w:drawing>
           </mc:Choice>
-          <mc:Fallback xmlns:oel="http://schemas.microsoft.com/office/2019/extlst" xmlns:w16du="http://schemas.microsoft.com/office/word/2023/wordml/word16du" xmlns:w16sdtfl="http://schemas.microsoft.com/office/word/2024/wordml/sdtformatlock">
+          <mc:Fallback xmlns:w16sdtfl="http://schemas.microsoft.com/office/word/2024/wordml/sdtformatlock" xmlns:w16du="http://schemas.microsoft.com/office/word/2023/wordml/word16du" xmlns:oel="http://schemas.microsoft.com/office/2019/extlst">
             <w:pict>
               <v:line w14:anchorId="2EF59E94" id="Connecteur droit 103" o:spid="_x0000_s1026" style="position:absolute;flip:y;z-index:251675648;visibility:visible;mso-wrap-style:square;mso-width-percent:0;mso-height-percent:0;mso-wrap-distance-left:9pt;mso-wrap-distance-top:0;mso-wrap-distance-right:9pt;mso-wrap-distance-bottom:0;mso-position-horizontal:right;mso-position-horizontal-relative:margin;mso-position-vertical:absolute;mso-position-vertical-relative:text;mso-width-percent:0;mso-height-percent:0;mso-width-relative:margin;mso-height-relative:margin" from="341.05pt,6.75pt" to="733.3pt,9pt" o:gfxdata="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" strokecolor="#004a77" strokeweight="2.25pt">
                 <v:stroke miterlimit="4" joinstyle="miter"/>
@@ -3582,6 +3582,42 @@
           <w:kern w:val="24"/>
         </w:rPr>
         <w:t>N8N Masterclass: Learn Basic AI &amp; Automation using N8N</w:t>
+      </w:r>
+      <w:r>
+        <w:rPr>
+          <w:rFonts w:eastAsia="Calibri" w:cstheme="minorHAnsi"/>
+          <w:noProof/>
+          <w:color w:val="000000" w:themeColor="text1"/>
+          <w:kern w:val="24"/>
+        </w:rPr>
+        <w:t xml:space="preserve"> (2026) </w:t>
+      </w:r>
+      <w:r>
+        <w:rPr>
+          <w:rFonts w:eastAsia="Calibri" w:cstheme="minorHAnsi"/>
+          <w:noProof/>
+          <w:color w:val="000000" w:themeColor="text1"/>
+          <w:kern w:val="24"/>
+        </w:rPr>
+        <w:t>•</w:t>
+      </w:r>
+      <w:r>
+        <w:rPr>
+          <w:rFonts w:eastAsia="Calibri" w:cstheme="minorHAnsi"/>
+          <w:noProof/>
+          <w:color w:val="000000" w:themeColor="text1"/>
+          <w:kern w:val="24"/>
+        </w:rPr>
+        <w:t xml:space="preserve"> </w:t>
+      </w:r>
+      <w:r>
+        <w:rPr>
+          <w:rFonts w:eastAsia="Calibri" w:cstheme="minorHAnsi"/>
+          <w:noProof/>
+          <w:color w:val="000000" w:themeColor="text1"/>
+          <w:kern w:val="24"/>
+        </w:rPr>
+        <w:t>The Complete ReactJs Course - Basics to Advanced</w:t>
       </w:r>
       <w:r>
         <w:rPr>
@@ -3877,7 +3913,7 @@
               </wp:anchor>
             </w:drawing>
           </mc:Choice>
-          <mc:Fallback xmlns:oel="http://schemas.microsoft.com/office/2019/extlst" xmlns:w16du="http://schemas.microsoft.com/office/word/2023/wordml/word16du" xmlns:w16sdtfl="http://schemas.microsoft.com/office/word/2024/wordml/sdtformatlock">
+          <mc:Fallback xmlns:w16sdtfl="http://schemas.microsoft.com/office/word/2024/wordml/sdtformatlock" xmlns:w16du="http://schemas.microsoft.com/office/word/2023/wordml/word16du" xmlns:oel="http://schemas.microsoft.com/office/2019/extlst">
             <w:pict>
               <v:shape w14:anchorId="4871004E" id="_x0000_s1030" type="#_x0000_t202" style="position:absolute;left:0;text-align:left;margin-left:88.5pt;margin-top:1.05pt;width:139.7pt;height:44.25pt;z-index:251685888;visibility:visible;mso-wrap-style:square;mso-height-percent:0;mso-wrap-distance-left:9pt;mso-wrap-distance-top:0;mso-wrap-distance-right:9pt;mso-wrap-distance-bottom:0;mso-position-horizontal:right;mso-position-horizontal-relative:left-margin-area;mso-position-vertical:absolute;mso-position-vertical-relative:text;mso-height-percent:0;mso-height-relative:margin;v-text-anchor:middle" o:gfxdata="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" filled="f" stroked="f" strokeweight=".25pt">
                 <v:stroke miterlimit="4"/>
@@ -3990,7 +4026,7 @@
               </wp:anchor>
             </w:drawing>
           </mc:Choice>
-          <mc:Fallback xmlns:oel="http://schemas.microsoft.com/office/2019/extlst" xmlns:w16du="http://schemas.microsoft.com/office/word/2023/wordml/word16du" xmlns:w16sdtfl="http://schemas.microsoft.com/office/word/2024/wordml/sdtformatlock">
+          <mc:Fallback xmlns:w16sdtfl="http://schemas.microsoft.com/office/word/2024/wordml/sdtformatlock" xmlns:w16du="http://schemas.microsoft.com/office/word/2023/wordml/word16du" xmlns:oel="http://schemas.microsoft.com/office/2019/extlst">
             <w:pict>
               <v:line w14:anchorId="51701AEA" id="Connecteur droit 103" o:spid="_x0000_s1026" style="position:absolute;flip:y;z-index:251683840;visibility:visible;mso-wrap-style:square;mso-width-percent:0;mso-height-percent:0;mso-wrap-distance-left:9pt;mso-wrap-distance-top:0;mso-wrap-distance-right:9pt;mso-wrap-distance-bottom:0;mso-position-horizontal:right;mso-position-horizontal-relative:margin;mso-position-vertical:absolute;mso-position-vertical-relative:text;mso-width-percent:0;mso-height-percent:0;mso-width-relative:margin;mso-height-relative:margin" from="341.05pt,3.75pt" to="733.3pt,6pt" o:gfxdata="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" strokecolor="#004a77" strokeweight="2.25pt">
                 <v:stroke miterlimit="4" joinstyle="miter"/>

--- a/CV_Patrick_Gonzaga.docx
+++ b/CV_Patrick_Gonzaga.docx
@@ -352,7 +352,7 @@
               </wp:anchor>
             </w:drawing>
           </mc:Choice>
-          <mc:Fallback xmlns:w16sdtfl="http://schemas.microsoft.com/office/word/2024/wordml/sdtformatlock" xmlns:w16du="http://schemas.microsoft.com/office/word/2023/wordml/word16du" xmlns:oel="http://schemas.microsoft.com/office/2019/extlst">
+          <mc:Fallback xmlns:oel="http://schemas.microsoft.com/office/2019/extlst" xmlns:w16du="http://schemas.microsoft.com/office/word/2023/wordml/word16du" xmlns:w16sdtfl="http://schemas.microsoft.com/office/word/2024/wordml/sdtformatlock">
             <w:pict>
               <v:shapetype w14:anchorId="0C4F8682" id="_x0000_t202" coordsize="21600,21600" o:spt="202" path="m,l,21600r21600,l21600,xe">
                 <v:stroke joinstyle="miter"/>
@@ -607,7 +607,7 @@
               </wp:anchor>
             </w:drawing>
           </mc:Choice>
-          <mc:Fallback xmlns:w16sdtfl="http://schemas.microsoft.com/office/word/2024/wordml/sdtformatlock" xmlns:w16du="http://schemas.microsoft.com/office/word/2023/wordml/word16du" xmlns:oel="http://schemas.microsoft.com/office/2019/extlst">
+          <mc:Fallback xmlns:oel="http://schemas.microsoft.com/office/2019/extlst" xmlns:w16du="http://schemas.microsoft.com/office/word/2023/wordml/word16du" xmlns:w16sdtfl="http://schemas.microsoft.com/office/word/2024/wordml/sdtformatlock">
             <w:pict>
               <v:line w14:anchorId="5764FF11" id="Connecteur droit 103" o:spid="_x0000_s1026" style="position:absolute;flip:y;z-index:251663360;visibility:visible;mso-wrap-style:square;mso-width-percent:0;mso-height-percent:0;mso-wrap-distance-left:9pt;mso-wrap-distance-top:0;mso-wrap-distance-right:9pt;mso-wrap-distance-bottom:0;mso-position-horizontal:right;mso-position-horizontal-relative:margin;mso-position-vertical:absolute;mso-position-vertical-relative:text;mso-width-percent:0;mso-height-percent:0;mso-width-relative:margin;mso-height-relative:margin" from="341.05pt,2.5pt" to="733.3pt,4.75pt" o:gfxdata="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" strokecolor="#004a77" strokeweight="2.25pt">
                 <v:stroke miterlimit="4" joinstyle="miter"/>
@@ -817,7 +817,7 @@
               </wp:anchor>
             </w:drawing>
           </mc:Choice>
-          <mc:Fallback xmlns:w16sdtfl="http://schemas.microsoft.com/office/word/2024/wordml/sdtformatlock" xmlns:w16du="http://schemas.microsoft.com/office/word/2023/wordml/word16du" xmlns:oel="http://schemas.microsoft.com/office/2019/extlst">
+          <mc:Fallback xmlns:oel="http://schemas.microsoft.com/office/2019/extlst" xmlns:w16du="http://schemas.microsoft.com/office/word/2023/wordml/word16du" xmlns:w16sdtfl="http://schemas.microsoft.com/office/word/2024/wordml/sdtformatlock">
             <w:pict>
               <v:shape w14:anchorId="61B3AF97" id="_x0000_s1027" type="#_x0000_t202" style="position:absolute;left:0;text-align:left;margin-left:0;margin-top:.3pt;width:139.7pt;height:39pt;z-index:251677696;visibility:visible;mso-wrap-style:square;mso-height-percent:0;mso-wrap-distance-left:9pt;mso-wrap-distance-top:0;mso-wrap-distance-right:9pt;mso-wrap-distance-bottom:0;mso-position-horizontal:absolute;mso-position-horizontal-relative:page;mso-position-vertical:absolute;mso-position-vertical-relative:text;mso-height-percent:0;mso-height-relative:margin;v-text-anchor:middle" o:gfxdata="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" filled="f" stroked="f" strokeweight=".25pt">
                 <v:stroke miterlimit="4"/>
@@ -976,7 +976,7 @@
               </wp:anchor>
             </w:drawing>
           </mc:Choice>
-          <mc:Fallback xmlns:w16sdtfl="http://schemas.microsoft.com/office/word/2024/wordml/sdtformatlock" xmlns:w16du="http://schemas.microsoft.com/office/word/2023/wordml/word16du" xmlns:oel="http://schemas.microsoft.com/office/2019/extlst">
+          <mc:Fallback xmlns:oel="http://schemas.microsoft.com/office/2019/extlst" xmlns:w16du="http://schemas.microsoft.com/office/word/2023/wordml/word16du" xmlns:w16sdtfl="http://schemas.microsoft.com/office/word/2024/wordml/sdtformatlock">
             <w:pict>
               <v:line w14:anchorId="355D885B" id="Connecteur droit 103" o:spid="_x0000_s1026" style="position:absolute;flip:y;z-index:251679744;visibility:visible;mso-wrap-style:square;mso-width-percent:0;mso-height-percent:0;mso-wrap-distance-left:9pt;mso-wrap-distance-top:0;mso-wrap-distance-right:9pt;mso-wrap-distance-bottom:0;mso-position-horizontal:right;mso-position-horizontal-relative:margin;mso-position-vertical:absolute;mso-position-vertical-relative:text;mso-width-percent:0;mso-height-percent:0;mso-width-relative:margin;mso-height-relative:margin" from="341.05pt,2.25pt" to="733.3pt,4.5pt" o:gfxdata="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" strokecolor="#004a77" strokeweight="2.25pt">
                 <v:stroke miterlimit="4" joinstyle="miter"/>
@@ -1304,7 +1304,7 @@
               </wp:anchor>
             </w:drawing>
           </mc:Choice>
-          <mc:Fallback xmlns:w16sdtfl="http://schemas.microsoft.com/office/word/2024/wordml/sdtformatlock" xmlns:w16du="http://schemas.microsoft.com/office/word/2023/wordml/word16du" xmlns:oel="http://schemas.microsoft.com/office/2019/extlst">
+          <mc:Fallback xmlns:oel="http://schemas.microsoft.com/office/2019/extlst" xmlns:w16du="http://schemas.microsoft.com/office/word/2023/wordml/word16du" xmlns:w16sdtfl="http://schemas.microsoft.com/office/word/2024/wordml/sdtformatlock">
             <w:pict>
               <v:shape w14:anchorId="11883FBB" id="_x0000_s1028" type="#_x0000_t202" style="position:absolute;left:0;text-align:left;margin-left:0;margin-top:28.05pt;width:139.7pt;height:44.25pt;z-index:251667456;visibility:visible;mso-wrap-style:square;mso-height-percent:0;mso-wrap-distance-left:9pt;mso-wrap-distance-top:0;mso-wrap-distance-right:9pt;mso-wrap-distance-bottom:0;mso-position-horizontal:absolute;mso-position-horizontal-relative:page;mso-position-vertical:absolute;mso-position-vertical-relative:text;mso-height-percent:0;mso-height-relative:margin;v-text-anchor:middle" o:gfxdata="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" filled="f" stroked="f" strokeweight=".25pt">
                 <v:stroke miterlimit="4"/>
@@ -1524,7 +1524,7 @@
               </wp:anchor>
             </w:drawing>
           </mc:Choice>
-          <mc:Fallback xmlns:w16sdtfl="http://schemas.microsoft.com/office/word/2024/wordml/sdtformatlock" xmlns:w16du="http://schemas.microsoft.com/office/word/2023/wordml/word16du" xmlns:oel="http://schemas.microsoft.com/office/2019/extlst">
+          <mc:Fallback xmlns:oel="http://schemas.microsoft.com/office/2019/extlst" xmlns:w16du="http://schemas.microsoft.com/office/word/2023/wordml/word16du" xmlns:w16sdtfl="http://schemas.microsoft.com/office/word/2024/wordml/sdtformatlock">
             <w:pict>
               <v:line w14:anchorId="69DDB3B8" id="Connecteur droit 103" o:spid="_x0000_s1026" style="position:absolute;z-index:251666432;visibility:visible;mso-wrap-style:square;mso-width-percent:0;mso-height-percent:0;mso-wrap-distance-left:9pt;mso-wrap-distance-top:0;mso-wrap-distance-right:9pt;mso-wrap-distance-bottom:0;mso-position-horizontal:right;mso-position-horizontal-relative:margin;mso-position-vertical:absolute;mso-position-vertical-relative:text;mso-width-percent:0;mso-height-percent:0;mso-width-relative:margin;mso-height-relative:margin" from="338.05pt,6.8pt" to="727.3pt,6.8pt" o:gfxdata="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" strokecolor="#004a77" strokeweight="2.25pt">
                 <v:stroke miterlimit="4" joinstyle="miter"/>
@@ -3437,7 +3437,7 @@
               </wp:anchor>
             </w:drawing>
           </mc:Choice>
-          <mc:Fallback xmlns:w16sdtfl="http://schemas.microsoft.com/office/word/2024/wordml/sdtformatlock" xmlns:w16du="http://schemas.microsoft.com/office/word/2023/wordml/word16du" xmlns:oel="http://schemas.microsoft.com/office/2019/extlst">
+          <mc:Fallback xmlns:oel="http://schemas.microsoft.com/office/2019/extlst" xmlns:w16du="http://schemas.microsoft.com/office/word/2023/wordml/word16du" xmlns:w16sdtfl="http://schemas.microsoft.com/office/word/2024/wordml/sdtformatlock">
             <w:pict>
               <v:shape w14:anchorId="4AB30922" id="_x0000_s1029" type="#_x0000_t202" style="position:absolute;left:0;text-align:left;margin-left:88.5pt;margin-top:.75pt;width:139.7pt;height:44.25pt;z-index:251673600;visibility:visible;mso-wrap-style:square;mso-height-percent:0;mso-wrap-distance-left:9pt;mso-wrap-distance-top:0;mso-wrap-distance-right:9pt;mso-wrap-distance-bottom:0;mso-position-horizontal:right;mso-position-horizontal-relative:left-margin-area;mso-position-vertical:absolute;mso-position-vertical-relative:text;mso-height-percent:0;mso-height-relative:margin;v-text-anchor:middle" o:gfxdata="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" filled="f" stroked="f" strokeweight=".25pt">
                 <v:stroke miterlimit="4"/>
@@ -3550,7 +3550,7 @@
               </wp:anchor>
             </w:drawing>
           </mc:Choice>
-          <mc:Fallback xmlns:w16sdtfl="http://schemas.microsoft.com/office/word/2024/wordml/sdtformatlock" xmlns:w16du="http://schemas.microsoft.com/office/word/2023/wordml/word16du" xmlns:oel="http://schemas.microsoft.com/office/2019/extlst">
+          <mc:Fallback xmlns:oel="http://schemas.microsoft.com/office/2019/extlst" xmlns:w16du="http://schemas.microsoft.com/office/word/2023/wordml/word16du" xmlns:w16sdtfl="http://schemas.microsoft.com/office/word/2024/wordml/sdtformatlock">
             <w:pict>
               <v:line w14:anchorId="2EF59E94" id="Connecteur droit 103" o:spid="_x0000_s1026" style="position:absolute;flip:y;z-index:251675648;visibility:visible;mso-wrap-style:square;mso-width-percent:0;mso-height-percent:0;mso-wrap-distance-left:9pt;mso-wrap-distance-top:0;mso-wrap-distance-right:9pt;mso-wrap-distance-bottom:0;mso-position-horizontal:right;mso-position-horizontal-relative:margin;mso-position-vertical:absolute;mso-position-vertical-relative:text;mso-width-percent:0;mso-height-percent:0;mso-width-relative:margin;mso-height-relative:margin" from="341.05pt,6.75pt" to="733.3pt,9pt" o:gfxdata="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" strokecolor="#004a77" strokeweight="2.25pt">
                 <v:stroke miterlimit="4" joinstyle="miter"/>
@@ -3913,7 +3913,7 @@
               </wp:anchor>
             </w:drawing>
           </mc:Choice>
-          <mc:Fallback xmlns:w16sdtfl="http://schemas.microsoft.com/office/word/2024/wordml/sdtformatlock" xmlns:w16du="http://schemas.microsoft.com/office/word/2023/wordml/word16du" xmlns:oel="http://schemas.microsoft.com/office/2019/extlst">
+          <mc:Fallback xmlns:oel="http://schemas.microsoft.com/office/2019/extlst" xmlns:w16du="http://schemas.microsoft.com/office/word/2023/wordml/word16du" xmlns:w16sdtfl="http://schemas.microsoft.com/office/word/2024/wordml/sdtformatlock">
             <w:pict>
               <v:shape w14:anchorId="4871004E" id="_x0000_s1030" type="#_x0000_t202" style="position:absolute;left:0;text-align:left;margin-left:88.5pt;margin-top:1.05pt;width:139.7pt;height:44.25pt;z-index:251685888;visibility:visible;mso-wrap-style:square;mso-height-percent:0;mso-wrap-distance-left:9pt;mso-wrap-distance-top:0;mso-wrap-distance-right:9pt;mso-wrap-distance-bottom:0;mso-position-horizontal:right;mso-position-horizontal-relative:left-margin-area;mso-position-vertical:absolute;mso-position-vertical-relative:text;mso-height-percent:0;mso-height-relative:margin;v-text-anchor:middle" o:gfxdata="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" filled="f" stroked="f" strokeweight=".25pt">
                 <v:stroke miterlimit="4"/>
@@ -4026,7 +4026,7 @@
               </wp:anchor>
             </w:drawing>
           </mc:Choice>
-          <mc:Fallback xmlns:w16sdtfl="http://schemas.microsoft.com/office/word/2024/wordml/sdtformatlock" xmlns:w16du="http://schemas.microsoft.com/office/word/2023/wordml/word16du" xmlns:oel="http://schemas.microsoft.com/office/2019/extlst">
+          <mc:Fallback xmlns:oel="http://schemas.microsoft.com/office/2019/extlst" xmlns:w16du="http://schemas.microsoft.com/office/word/2023/wordml/word16du" xmlns:w16sdtfl="http://schemas.microsoft.com/office/word/2024/wordml/sdtformatlock">
             <w:pict>
               <v:line w14:anchorId="51701AEA" id="Connecteur droit 103" o:spid="_x0000_s1026" style="position:absolute;flip:y;z-index:251683840;visibility:visible;mso-wrap-style:square;mso-width-percent:0;mso-height-percent:0;mso-wrap-distance-left:9pt;mso-wrap-distance-top:0;mso-wrap-distance-right:9pt;mso-wrap-distance-bottom:0;mso-position-horizontal:right;mso-position-horizontal-relative:margin;mso-position-vertical:absolute;mso-position-vertical-relative:text;mso-width-percent:0;mso-height-percent:0;mso-width-relative:margin;mso-height-relative:margin" from="341.05pt,3.75pt" to="733.3pt,6pt" o:gfxdata="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" strokecolor="#004a77" strokeweight="2.25pt">
                 <v:stroke miterlimit="4" joinstyle="miter"/>
@@ -4163,7 +4163,16 @@
           <w:color w:val="000000" w:themeColor="text1"/>
           <w:kern w:val="24"/>
         </w:rPr>
-        <w:t>Two-time Champion in “INTO PROGRAMMING” Tagisan ng Talino (Regional and National Level) .</w:t>
+        <w:t>Two-time Champion in “INTO PROGRAMMING” Tagisan ng Talino (Regional and National Level)</w:t>
+      </w:r>
+      <w:r>
+        <w:rPr>
+          <w:rFonts w:eastAsia="Calibri" w:cstheme="minorHAnsi"/>
+          <w:noProof/>
+          <w:color w:val="000000" w:themeColor="text1"/>
+          <w:kern w:val="24"/>
+        </w:rPr>
+        <w:t>.</w:t>
       </w:r>
     </w:p>
     <w:p>

--- a/CV_Patrick_Gonzaga.docx
+++ b/CV_Patrick_Gonzaga.docx
@@ -352,7 +352,7 @@
               </wp:anchor>
             </w:drawing>
           </mc:Choice>
-          <mc:Fallback xmlns:oel="http://schemas.microsoft.com/office/2019/extlst" xmlns:w16du="http://schemas.microsoft.com/office/word/2023/wordml/word16du" xmlns:w16sdtfl="http://schemas.microsoft.com/office/word/2024/wordml/sdtformatlock">
+          <mc:Fallback xmlns:w16sdtfl="http://schemas.microsoft.com/office/word/2024/wordml/sdtformatlock" xmlns:w16du="http://schemas.microsoft.com/office/word/2023/wordml/word16du" xmlns:oel="http://schemas.microsoft.com/office/2019/extlst">
             <w:pict>
               <v:shapetype w14:anchorId="0C4F8682" id="_x0000_t202" coordsize="21600,21600" o:spt="202" path="m,l,21600r21600,l21600,xe">
                 <v:stroke joinstyle="miter"/>
@@ -607,7 +607,7 @@
               </wp:anchor>
             </w:drawing>
           </mc:Choice>
-          <mc:Fallback xmlns:oel="http://schemas.microsoft.com/office/2019/extlst" xmlns:w16du="http://schemas.microsoft.com/office/word/2023/wordml/word16du" xmlns:w16sdtfl="http://schemas.microsoft.com/office/word/2024/wordml/sdtformatlock">
+          <mc:Fallback xmlns:w16sdtfl="http://schemas.microsoft.com/office/word/2024/wordml/sdtformatlock" xmlns:w16du="http://schemas.microsoft.com/office/word/2023/wordml/word16du" xmlns:oel="http://schemas.microsoft.com/office/2019/extlst">
             <w:pict>
               <v:line w14:anchorId="5764FF11" id="Connecteur droit 103" o:spid="_x0000_s1026" style="position:absolute;flip:y;z-index:251663360;visibility:visible;mso-wrap-style:square;mso-width-percent:0;mso-height-percent:0;mso-wrap-distance-left:9pt;mso-wrap-distance-top:0;mso-wrap-distance-right:9pt;mso-wrap-distance-bottom:0;mso-position-horizontal:right;mso-position-horizontal-relative:margin;mso-position-vertical:absolute;mso-position-vertical-relative:text;mso-width-percent:0;mso-height-percent:0;mso-width-relative:margin;mso-height-relative:margin" from="341.05pt,2.5pt" to="733.3pt,4.75pt" o:gfxdata="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" strokecolor="#004a77" strokeweight="2.25pt">
                 <v:stroke miterlimit="4" joinstyle="miter"/>
@@ -637,6 +637,17 @@
           <w:szCs w:val="22"/>
         </w:rPr>
       </w:pPr>
+      <w:r>
+        <w:rPr>
+          <w:rFonts w:asciiTheme="minorHAnsi" w:eastAsia="Calibri" w:hAnsiTheme="minorHAnsi" w:cstheme="minorHAnsi"/>
+          <w:noProof/>
+          <w:color w:val="000000" w:themeColor="text1"/>
+          <w:kern w:val="24"/>
+          <w:sz w:val="22"/>
+          <w:szCs w:val="22"/>
+        </w:rPr>
+        <w:t xml:space="preserve">Senior </w:t>
+      </w:r>
       <w:r>
         <w:rPr>
           <w:rFonts w:asciiTheme="minorHAnsi" w:eastAsia="Calibri" w:hAnsiTheme="minorHAnsi" w:cstheme="minorHAnsi"/>
@@ -817,7 +828,7 @@
               </wp:anchor>
             </w:drawing>
           </mc:Choice>
-          <mc:Fallback xmlns:oel="http://schemas.microsoft.com/office/2019/extlst" xmlns:w16du="http://schemas.microsoft.com/office/word/2023/wordml/word16du" xmlns:w16sdtfl="http://schemas.microsoft.com/office/word/2024/wordml/sdtformatlock">
+          <mc:Fallback xmlns:w16sdtfl="http://schemas.microsoft.com/office/word/2024/wordml/sdtformatlock" xmlns:w16du="http://schemas.microsoft.com/office/word/2023/wordml/word16du" xmlns:oel="http://schemas.microsoft.com/office/2019/extlst">
             <w:pict>
               <v:shape w14:anchorId="61B3AF97" id="_x0000_s1027" type="#_x0000_t202" style="position:absolute;left:0;text-align:left;margin-left:0;margin-top:.3pt;width:139.7pt;height:39pt;z-index:251677696;visibility:visible;mso-wrap-style:square;mso-height-percent:0;mso-wrap-distance-left:9pt;mso-wrap-distance-top:0;mso-wrap-distance-right:9pt;mso-wrap-distance-bottom:0;mso-position-horizontal:absolute;mso-position-horizontal-relative:page;mso-position-vertical:absolute;mso-position-vertical-relative:text;mso-height-percent:0;mso-height-relative:margin;v-text-anchor:middle" o:gfxdata="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" filled="f" stroked="f" strokeweight=".25pt">
                 <v:stroke miterlimit="4"/>
@@ -976,7 +987,7 @@
               </wp:anchor>
             </w:drawing>
           </mc:Choice>
-          <mc:Fallback xmlns:oel="http://schemas.microsoft.com/office/2019/extlst" xmlns:w16du="http://schemas.microsoft.com/office/word/2023/wordml/word16du" xmlns:w16sdtfl="http://schemas.microsoft.com/office/word/2024/wordml/sdtformatlock">
+          <mc:Fallback xmlns:w16sdtfl="http://schemas.microsoft.com/office/word/2024/wordml/sdtformatlock" xmlns:w16du="http://schemas.microsoft.com/office/word/2023/wordml/word16du" xmlns:oel="http://schemas.microsoft.com/office/2019/extlst">
             <w:pict>
               <v:line w14:anchorId="355D885B" id="Connecteur droit 103" o:spid="_x0000_s1026" style="position:absolute;flip:y;z-index:251679744;visibility:visible;mso-wrap-style:square;mso-width-percent:0;mso-height-percent:0;mso-wrap-distance-left:9pt;mso-wrap-distance-top:0;mso-wrap-distance-right:9pt;mso-wrap-distance-bottom:0;mso-position-horizontal:right;mso-position-horizontal-relative:margin;mso-position-vertical:absolute;mso-position-vertical-relative:text;mso-width-percent:0;mso-height-percent:0;mso-width-relative:margin;mso-height-relative:margin" from="341.05pt,2.25pt" to="733.3pt,4.5pt" o:gfxdata="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" strokecolor="#004a77" strokeweight="2.25pt">
                 <v:stroke miterlimit="4" joinstyle="miter"/>
@@ -1188,7 +1199,133 @@
           <w:color w:val="000000" w:themeColor="text1"/>
           <w:kern w:val="24"/>
         </w:rPr>
-        <w:t xml:space="preserve"> SAP (MM, BOM, Routing, PP, CO), SAP–MES integration</w:t>
+        <w:t xml:space="preserve"> SAP (M</w:t>
+      </w:r>
+      <w:r>
+        <w:rPr>
+          <w:rFonts w:eastAsia="Calibri" w:cstheme="minorHAnsi"/>
+          <w:noProof/>
+          <w:color w:val="000000" w:themeColor="text1"/>
+          <w:kern w:val="24"/>
+        </w:rPr>
+        <w:t xml:space="preserve">aterial </w:t>
+      </w:r>
+      <w:r>
+        <w:rPr>
+          <w:rFonts w:eastAsia="Calibri" w:cstheme="minorHAnsi"/>
+          <w:noProof/>
+          <w:color w:val="000000" w:themeColor="text1"/>
+          <w:kern w:val="24"/>
+        </w:rPr>
+        <w:t>M</w:t>
+      </w:r>
+      <w:r>
+        <w:rPr>
+          <w:rFonts w:eastAsia="Calibri" w:cstheme="minorHAnsi"/>
+          <w:noProof/>
+          <w:color w:val="000000" w:themeColor="text1"/>
+          <w:kern w:val="24"/>
+        </w:rPr>
+        <w:t>anagement</w:t>
+      </w:r>
+      <w:r>
+        <w:rPr>
+          <w:rFonts w:eastAsia="Calibri" w:cstheme="minorHAnsi"/>
+          <w:noProof/>
+          <w:color w:val="000000" w:themeColor="text1"/>
+          <w:kern w:val="24"/>
+        </w:rPr>
+        <w:t xml:space="preserve"> MM</w:t>
+      </w:r>
+      <w:r>
+        <w:rPr>
+          <w:rFonts w:eastAsia="Calibri" w:cstheme="minorHAnsi"/>
+          <w:noProof/>
+          <w:color w:val="000000" w:themeColor="text1"/>
+          <w:kern w:val="24"/>
+        </w:rPr>
+        <w:t>, P</w:t>
+      </w:r>
+      <w:r>
+        <w:rPr>
+          <w:rFonts w:eastAsia="Calibri" w:cstheme="minorHAnsi"/>
+          <w:noProof/>
+          <w:color w:val="000000" w:themeColor="text1"/>
+          <w:kern w:val="24"/>
+        </w:rPr>
+        <w:t xml:space="preserve">roduction </w:t>
+      </w:r>
+      <w:r>
+        <w:rPr>
+          <w:rFonts w:eastAsia="Calibri" w:cstheme="minorHAnsi"/>
+          <w:noProof/>
+          <w:color w:val="000000" w:themeColor="text1"/>
+          <w:kern w:val="24"/>
+        </w:rPr>
+        <w:t>P</w:t>
+      </w:r>
+      <w:r>
+        <w:rPr>
+          <w:rFonts w:eastAsia="Calibri" w:cstheme="minorHAnsi"/>
+          <w:noProof/>
+          <w:color w:val="000000" w:themeColor="text1"/>
+          <w:kern w:val="24"/>
+        </w:rPr>
+        <w:t>lanning</w:t>
+      </w:r>
+      <w:r>
+        <w:rPr>
+          <w:rFonts w:eastAsia="Calibri" w:cstheme="minorHAnsi"/>
+          <w:noProof/>
+          <w:color w:val="000000" w:themeColor="text1"/>
+          <w:kern w:val="24"/>
+        </w:rPr>
+        <w:t xml:space="preserve"> PP</w:t>
+      </w:r>
+      <w:r>
+        <w:rPr>
+          <w:rFonts w:eastAsia="Calibri" w:cstheme="minorHAnsi"/>
+          <w:noProof/>
+          <w:color w:val="000000" w:themeColor="text1"/>
+          <w:kern w:val="24"/>
+        </w:rPr>
+        <w:t>, C</w:t>
+      </w:r>
+      <w:r>
+        <w:rPr>
+          <w:rFonts w:eastAsia="Calibri" w:cstheme="minorHAnsi"/>
+          <w:noProof/>
+          <w:color w:val="000000" w:themeColor="text1"/>
+          <w:kern w:val="24"/>
+        </w:rPr>
+        <w:t>ontrolling</w:t>
+      </w:r>
+      <w:r>
+        <w:rPr>
+          <w:rFonts w:eastAsia="Calibri" w:cstheme="minorHAnsi"/>
+          <w:noProof/>
+          <w:color w:val="000000" w:themeColor="text1"/>
+          <w:kern w:val="24"/>
+        </w:rPr>
+        <w:t xml:space="preserve"> CO</w:t>
+      </w:r>
+      <w:r>
+        <w:rPr>
+          <w:rFonts w:eastAsia="Calibri" w:cstheme="minorHAnsi"/>
+          <w:noProof/>
+          <w:color w:val="000000" w:themeColor="text1"/>
+          <w:kern w:val="24"/>
+        </w:rPr>
+        <w:t>, ABAP</w:t>
+      </w:r>
+      <w:r>
+        <w:rPr>
+          <w:rFonts w:eastAsia="Calibri" w:cstheme="minorHAnsi"/>
+          <w:noProof/>
+          <w:color w:val="000000" w:themeColor="text1"/>
+          <w:kern w:val="24"/>
+        </w:rPr>
+        <w:t>), SAP–MES integration</w:t>
       </w:r>
     </w:p>
     <w:p>
@@ -1304,7 +1441,7 @@
               </wp:anchor>
             </w:drawing>
           </mc:Choice>
-          <mc:Fallback xmlns:oel="http://schemas.microsoft.com/office/2019/extlst" xmlns:w16du="http://schemas.microsoft.com/office/word/2023/wordml/word16du" xmlns:w16sdtfl="http://schemas.microsoft.com/office/word/2024/wordml/sdtformatlock">
+          <mc:Fallback xmlns:w16sdtfl="http://schemas.microsoft.com/office/word/2024/wordml/sdtformatlock" xmlns:w16du="http://schemas.microsoft.com/office/word/2023/wordml/word16du" xmlns:oel="http://schemas.microsoft.com/office/2019/extlst">
             <w:pict>
               <v:shape w14:anchorId="11883FBB" id="_x0000_s1028" type="#_x0000_t202" style="position:absolute;left:0;text-align:left;margin-left:0;margin-top:28.05pt;width:139.7pt;height:44.25pt;z-index:251667456;visibility:visible;mso-wrap-style:square;mso-height-percent:0;mso-wrap-distance-left:9pt;mso-wrap-distance-top:0;mso-wrap-distance-right:9pt;mso-wrap-distance-bottom:0;mso-position-horizontal:absolute;mso-position-horizontal-relative:page;mso-position-vertical:absolute;mso-position-vertical-relative:text;mso-height-percent:0;mso-height-relative:margin;v-text-anchor:middle" o:gfxdata="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" filled="f" stroked="f" strokeweight=".25pt">
                 <v:stroke miterlimit="4"/>
@@ -1524,7 +1661,7 @@
               </wp:anchor>
             </w:drawing>
           </mc:Choice>
-          <mc:Fallback xmlns:oel="http://schemas.microsoft.com/office/2019/extlst" xmlns:w16du="http://schemas.microsoft.com/office/word/2023/wordml/word16du" xmlns:w16sdtfl="http://schemas.microsoft.com/office/word/2024/wordml/sdtformatlock">
+          <mc:Fallback xmlns:w16sdtfl="http://schemas.microsoft.com/office/word/2024/wordml/sdtformatlock" xmlns:w16du="http://schemas.microsoft.com/office/word/2023/wordml/word16du" xmlns:oel="http://schemas.microsoft.com/office/2019/extlst">
             <w:pict>
               <v:line w14:anchorId="69DDB3B8" id="Connecteur droit 103" o:spid="_x0000_s1026" style="position:absolute;z-index:251666432;visibility:visible;mso-wrap-style:square;mso-width-percent:0;mso-height-percent:0;mso-wrap-distance-left:9pt;mso-wrap-distance-top:0;mso-wrap-distance-right:9pt;mso-wrap-distance-bottom:0;mso-position-horizontal:right;mso-position-horizontal-relative:margin;mso-position-vertical:absolute;mso-position-vertical-relative:text;mso-width-percent:0;mso-height-percent:0;mso-width-relative:margin;mso-height-relative:margin" from="338.05pt,6.8pt" to="727.3pt,6.8pt" o:gfxdata="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" strokecolor="#004a77" strokeweight="2.25pt">
                 <v:stroke miterlimit="4" joinstyle="miter"/>
@@ -2318,6 +2455,7 @@
           <w:color w:val="000000" w:themeColor="text1"/>
           <w:kern w:val="24"/>
         </w:rPr>
+        <w:lastRenderedPageBreak/>
         <w:t xml:space="preserve">Created and maintained </w:t>
       </w:r>
       <w:r>
@@ -2413,7 +2551,6 @@
           <w:szCs w:val="36"/>
           <w:lang w:val="en-MY"/>
         </w:rPr>
-        <w:lastRenderedPageBreak/>
         <mc:AlternateContent>
           <mc:Choice Requires="wps">
             <w:drawing>
@@ -3437,7 +3574,7 @@
               </wp:anchor>
             </w:drawing>
           </mc:Choice>
-          <mc:Fallback xmlns:oel="http://schemas.microsoft.com/office/2019/extlst" xmlns:w16du="http://schemas.microsoft.com/office/word/2023/wordml/word16du" xmlns:w16sdtfl="http://schemas.microsoft.com/office/word/2024/wordml/sdtformatlock">
+          <mc:Fallback xmlns:w16sdtfl="http://schemas.microsoft.com/office/word/2024/wordml/sdtformatlock" xmlns:w16du="http://schemas.microsoft.com/office/word/2023/wordml/word16du" xmlns:oel="http://schemas.microsoft.com/office/2019/extlst">
             <w:pict>
               <v:shape w14:anchorId="4AB30922" id="_x0000_s1029" type="#_x0000_t202" style="position:absolute;left:0;text-align:left;margin-left:88.5pt;margin-top:.75pt;width:139.7pt;height:44.25pt;z-index:251673600;visibility:visible;mso-wrap-style:square;mso-height-percent:0;mso-wrap-distance-left:9pt;mso-wrap-distance-top:0;mso-wrap-distance-right:9pt;mso-wrap-distance-bottom:0;mso-position-horizontal:right;mso-position-horizontal-relative:left-margin-area;mso-position-vertical:absolute;mso-position-vertical-relative:text;mso-height-percent:0;mso-height-relative:margin;v-text-anchor:middle" o:gfxdata="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" filled="f" stroked="f" strokeweight=".25pt">
                 <v:stroke miterlimit="4"/>
@@ -3550,7 +3687,7 @@
               </wp:anchor>
             </w:drawing>
           </mc:Choice>
-          <mc:Fallback xmlns:oel="http://schemas.microsoft.com/office/2019/extlst" xmlns:w16du="http://schemas.microsoft.com/office/word/2023/wordml/word16du" xmlns:w16sdtfl="http://schemas.microsoft.com/office/word/2024/wordml/sdtformatlock">
+          <mc:Fallback xmlns:w16sdtfl="http://schemas.microsoft.com/office/word/2024/wordml/sdtformatlock" xmlns:w16du="http://schemas.microsoft.com/office/word/2023/wordml/word16du" xmlns:oel="http://schemas.microsoft.com/office/2019/extlst">
             <w:pict>
               <v:line w14:anchorId="2EF59E94" id="Connecteur droit 103" o:spid="_x0000_s1026" style="position:absolute;flip:y;z-index:251675648;visibility:visible;mso-wrap-style:square;mso-width-percent:0;mso-height-percent:0;mso-wrap-distance-left:9pt;mso-wrap-distance-top:0;mso-wrap-distance-right:9pt;mso-wrap-distance-bottom:0;mso-position-horizontal:right;mso-position-horizontal-relative:margin;mso-position-vertical:absolute;mso-position-vertical-relative:text;mso-width-percent:0;mso-height-percent:0;mso-width-relative:margin;mso-height-relative:margin" from="341.05pt,6.75pt" to="733.3pt,9pt" o:gfxdata="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" strokecolor="#004a77" strokeweight="2.25pt">
                 <v:stroke miterlimit="4" joinstyle="miter"/>
@@ -3913,7 +4050,7 @@
               </wp:anchor>
             </w:drawing>
           </mc:Choice>
-          <mc:Fallback xmlns:oel="http://schemas.microsoft.com/office/2019/extlst" xmlns:w16du="http://schemas.microsoft.com/office/word/2023/wordml/word16du" xmlns:w16sdtfl="http://schemas.microsoft.com/office/word/2024/wordml/sdtformatlock">
+          <mc:Fallback xmlns:w16sdtfl="http://schemas.microsoft.com/office/word/2024/wordml/sdtformatlock" xmlns:w16du="http://schemas.microsoft.com/office/word/2023/wordml/word16du" xmlns:oel="http://schemas.microsoft.com/office/2019/extlst">
             <w:pict>
               <v:shape w14:anchorId="4871004E" id="_x0000_s1030" type="#_x0000_t202" style="position:absolute;left:0;text-align:left;margin-left:88.5pt;margin-top:1.05pt;width:139.7pt;height:44.25pt;z-index:251685888;visibility:visible;mso-wrap-style:square;mso-height-percent:0;mso-wrap-distance-left:9pt;mso-wrap-distance-top:0;mso-wrap-distance-right:9pt;mso-wrap-distance-bottom:0;mso-position-horizontal:right;mso-position-horizontal-relative:left-margin-area;mso-position-vertical:absolute;mso-position-vertical-relative:text;mso-height-percent:0;mso-height-relative:margin;v-text-anchor:middle" o:gfxdata="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" filled="f" stroked="f" strokeweight=".25pt">
                 <v:stroke miterlimit="4"/>
@@ -4026,7 +4163,7 @@
               </wp:anchor>
             </w:drawing>
           </mc:Choice>
-          <mc:Fallback xmlns:oel="http://schemas.microsoft.com/office/2019/extlst" xmlns:w16du="http://schemas.microsoft.com/office/word/2023/wordml/word16du" xmlns:w16sdtfl="http://schemas.microsoft.com/office/word/2024/wordml/sdtformatlock">
+          <mc:Fallback xmlns:w16sdtfl="http://schemas.microsoft.com/office/word/2024/wordml/sdtformatlock" xmlns:w16du="http://schemas.microsoft.com/office/word/2023/wordml/word16du" xmlns:oel="http://schemas.microsoft.com/office/2019/extlst">
             <w:pict>
               <v:line w14:anchorId="51701AEA" id="Connecteur droit 103" o:spid="_x0000_s1026" style="position:absolute;flip:y;z-index:251683840;visibility:visible;mso-wrap-style:square;mso-width-percent:0;mso-height-percent:0;mso-wrap-distance-left:9pt;mso-wrap-distance-top:0;mso-wrap-distance-right:9pt;mso-wrap-distance-bottom:0;mso-position-horizontal:right;mso-position-horizontal-relative:margin;mso-position-vertical:absolute;mso-position-vertical-relative:text;mso-width-percent:0;mso-height-percent:0;mso-width-relative:margin;mso-height-relative:margin" from="341.05pt,3.75pt" to="733.3pt,6pt" o:gfxdata="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" strokecolor="#004a77" strokeweight="2.25pt">
                 <v:stroke miterlimit="4" joinstyle="miter"/>

--- a/CV_Patrick_Gonzaga.docx
+++ b/CV_Patrick_Gonzaga.docx
@@ -35,7 +35,7 @@
         <mc:AlternateContent>
           <mc:Choice Requires="wps">
             <w:drawing>
-              <wp:anchor distT="0" distB="0" distL="114300" distR="114300" simplePos="0" relativeHeight="251657212" behindDoc="0" locked="0" layoutInCell="1" allowOverlap="1" wp14:anchorId="3A65E6F8" wp14:editId="3D36A34C">
+              <wp:anchor distT="0" distB="0" distL="114300" distR="114300" simplePos="0" relativeHeight="251657212" behindDoc="0" locked="0" layoutInCell="1" allowOverlap="1" wp14:anchorId="3A65E6F8" wp14:editId="052052F2">
                 <wp:simplePos x="0" y="0"/>
                 <wp:positionH relativeFrom="leftMargin">
                   <wp:align>right</wp:align>
@@ -100,7 +100,7 @@
           </mc:Choice>
           <mc:Fallback>
             <w:pict>
-              <v:rect w14:anchorId="5F2C9333" id="Rectangle 1" o:spid="_x0000_s1026" style="position:absolute;margin-left:173.05pt;margin-top:-50.35pt;width:224.25pt;height:903.75pt;z-index:251657212;visibility:visible;mso-wrap-style:square;mso-height-percent:0;mso-wrap-distance-left:9pt;mso-wrap-distance-top:0;mso-wrap-distance-right:9pt;mso-wrap-distance-bottom:0;mso-position-horizontal:right;mso-position-horizontal-relative:left-margin-area;mso-position-vertical:absolute;mso-position-vertical-relative:text;mso-height-percent:0;mso-height-relative:margin;v-text-anchor:middle" o:gfxdata="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" fillcolor="#0f9ed5 [3207]" stroked="f">
+              <v:rect w14:anchorId="3F1D7F6E" id="Rectangle 1" o:spid="_x0000_s1026" style="position:absolute;margin-left:173.05pt;margin-top:-50.35pt;width:224.25pt;height:903.75pt;z-index:251657212;visibility:visible;mso-wrap-style:square;mso-height-percent:0;mso-wrap-distance-left:9pt;mso-wrap-distance-top:0;mso-wrap-distance-right:9pt;mso-wrap-distance-bottom:0;mso-position-horizontal:right;mso-position-horizontal-relative:left-margin-area;mso-position-vertical:absolute;mso-position-vertical-relative:text;mso-height-percent:0;mso-height-relative:margin;v-text-anchor:middle" o:gfxdata="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" fillcolor="#0f9ed5 [3207]" stroked="f">
                 <v:fill opacity="32896f"/>
                 <w10:wrap anchorx="margin"/>
               </v:rect>
@@ -237,13 +237,13 @@
         <mc:AlternateContent>
           <mc:Choice Requires="wps">
             <w:drawing>
-              <wp:anchor distT="0" distB="0" distL="114300" distR="114300" simplePos="0" relativeHeight="251664384" behindDoc="0" locked="0" layoutInCell="1" allowOverlap="1" wp14:anchorId="0C4F8682" wp14:editId="0A6F00EE">
+              <wp:anchor distT="0" distB="0" distL="114300" distR="114300" simplePos="0" relativeHeight="251664384" behindDoc="0" locked="0" layoutInCell="1" allowOverlap="1" wp14:anchorId="0C4F8682" wp14:editId="0E61DD6B">
                 <wp:simplePos x="0" y="0"/>
                 <wp:positionH relativeFrom="leftMargin">
                   <wp:posOffset>54610</wp:posOffset>
                 </wp:positionH>
                 <wp:positionV relativeFrom="paragraph">
-                  <wp:posOffset>458470</wp:posOffset>
+                  <wp:posOffset>477520</wp:posOffset>
                 </wp:positionV>
                 <wp:extent cx="1774190" cy="495300"/>
                 <wp:effectExtent l="0" t="0" r="0" b="0"/>
@@ -352,13 +352,13 @@
               </wp:anchor>
             </w:drawing>
           </mc:Choice>
-          <mc:Fallback xmlns:w16sdtfl="http://schemas.microsoft.com/office/word/2024/wordml/sdtformatlock" xmlns:w16du="http://schemas.microsoft.com/office/word/2023/wordml/word16du" xmlns:oel="http://schemas.microsoft.com/office/2019/extlst">
+          <mc:Fallback>
             <w:pict>
               <v:shapetype w14:anchorId="0C4F8682" id="_x0000_t202" coordsize="21600,21600" o:spt="202" path="m,l,21600r21600,l21600,xe">
                 <v:stroke joinstyle="miter"/>
                 <v:path gradientshapeok="t" o:connecttype="rect"/>
               </v:shapetype>
-              <v:shape id="ZoneTexte 112" o:spid="_x0000_s1026" type="#_x0000_t202" style="position:absolute;left:0;text-align:left;margin-left:4.3pt;margin-top:36.1pt;width:139.7pt;height:39pt;z-index:251664384;visibility:visible;mso-wrap-style:square;mso-height-percent:0;mso-wrap-distance-left:9pt;mso-wrap-distance-top:0;mso-wrap-distance-right:9pt;mso-wrap-distance-bottom:0;mso-position-horizontal:absolute;mso-position-horizontal-relative:left-margin-area;mso-position-vertical:absolute;mso-position-vertical-relative:text;mso-height-percent:0;mso-height-relative:margin;v-text-anchor:middle" o:gfxdata="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" filled="f" stroked="f" strokeweight=".25pt">
+              <v:shape id="ZoneTexte 112" o:spid="_x0000_s1026" type="#_x0000_t202" style="position:absolute;left:0;text-align:left;margin-left:4.3pt;margin-top:37.6pt;width:139.7pt;height:39pt;z-index:251664384;visibility:visible;mso-wrap-style:square;mso-height-percent:0;mso-wrap-distance-left:9pt;mso-wrap-distance-top:0;mso-wrap-distance-right:9pt;mso-wrap-distance-bottom:0;mso-position-horizontal:absolute;mso-position-horizontal-relative:left-margin-area;mso-position-vertical:absolute;mso-position-vertical-relative:text;mso-height-percent:0;mso-height-relative:margin;v-text-anchor:middle" o:gfxdata="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" filled="f" stroked="f" strokeweight=".25pt">
                 <v:stroke miterlimit="4"/>
                 <v:textbox inset=".84333mm,.84333mm,.84333mm,.84333mm">
                   <w:txbxContent>
@@ -505,15 +505,11 @@
         <w:r>
           <w:rPr>
             <w:rStyle w:val="Hyperlink"/>
-            <w:rFonts w:ascii="Calibri" w:hAnsi="Calibri" w:cs="Calibri"/>
           </w:rPr>
           <w:t>https://patgonzaga.dev</w:t>
         </w:r>
       </w:hyperlink>
       <w:r>
-        <w:rPr>
-          <w:rFonts w:ascii="Calibri" w:hAnsi="Calibri" w:cs="Calibri"/>
-        </w:rPr>
         <w:t xml:space="preserve"> </w:t>
       </w:r>
     </w:p>
@@ -607,7 +603,7 @@
               </wp:anchor>
             </w:drawing>
           </mc:Choice>
-          <mc:Fallback xmlns:w16sdtfl="http://schemas.microsoft.com/office/word/2024/wordml/sdtformatlock" xmlns:w16du="http://schemas.microsoft.com/office/word/2023/wordml/word16du" xmlns:oel="http://schemas.microsoft.com/office/2019/extlst">
+          <mc:Fallback xmlns:oel="http://schemas.microsoft.com/office/2019/extlst" xmlns:w16du="http://schemas.microsoft.com/office/word/2023/wordml/word16du" xmlns:w16sdtfl="http://schemas.microsoft.com/office/word/2024/wordml/sdtformatlock">
             <w:pict>
               <v:line w14:anchorId="5764FF11" id="Connecteur droit 103" o:spid="_x0000_s1026" style="position:absolute;flip:y;z-index:251663360;visibility:visible;mso-wrap-style:square;mso-width-percent:0;mso-height-percent:0;mso-wrap-distance-left:9pt;mso-wrap-distance-top:0;mso-wrap-distance-right:9pt;mso-wrap-distance-bottom:0;mso-position-horizontal:right;mso-position-horizontal-relative:margin;mso-position-vertical:absolute;mso-position-vertical-relative:text;mso-width-percent:0;mso-height-percent:0;mso-width-relative:margin;mso-height-relative:margin" from="341.05pt,2.5pt" to="733.3pt,4.75pt" o:gfxdata="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" strokecolor="#004a77" strokeweight="2.25pt">
                 <v:stroke miterlimit="4" joinstyle="miter"/>
@@ -646,40 +642,29 @@
           <w:sz w:val="22"/>
           <w:szCs w:val="22"/>
         </w:rPr>
-        <w:t xml:space="preserve">Senior </w:t>
-      </w:r>
-      <w:r>
-        <w:rPr>
-          <w:rFonts w:asciiTheme="minorHAnsi" w:eastAsia="Calibri" w:hAnsiTheme="minorHAnsi" w:cstheme="minorHAnsi"/>
-          <w:noProof/>
-          <w:color w:val="000000" w:themeColor="text1"/>
-          <w:kern w:val="24"/>
-          <w:sz w:val="22"/>
-          <w:szCs w:val="22"/>
-        </w:rPr>
-        <w:t xml:space="preserve">Software engineer with 15+ years of experience building systems that support real business operations — spanning backend development, system integrations, and enterprise platforms. Currently focused on .NET and Azure, delivering APIs and distributed systems that are stable and maintainable at scale. Known for stepping into unfamiliar technology and delivering — from learning ABAP </w:t>
-      </w:r>
-      <w:r>
-        <w:rPr>
-          <w:rFonts w:asciiTheme="minorHAnsi" w:eastAsia="Calibri" w:hAnsiTheme="minorHAnsi" w:cstheme="minorHAnsi"/>
-          <w:noProof/>
-          <w:color w:val="000000" w:themeColor="text1"/>
-          <w:kern w:val="24"/>
-          <w:sz w:val="22"/>
-          <w:szCs w:val="22"/>
-        </w:rPr>
-        <w:t>to bridge</w:t>
-      </w:r>
-      <w:r>
-        <w:rPr>
-          <w:rFonts w:asciiTheme="minorHAnsi" w:eastAsia="Calibri" w:hAnsiTheme="minorHAnsi" w:cstheme="minorHAnsi"/>
-          <w:noProof/>
-          <w:color w:val="000000" w:themeColor="text1"/>
-          <w:kern w:val="24"/>
-          <w:sz w:val="22"/>
-          <w:szCs w:val="22"/>
-        </w:rPr>
-        <w:t xml:space="preserve"> SAP-to-MES integrations to picking up Retool to build production admin tooling.</w:t>
+        <w:t xml:space="preserve">Senior Software Engineer with 15+ years of experience in </w:t>
+      </w:r>
+      <w:r>
+        <w:rPr>
+          <w:rFonts w:asciiTheme="minorHAnsi" w:eastAsia="Calibri" w:hAnsiTheme="minorHAnsi" w:cstheme="minorHAnsi"/>
+          <w:noProof/>
+          <w:color w:val="000000" w:themeColor="text1"/>
+          <w:kern w:val="24"/>
+          <w:sz w:val="22"/>
+          <w:szCs w:val="22"/>
+        </w:rPr>
+        <w:t>software</w:t>
+      </w:r>
+      <w:r>
+        <w:rPr>
+          <w:rFonts w:asciiTheme="minorHAnsi" w:eastAsia="Calibri" w:hAnsiTheme="minorHAnsi" w:cstheme="minorHAnsi"/>
+          <w:noProof/>
+          <w:color w:val="000000" w:themeColor="text1"/>
+          <w:kern w:val="24"/>
+          <w:sz w:val="22"/>
+          <w:szCs w:val="22"/>
+        </w:rPr>
+        <w:t xml:space="preserve"> development, enterprise integrations, and automation. From scripts, cron jobs, stored procedures, and custom applications to modern AI agents powered by n8n, Zapier, and LLMs, I've always focused on replacing manual work with scalable automation that delivers real business value.</w:t>
       </w:r>
     </w:p>
     <w:p>
@@ -713,13 +698,13 @@
         <mc:AlternateContent>
           <mc:Choice Requires="wps">
             <w:drawing>
-              <wp:anchor distT="0" distB="0" distL="114300" distR="114300" simplePos="0" relativeHeight="251677696" behindDoc="0" locked="0" layoutInCell="1" allowOverlap="1" wp14:anchorId="61B3AF97" wp14:editId="4EBA9DCE">
+              <wp:anchor distT="0" distB="0" distL="114300" distR="114300" simplePos="0" relativeHeight="251677696" behindDoc="0" locked="0" layoutInCell="1" allowOverlap="1" wp14:anchorId="61B3AF97" wp14:editId="28CB96B1">
                 <wp:simplePos x="0" y="0"/>
                 <wp:positionH relativeFrom="page">
                   <wp:posOffset>0</wp:posOffset>
                 </wp:positionH>
                 <wp:positionV relativeFrom="paragraph">
-                  <wp:posOffset>3810</wp:posOffset>
+                  <wp:posOffset>137160</wp:posOffset>
                 </wp:positionV>
                 <wp:extent cx="1774190" cy="495300"/>
                 <wp:effectExtent l="0" t="0" r="0" b="0"/>
@@ -828,9 +813,9 @@
               </wp:anchor>
             </w:drawing>
           </mc:Choice>
-          <mc:Fallback xmlns:w16sdtfl="http://schemas.microsoft.com/office/word/2024/wordml/sdtformatlock" xmlns:w16du="http://schemas.microsoft.com/office/word/2023/wordml/word16du" xmlns:oel="http://schemas.microsoft.com/office/2019/extlst">
+          <mc:Fallback>
             <w:pict>
-              <v:shape w14:anchorId="61B3AF97" id="_x0000_s1027" type="#_x0000_t202" style="position:absolute;left:0;text-align:left;margin-left:0;margin-top:.3pt;width:139.7pt;height:39pt;z-index:251677696;visibility:visible;mso-wrap-style:square;mso-height-percent:0;mso-wrap-distance-left:9pt;mso-wrap-distance-top:0;mso-wrap-distance-right:9pt;mso-wrap-distance-bottom:0;mso-position-horizontal:absolute;mso-position-horizontal-relative:page;mso-position-vertical:absolute;mso-position-vertical-relative:text;mso-height-percent:0;mso-height-relative:margin;v-text-anchor:middle" o:gfxdata="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" filled="f" stroked="f" strokeweight=".25pt">
+              <v:shape w14:anchorId="61B3AF97" id="_x0000_s1027" type="#_x0000_t202" style="position:absolute;left:0;text-align:left;margin-left:0;margin-top:10.8pt;width:139.7pt;height:39pt;z-index:251677696;visibility:visible;mso-wrap-style:square;mso-height-percent:0;mso-wrap-distance-left:9pt;mso-wrap-distance-top:0;mso-wrap-distance-right:9pt;mso-wrap-distance-bottom:0;mso-position-horizontal:absolute;mso-position-horizontal-relative:page;mso-position-vertical:absolute;mso-position-vertical-relative:text;mso-height-percent:0;mso-height-relative:margin;v-text-anchor:middle" o:gfxdata="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" filled="f" stroked="f" strokeweight=".25pt">
                 <v:stroke miterlimit="4"/>
                 <v:textbox inset=".84333mm,.84333mm,.84333mm,.84333mm">
                   <w:txbxContent>
@@ -987,7 +972,7 @@
               </wp:anchor>
             </w:drawing>
           </mc:Choice>
-          <mc:Fallback xmlns:w16sdtfl="http://schemas.microsoft.com/office/word/2024/wordml/sdtformatlock" xmlns:w16du="http://schemas.microsoft.com/office/word/2023/wordml/word16du" xmlns:oel="http://schemas.microsoft.com/office/2019/extlst">
+          <mc:Fallback xmlns:oel="http://schemas.microsoft.com/office/2019/extlst" xmlns:w16du="http://schemas.microsoft.com/office/word/2023/wordml/word16du" xmlns:w16sdtfl="http://schemas.microsoft.com/office/word/2024/wordml/sdtformatlock">
             <w:pict>
               <v:line w14:anchorId="355D885B" id="Connecteur droit 103" o:spid="_x0000_s1026" style="position:absolute;flip:y;z-index:251679744;visibility:visible;mso-wrap-style:square;mso-width-percent:0;mso-height-percent:0;mso-wrap-distance-left:9pt;mso-wrap-distance-top:0;mso-wrap-distance-right:9pt;mso-wrap-distance-bottom:0;mso-position-horizontal:right;mso-position-horizontal-relative:margin;mso-position-vertical:absolute;mso-position-vertical-relative:text;mso-width-percent:0;mso-height-percent:0;mso-width-relative:margin;mso-height-relative:margin" from="341.05pt,2.25pt" to="733.3pt,4.5pt" o:gfxdata="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" strokecolor="#004a77" strokeweight="2.25pt">
                 <v:stroke miterlimit="4" joinstyle="miter"/>
@@ -1346,6 +1331,94 @@
       </w:pPr>
       <w:r>
         <w:rPr>
+          <w:rFonts w:eastAsia="Calibri" w:cstheme="minorHAnsi"/>
+          <w:b/>
+          <w:bCs/>
+          <w:noProof/>
+          <w:color w:val="000000" w:themeColor="text1"/>
+          <w:kern w:val="24"/>
+        </w:rPr>
+        <w:t>AI-Assisted Dev:</w:t>
+      </w:r>
+      <w:r>
+        <w:rPr>
+          <w:rFonts w:eastAsia="Calibri" w:cstheme="minorHAnsi"/>
+          <w:noProof/>
+          <w:color w:val="000000" w:themeColor="text1"/>
+          <w:kern w:val="24"/>
+        </w:rPr>
+        <w:t xml:space="preserve"> Cursor</w:t>
+      </w:r>
+      <w:r>
+        <w:rPr>
+          <w:rFonts w:eastAsia="Calibri" w:cstheme="minorHAnsi"/>
+          <w:noProof/>
+          <w:color w:val="000000" w:themeColor="text1"/>
+          <w:kern w:val="24"/>
+        </w:rPr>
+        <w:t>.</w:t>
+      </w:r>
+    </w:p>
+    <w:p>
+      <w:pPr>
+        <w:pStyle w:val="ListParagraph"/>
+        <w:numPr>
+          <w:ilvl w:val="0"/>
+          <w:numId w:val="1"/>
+        </w:numPr>
+        <w:spacing w:after="0" w:line="240" w:lineRule="auto"/>
+        <w:jc w:val="both"/>
+        <w:rPr>
+          <w:rFonts w:eastAsia="Calibri" w:cstheme="minorHAnsi"/>
+          <w:noProof/>
+          <w:color w:val="000000" w:themeColor="text1"/>
+          <w:kern w:val="24"/>
+        </w:rPr>
+      </w:pPr>
+      <w:r>
+        <w:rPr>
+          <w:rFonts w:eastAsia="Calibri" w:cstheme="minorHAnsi"/>
+          <w:b/>
+          <w:bCs/>
+          <w:noProof/>
+          <w:color w:val="000000" w:themeColor="text1"/>
+          <w:kern w:val="24"/>
+        </w:rPr>
+        <w:t>Portal &amp; Reporting:</w:t>
+      </w:r>
+      <w:r>
+        <w:rPr>
+          <w:rFonts w:eastAsia="Calibri" w:cstheme="minorHAnsi"/>
+          <w:noProof/>
+          <w:color w:val="000000" w:themeColor="text1"/>
+          <w:kern w:val="24"/>
+        </w:rPr>
+        <w:t xml:space="preserve"> Retool, TIBCO Spotfire</w:t>
+      </w:r>
+      <w:r>
+        <w:rPr>
+          <w:rFonts w:eastAsia="Calibri" w:cstheme="minorHAnsi"/>
+          <w:noProof/>
+          <w:color w:val="000000" w:themeColor="text1"/>
+          <w:kern w:val="24"/>
+        </w:rPr>
+        <w:t>.</w:t>
+      </w:r>
+    </w:p>
+    <w:p>
+      <w:pPr>
+        <w:pStyle w:val="ListParagraph"/>
+        <w:spacing w:after="0" w:line="240" w:lineRule="auto"/>
+        <w:jc w:val="both"/>
+        <w:rPr>
+          <w:rFonts w:eastAsia="Calibri" w:cstheme="minorHAnsi"/>
+          <w:noProof/>
+          <w:color w:val="000000" w:themeColor="text1"/>
+          <w:kern w:val="24"/>
+        </w:rPr>
+      </w:pPr>
+      <w:r>
+        <w:rPr>
           <w:rFonts w:ascii="Helvetica" w:hAnsi="Helvetica"/>
           <w:noProof/>
           <w:color w:val="0068A7"/>
@@ -1355,13 +1428,13 @@
         <mc:AlternateContent>
           <mc:Choice Requires="wps">
             <w:drawing>
-              <wp:anchor distT="0" distB="0" distL="114300" distR="114300" simplePos="0" relativeHeight="251667456" behindDoc="0" locked="0" layoutInCell="1" allowOverlap="1" wp14:anchorId="11883FBB" wp14:editId="567B2EAE">
+              <wp:anchor distT="0" distB="0" distL="114300" distR="114300" simplePos="0" relativeHeight="251667456" behindDoc="0" locked="0" layoutInCell="1" allowOverlap="1" wp14:anchorId="11883FBB" wp14:editId="547D6EBE">
                 <wp:simplePos x="0" y="0"/>
                 <wp:positionH relativeFrom="page">
                   <wp:posOffset>0</wp:posOffset>
                 </wp:positionH>
                 <wp:positionV relativeFrom="paragraph">
-                  <wp:posOffset>356235</wp:posOffset>
+                  <wp:posOffset>215265</wp:posOffset>
                 </wp:positionV>
                 <wp:extent cx="1774190" cy="561975"/>
                 <wp:effectExtent l="0" t="0" r="0" b="9525"/>
@@ -1441,9 +1514,9 @@
               </wp:anchor>
             </w:drawing>
           </mc:Choice>
-          <mc:Fallback xmlns:w16sdtfl="http://schemas.microsoft.com/office/word/2024/wordml/sdtformatlock" xmlns:w16du="http://schemas.microsoft.com/office/word/2023/wordml/word16du" xmlns:oel="http://schemas.microsoft.com/office/2019/extlst">
+          <mc:Fallback>
             <w:pict>
-              <v:shape w14:anchorId="11883FBB" id="_x0000_s1028" type="#_x0000_t202" style="position:absolute;left:0;text-align:left;margin-left:0;margin-top:28.05pt;width:139.7pt;height:44.25pt;z-index:251667456;visibility:visible;mso-wrap-style:square;mso-height-percent:0;mso-wrap-distance-left:9pt;mso-wrap-distance-top:0;mso-wrap-distance-right:9pt;mso-wrap-distance-bottom:0;mso-position-horizontal:absolute;mso-position-horizontal-relative:page;mso-position-vertical:absolute;mso-position-vertical-relative:text;mso-height-percent:0;mso-height-relative:margin;v-text-anchor:middle" o:gfxdata="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" filled="f" stroked="f" strokeweight=".25pt">
+              <v:shape w14:anchorId="11883FBB" id="_x0000_s1028" type="#_x0000_t202" style="position:absolute;left:0;text-align:left;margin-left:0;margin-top:16.95pt;width:139.7pt;height:44.25pt;z-index:251667456;visibility:visible;mso-wrap-style:square;mso-height-percent:0;mso-wrap-distance-left:9pt;mso-wrap-distance-top:0;mso-wrap-distance-right:9pt;mso-wrap-distance-bottom:0;mso-position-horizontal:absolute;mso-position-horizontal-relative:page;mso-position-vertical:absolute;mso-position-vertical-relative:text;mso-height-percent:0;mso-height-relative:margin;v-text-anchor:middle" o:gfxdata="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" filled="f" stroked="f" strokeweight=".25pt">
                 <v:stroke miterlimit="4"/>
                 <v:textbox inset=".84333mm,.84333mm,.84333mm,.84333mm">
                   <w:txbxContent>
@@ -1480,94 +1553,6 @@
           </mc:Fallback>
         </mc:AlternateContent>
       </w:r>
-      <w:r>
-        <w:rPr>
-          <w:rFonts w:eastAsia="Calibri" w:cstheme="minorHAnsi"/>
-          <w:b/>
-          <w:bCs/>
-          <w:noProof/>
-          <w:color w:val="000000" w:themeColor="text1"/>
-          <w:kern w:val="24"/>
-        </w:rPr>
-        <w:t>AI-Assisted Dev:</w:t>
-      </w:r>
-      <w:r>
-        <w:rPr>
-          <w:rFonts w:eastAsia="Calibri" w:cstheme="minorHAnsi"/>
-          <w:noProof/>
-          <w:color w:val="000000" w:themeColor="text1"/>
-          <w:kern w:val="24"/>
-        </w:rPr>
-        <w:t xml:space="preserve"> Cursor</w:t>
-      </w:r>
-      <w:r>
-        <w:rPr>
-          <w:rFonts w:eastAsia="Calibri" w:cstheme="minorHAnsi"/>
-          <w:noProof/>
-          <w:color w:val="000000" w:themeColor="text1"/>
-          <w:kern w:val="24"/>
-        </w:rPr>
-        <w:t>.</w:t>
-      </w:r>
-    </w:p>
-    <w:p>
-      <w:pPr>
-        <w:pStyle w:val="ListParagraph"/>
-        <w:numPr>
-          <w:ilvl w:val="0"/>
-          <w:numId w:val="1"/>
-        </w:numPr>
-        <w:spacing w:after="0" w:line="240" w:lineRule="auto"/>
-        <w:jc w:val="both"/>
-        <w:rPr>
-          <w:rFonts w:eastAsia="Calibri" w:cstheme="minorHAnsi"/>
-          <w:noProof/>
-          <w:color w:val="000000" w:themeColor="text1"/>
-          <w:kern w:val="24"/>
-        </w:rPr>
-      </w:pPr>
-      <w:r>
-        <w:rPr>
-          <w:rFonts w:eastAsia="Calibri" w:cstheme="minorHAnsi"/>
-          <w:b/>
-          <w:bCs/>
-          <w:noProof/>
-          <w:color w:val="000000" w:themeColor="text1"/>
-          <w:kern w:val="24"/>
-        </w:rPr>
-        <w:t>Portal &amp; Reporting:</w:t>
-      </w:r>
-      <w:r>
-        <w:rPr>
-          <w:rFonts w:eastAsia="Calibri" w:cstheme="minorHAnsi"/>
-          <w:noProof/>
-          <w:color w:val="000000" w:themeColor="text1"/>
-          <w:kern w:val="24"/>
-        </w:rPr>
-        <w:t xml:space="preserve"> Retool, TIBCO Spotfire</w:t>
-      </w:r>
-      <w:r>
-        <w:rPr>
-          <w:rFonts w:eastAsia="Calibri" w:cstheme="minorHAnsi"/>
-          <w:noProof/>
-          <w:color w:val="000000" w:themeColor="text1"/>
-          <w:kern w:val="24"/>
-        </w:rPr>
-        <w:t>.</w:t>
-      </w:r>
-    </w:p>
-    <w:p>
-      <w:pPr>
-        <w:pStyle w:val="ListParagraph"/>
-        <w:spacing w:after="0" w:line="240" w:lineRule="auto"/>
-        <w:jc w:val="both"/>
-        <w:rPr>
-          <w:rFonts w:eastAsia="Calibri" w:cstheme="minorHAnsi"/>
-          <w:noProof/>
-          <w:color w:val="000000" w:themeColor="text1"/>
-          <w:kern w:val="24"/>
-        </w:rPr>
-      </w:pPr>
     </w:p>
     <w:p>
       <w:pPr>
@@ -1661,7 +1646,7 @@
               </wp:anchor>
             </w:drawing>
           </mc:Choice>
-          <mc:Fallback xmlns:w16sdtfl="http://schemas.microsoft.com/office/word/2024/wordml/sdtformatlock" xmlns:w16du="http://schemas.microsoft.com/office/word/2023/wordml/word16du" xmlns:oel="http://schemas.microsoft.com/office/2019/extlst">
+          <mc:Fallback xmlns:oel="http://schemas.microsoft.com/office/2019/extlst" xmlns:w16du="http://schemas.microsoft.com/office/word/2023/wordml/word16du" xmlns:w16sdtfl="http://schemas.microsoft.com/office/word/2024/wordml/sdtformatlock">
             <w:pict>
               <v:line w14:anchorId="69DDB3B8" id="Connecteur droit 103" o:spid="_x0000_s1026" style="position:absolute;z-index:251666432;visibility:visible;mso-wrap-style:square;mso-width-percent:0;mso-height-percent:0;mso-wrap-distance-left:9pt;mso-wrap-distance-top:0;mso-wrap-distance-right:9pt;mso-wrap-distance-bottom:0;mso-position-horizontal:right;mso-position-horizontal-relative:margin;mso-position-vertical:absolute;mso-position-vertical-relative:text;mso-width-percent:0;mso-height-percent:0;mso-width-relative:margin;mso-height-relative:margin" from="338.05pt,6.8pt" to="727.3pt,6.8pt" o:gfxdata="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" strokecolor="#004a77" strokeweight="2.25pt">
                 <v:stroke miterlimit="4" joinstyle="miter"/>
@@ -1812,7 +1797,20 @@
           <w:sz w:val="22"/>
           <w:szCs w:val="22"/>
         </w:rPr>
-        <w:t xml:space="preserve">NET Developer </w:t>
+        <w:t>Backend</w:t>
+      </w:r>
+      <w:r>
+        <w:rPr>
+          <w:rFonts w:asciiTheme="minorHAnsi" w:eastAsia="Calibri" w:hAnsiTheme="minorHAnsi" w:cstheme="minorHAnsi"/>
+          <w:b/>
+          <w:bCs/>
+          <w:noProof/>
+          <w:color w:val="000000" w:themeColor="text1"/>
+          <w:kern w:val="24"/>
+          <w:sz w:val="22"/>
+          <w:szCs w:val="22"/>
+        </w:rPr>
+        <w:t xml:space="preserve"> Developer </w:t>
       </w:r>
       <w:r>
         <w:rPr>
@@ -2455,7 +2453,6 @@
           <w:color w:val="000000" w:themeColor="text1"/>
           <w:kern w:val="24"/>
         </w:rPr>
-        <w:lastRenderedPageBreak/>
         <w:t xml:space="preserve">Created and maintained </w:t>
       </w:r>
       <w:r>
@@ -2541,7 +2538,7 @@
       </w:pPr>
       <w:r>
         <w:rPr>
-          <w:rFonts w:ascii="Raleway Light" w:hAnsi="Raleway Light" w:cstheme="minorBidi"/>
+          <w:rFonts w:ascii="Raleway Light" w:hAnsi="Raleway Light"/>
           <w:b/>
           <w:bCs/>
           <w:noProof/>
@@ -2551,16 +2548,17 @@
           <w:szCs w:val="36"/>
           <w:lang w:val="en-MY"/>
         </w:rPr>
+        <w:lastRenderedPageBreak/>
         <mc:AlternateContent>
           <mc:Choice Requires="wps">
             <w:drawing>
-              <wp:anchor distT="0" distB="0" distL="114300" distR="114300" simplePos="0" relativeHeight="251660287" behindDoc="0" locked="0" layoutInCell="1" allowOverlap="1" wp14:anchorId="65F1F382" wp14:editId="3ABD4634">
+              <wp:anchor distT="0" distB="0" distL="114300" distR="114300" simplePos="0" relativeHeight="251660287" behindDoc="0" locked="0" layoutInCell="1" allowOverlap="1" wp14:anchorId="65F1F382" wp14:editId="30EC2F00">
                 <wp:simplePos x="0" y="0"/>
                 <wp:positionH relativeFrom="leftMargin">
                   <wp:align>right</wp:align>
                 </wp:positionH>
                 <wp:positionV relativeFrom="paragraph">
-                  <wp:posOffset>-741045</wp:posOffset>
+                  <wp:posOffset>-656590</wp:posOffset>
                 </wp:positionV>
                 <wp:extent cx="2847975" cy="10772775"/>
                 <wp:effectExtent l="0" t="0" r="9525" b="9525"/>
@@ -2619,7 +2617,7 @@
           </mc:Choice>
           <mc:Fallback>
             <w:pict>
-              <v:rect w14:anchorId="3F4D6D25" id="Rectangle 1" o:spid="_x0000_s1026" style="position:absolute;margin-left:173.05pt;margin-top:-58.35pt;width:224.25pt;height:848.25pt;z-index:251660287;visibility:visible;mso-wrap-style:square;mso-height-percent:0;mso-wrap-distance-left:9pt;mso-wrap-distance-top:0;mso-wrap-distance-right:9pt;mso-wrap-distance-bottom:0;mso-position-horizontal:right;mso-position-horizontal-relative:left-margin-area;mso-position-vertical:absolute;mso-position-vertical-relative:text;mso-height-percent:0;mso-height-relative:margin;v-text-anchor:middle" o:gfxdata="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" fillcolor="#0f9ed5 [3207]" stroked="f">
+              <v:rect w14:anchorId="40007728" id="Rectangle 1" o:spid="_x0000_s1026" style="position:absolute;margin-left:173.05pt;margin-top:-51.7pt;width:224.25pt;height:848.25pt;z-index:251660287;visibility:visible;mso-wrap-style:square;mso-height-percent:0;mso-wrap-distance-left:9pt;mso-wrap-distance-top:0;mso-wrap-distance-right:9pt;mso-wrap-distance-bottom:0;mso-position-horizontal:right;mso-position-horizontal-relative:left-margin-area;mso-position-vertical:absolute;mso-position-vertical-relative:text;mso-height-percent:0;mso-height-relative:margin;v-text-anchor:middle" o:gfxdata="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" fillcolor="#0f9ed5 [3207]" stroked="f">
                 <v:fill opacity="32896f"/>
                 <w10:wrap anchorx="margin"/>
               </v:rect>
@@ -3175,7 +3173,106 @@
           <w:color w:val="000000" w:themeColor="text1"/>
           <w:kern w:val="24"/>
         </w:rPr>
-        <w:t xml:space="preserve"> delivered in-house POS, casino management (CMS), and biometric timekeeping (ATS); fully automated previously manual processes where applicable.</w:t>
+        <w:t xml:space="preserve"> delivered in-house </w:t>
+      </w:r>
+      <w:r>
+        <w:rPr>
+          <w:rFonts w:eastAsia="Calibri" w:cstheme="minorHAnsi"/>
+          <w:noProof/>
+          <w:color w:val="000000" w:themeColor="text1"/>
+          <w:kern w:val="24"/>
+        </w:rPr>
+        <w:t>Point of Sales</w:t>
+      </w:r>
+      <w:r>
+        <w:rPr>
+          <w:rFonts w:eastAsia="Calibri" w:cstheme="minorHAnsi"/>
+          <w:noProof/>
+          <w:color w:val="000000" w:themeColor="text1"/>
+          <w:kern w:val="24"/>
+        </w:rPr>
+        <w:t xml:space="preserve"> (POS)</w:t>
+      </w:r>
+      <w:r>
+        <w:rPr>
+          <w:rFonts w:eastAsia="Calibri" w:cstheme="minorHAnsi"/>
+          <w:noProof/>
+          <w:color w:val="000000" w:themeColor="text1"/>
+          <w:kern w:val="24"/>
+        </w:rPr>
+        <w:t xml:space="preserve">, </w:t>
+      </w:r>
+      <w:r>
+        <w:rPr>
+          <w:rFonts w:eastAsia="Calibri" w:cstheme="minorHAnsi"/>
+          <w:noProof/>
+          <w:color w:val="000000" w:themeColor="text1"/>
+          <w:kern w:val="24"/>
+        </w:rPr>
+        <w:t>C</w:t>
+      </w:r>
+      <w:r>
+        <w:rPr>
+          <w:rFonts w:eastAsia="Calibri" w:cstheme="minorHAnsi"/>
+          <w:noProof/>
+          <w:color w:val="000000" w:themeColor="text1"/>
+          <w:kern w:val="24"/>
+        </w:rPr>
+        <w:t xml:space="preserve">asino </w:t>
+      </w:r>
+      <w:r>
+        <w:rPr>
+          <w:rFonts w:eastAsia="Calibri" w:cstheme="minorHAnsi"/>
+          <w:noProof/>
+          <w:color w:val="000000" w:themeColor="text1"/>
+          <w:kern w:val="24"/>
+        </w:rPr>
+        <w:t>M</w:t>
+      </w:r>
+      <w:r>
+        <w:rPr>
+          <w:rFonts w:eastAsia="Calibri" w:cstheme="minorHAnsi"/>
+          <w:noProof/>
+          <w:color w:val="000000" w:themeColor="text1"/>
+          <w:kern w:val="24"/>
+        </w:rPr>
+        <w:t xml:space="preserve">anagement (CMS), and </w:t>
+      </w:r>
+      <w:r>
+        <w:rPr>
+          <w:rFonts w:eastAsia="Calibri" w:cstheme="minorHAnsi"/>
+          <w:noProof/>
+          <w:color w:val="000000" w:themeColor="text1"/>
+          <w:kern w:val="24"/>
+        </w:rPr>
+        <w:t>Automated Timekeeping System with Biom</w:t>
+      </w:r>
+      <w:r>
+        <w:rPr>
+          <w:rFonts w:eastAsia="Calibri" w:cstheme="minorHAnsi"/>
+          <w:noProof/>
+          <w:color w:val="000000" w:themeColor="text1"/>
+          <w:kern w:val="24"/>
+        </w:rPr>
+        <w:t>e</w:t>
+      </w:r>
+      <w:r>
+        <w:rPr>
+          <w:rFonts w:eastAsia="Calibri" w:cstheme="minorHAnsi"/>
+          <w:noProof/>
+          <w:color w:val="000000" w:themeColor="text1"/>
+          <w:kern w:val="24"/>
+        </w:rPr>
+        <w:t xml:space="preserve">tric </w:t>
+      </w:r>
+      <w:r>
+        <w:rPr>
+          <w:rFonts w:eastAsia="Calibri" w:cstheme="minorHAnsi"/>
+          <w:noProof/>
+          <w:color w:val="000000" w:themeColor="text1"/>
+          <w:kern w:val="24"/>
+        </w:rPr>
+        <w:t>(ATS); fully automated previously manual processes where applicable.</w:t>
       </w:r>
       <w:r>
         <w:rPr>
@@ -3574,9 +3671,9 @@
               </wp:anchor>
             </w:drawing>
           </mc:Choice>
-          <mc:Fallback xmlns:w16sdtfl="http://schemas.microsoft.com/office/word/2024/wordml/sdtformatlock" xmlns:w16du="http://schemas.microsoft.com/office/word/2023/wordml/word16du" xmlns:oel="http://schemas.microsoft.com/office/2019/extlst">
+          <mc:Fallback>
             <w:pict>
-              <v:shape w14:anchorId="4AB30922" id="_x0000_s1029" type="#_x0000_t202" style="position:absolute;left:0;text-align:left;margin-left:88.5pt;margin-top:.75pt;width:139.7pt;height:44.25pt;z-index:251673600;visibility:visible;mso-wrap-style:square;mso-height-percent:0;mso-wrap-distance-left:9pt;mso-wrap-distance-top:0;mso-wrap-distance-right:9pt;mso-wrap-distance-bottom:0;mso-position-horizontal:right;mso-position-horizontal-relative:left-margin-area;mso-position-vertical:absolute;mso-position-vertical-relative:text;mso-height-percent:0;mso-height-relative:margin;v-text-anchor:middle" o:gfxdata="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" filled="f" stroked="f" strokeweight=".25pt">
+              <v:shape w14:anchorId="4AB30922" id="_x0000_s1029" type="#_x0000_t202" style="position:absolute;left:0;text-align:left;margin-left:88.5pt;margin-top:.75pt;width:139.7pt;height:44.25pt;z-index:251673600;visibility:visible;mso-wrap-style:square;mso-height-percent:0;mso-wrap-distance-left:9pt;mso-wrap-distance-top:0;mso-wrap-distance-right:9pt;mso-wrap-distance-bottom:0;mso-position-horizontal:right;mso-position-horizontal-relative:left-margin-area;mso-position-vertical:absolute;mso-position-vertical-relative:text;mso-height-percent:0;mso-height-relative:margin;v-text-anchor:middle" o:gfxdata="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" filled="f" stroked="f" strokeweight=".25pt">
                 <v:stroke miterlimit="4"/>
                 <v:textbox inset=".84333mm,.84333mm,.84333mm,.84333mm">
                   <w:txbxContent>
@@ -3687,7 +3784,7 @@
               </wp:anchor>
             </w:drawing>
           </mc:Choice>
-          <mc:Fallback xmlns:w16sdtfl="http://schemas.microsoft.com/office/word/2024/wordml/sdtformatlock" xmlns:w16du="http://schemas.microsoft.com/office/word/2023/wordml/word16du" xmlns:oel="http://schemas.microsoft.com/office/2019/extlst">
+          <mc:Fallback xmlns:oel="http://schemas.microsoft.com/office/2019/extlst" xmlns:w16du="http://schemas.microsoft.com/office/word/2023/wordml/word16du" xmlns:w16sdtfl="http://schemas.microsoft.com/office/word/2024/wordml/sdtformatlock">
             <w:pict>
               <v:line w14:anchorId="2EF59E94" id="Connecteur droit 103" o:spid="_x0000_s1026" style="position:absolute;flip:y;z-index:251675648;visibility:visible;mso-wrap-style:square;mso-width-percent:0;mso-height-percent:0;mso-wrap-distance-left:9pt;mso-wrap-distance-top:0;mso-wrap-distance-right:9pt;mso-wrap-distance-bottom:0;mso-position-horizontal:right;mso-position-horizontal-relative:margin;mso-position-vertical:absolute;mso-position-vertical-relative:text;mso-width-percent:0;mso-height-percent:0;mso-width-relative:margin;mso-height-relative:margin" from="341.05pt,6.75pt" to="733.3pt,9pt" o:gfxdata="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" strokecolor="#004a77" strokeweight="2.25pt">
                 <v:stroke miterlimit="4" joinstyle="miter"/>
@@ -3718,7 +3815,7 @@
           <w:color w:val="000000" w:themeColor="text1"/>
           <w:kern w:val="24"/>
         </w:rPr>
-        <w:t>N8N Masterclass: Learn Basic AI &amp; Automation using N8N</w:t>
+        <w:t>No Code Automation with Zapier</w:t>
       </w:r>
       <w:r>
         <w:rPr>
@@ -3754,6 +3851,60 @@
           <w:color w:val="000000" w:themeColor="text1"/>
           <w:kern w:val="24"/>
         </w:rPr>
+        <w:t xml:space="preserve">QS101: </w:t>
+      </w:r>
+      <w:r>
+        <w:rPr>
+          <w:rFonts w:eastAsia="Calibri" w:cstheme="minorHAnsi"/>
+          <w:noProof/>
+          <w:color w:val="000000" w:themeColor="text1"/>
+          <w:kern w:val="24"/>
+        </w:rPr>
+        <w:t>N8N</w:t>
+      </w:r>
+      <w:r>
+        <w:rPr>
+          <w:rFonts w:eastAsia="Calibri" w:cstheme="minorHAnsi"/>
+          <w:noProof/>
+          <w:color w:val="000000" w:themeColor="text1"/>
+          <w:kern w:val="24"/>
+        </w:rPr>
+        <w:t xml:space="preserve"> Quickstart</w:t>
+      </w:r>
+      <w:r>
+        <w:rPr>
+          <w:rFonts w:eastAsia="Calibri" w:cstheme="minorHAnsi"/>
+          <w:noProof/>
+          <w:color w:val="000000" w:themeColor="text1"/>
+          <w:kern w:val="24"/>
+        </w:rPr>
+        <w:t xml:space="preserve"> (2026) </w:t>
+      </w:r>
+      <w:r>
+        <w:rPr>
+          <w:rFonts w:eastAsia="Calibri" w:cstheme="minorHAnsi"/>
+          <w:noProof/>
+          <w:color w:val="000000" w:themeColor="text1"/>
+          <w:kern w:val="24"/>
+        </w:rPr>
+        <w:t>•</w:t>
+      </w:r>
+      <w:r>
+        <w:rPr>
+          <w:rFonts w:eastAsia="Calibri" w:cstheme="minorHAnsi"/>
+          <w:noProof/>
+          <w:color w:val="000000" w:themeColor="text1"/>
+          <w:kern w:val="24"/>
+        </w:rPr>
+        <w:t xml:space="preserve"> </w:t>
+      </w:r>
+      <w:r>
+        <w:rPr>
+          <w:rFonts w:eastAsia="Calibri" w:cstheme="minorHAnsi"/>
+          <w:noProof/>
+          <w:color w:val="000000" w:themeColor="text1"/>
+          <w:kern w:val="24"/>
+        </w:rPr>
         <w:t>The Complete ReactJs Course - Basics to Advanced</w:t>
       </w:r>
       <w:r>
@@ -3925,7 +4076,61 @@
           <w:color w:val="000000" w:themeColor="text1"/>
           <w:kern w:val="24"/>
         </w:rPr>
-        <w:t xml:space="preserve"> (2024) • Data Engineering, Data Science &amp; Machine Learning (Project SPARTA, 2022) </w:t>
+        <w:t xml:space="preserve"> (2024) • Data Engineering</w:t>
+      </w:r>
+      <w:r>
+        <w:rPr>
+          <w:rFonts w:eastAsia="Calibri" w:cstheme="minorHAnsi"/>
+          <w:noProof/>
+          <w:color w:val="000000" w:themeColor="text1"/>
+          <w:kern w:val="24"/>
+        </w:rPr>
+        <w:t xml:space="preserve"> Pathway</w:t>
+      </w:r>
+      <w:r>
+        <w:rPr>
+          <w:rFonts w:eastAsia="Calibri" w:cstheme="minorHAnsi"/>
+          <w:noProof/>
+          <w:color w:val="000000" w:themeColor="text1"/>
+          <w:kern w:val="24"/>
+        </w:rPr>
+        <w:t xml:space="preserve"> (</w:t>
+      </w:r>
+      <w:r>
+        <w:rPr>
+          <w:rFonts w:eastAsia="Calibri" w:cstheme="minorHAnsi"/>
+          <w:noProof/>
+          <w:color w:val="000000" w:themeColor="text1"/>
+          <w:kern w:val="24"/>
+        </w:rPr>
+        <w:t>2023</w:t>
+      </w:r>
+      <w:r>
+        <w:rPr>
+          <w:rFonts w:eastAsia="Calibri" w:cstheme="minorHAnsi"/>
+          <w:noProof/>
+          <w:color w:val="000000" w:themeColor="text1"/>
+          <w:kern w:val="24"/>
+        </w:rPr>
+        <w:t xml:space="preserve">) </w:t>
+      </w:r>
+      <w:r>
+        <w:rPr>
+          <w:rFonts w:eastAsia="Calibri" w:cstheme="minorHAnsi"/>
+          <w:noProof/>
+          <w:color w:val="000000" w:themeColor="text1"/>
+          <w:kern w:val="24"/>
+        </w:rPr>
+        <w:t>•</w:t>
+      </w:r>
+      <w:r>
+        <w:rPr>
+          <w:rFonts w:eastAsia="Calibri" w:cstheme="minorHAnsi"/>
+          <w:noProof/>
+          <w:color w:val="000000" w:themeColor="text1"/>
+          <w:kern w:val="24"/>
+        </w:rPr>
+        <w:t xml:space="preserve"> Data Science and Machine Learning Using Python (2022) </w:t>
       </w:r>
     </w:p>
     <w:p>
@@ -4050,9 +4255,9 @@
               </wp:anchor>
             </w:drawing>
           </mc:Choice>
-          <mc:Fallback xmlns:w16sdtfl="http://schemas.microsoft.com/office/word/2024/wordml/sdtformatlock" xmlns:w16du="http://schemas.microsoft.com/office/word/2023/wordml/word16du" xmlns:oel="http://schemas.microsoft.com/office/2019/extlst">
+          <mc:Fallback>
             <w:pict>
-              <v:shape w14:anchorId="4871004E" id="_x0000_s1030" type="#_x0000_t202" style="position:absolute;left:0;text-align:left;margin-left:88.5pt;margin-top:1.05pt;width:139.7pt;height:44.25pt;z-index:251685888;visibility:visible;mso-wrap-style:square;mso-height-percent:0;mso-wrap-distance-left:9pt;mso-wrap-distance-top:0;mso-wrap-distance-right:9pt;mso-wrap-distance-bottom:0;mso-position-horizontal:right;mso-position-horizontal-relative:left-margin-area;mso-position-vertical:absolute;mso-position-vertical-relative:text;mso-height-percent:0;mso-height-relative:margin;v-text-anchor:middle" o:gfxdata="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" filled="f" stroked="f" strokeweight=".25pt">
+              <v:shape w14:anchorId="4871004E" id="_x0000_s1030" type="#_x0000_t202" style="position:absolute;left:0;text-align:left;margin-left:88.5pt;margin-top:1.05pt;width:139.7pt;height:44.25pt;z-index:251685888;visibility:visible;mso-wrap-style:square;mso-height-percent:0;mso-wrap-distance-left:9pt;mso-wrap-distance-top:0;mso-wrap-distance-right:9pt;mso-wrap-distance-bottom:0;mso-position-horizontal:right;mso-position-horizontal-relative:left-margin-area;mso-position-vertical:absolute;mso-position-vertical-relative:text;mso-height-percent:0;mso-height-relative:margin;v-text-anchor:middle" o:gfxdata="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" filled="f" stroked="f" strokeweight=".25pt">
                 <v:stroke miterlimit="4"/>
                 <v:textbox inset=".84333mm,.84333mm,.84333mm,.84333mm">
                   <w:txbxContent>
@@ -4163,7 +4368,7 @@
               </wp:anchor>
             </w:drawing>
           </mc:Choice>
-          <mc:Fallback xmlns:w16sdtfl="http://schemas.microsoft.com/office/word/2024/wordml/sdtformatlock" xmlns:w16du="http://schemas.microsoft.com/office/word/2023/wordml/word16du" xmlns:oel="http://schemas.microsoft.com/office/2019/extlst">
+          <mc:Fallback xmlns:oel="http://schemas.microsoft.com/office/2019/extlst" xmlns:w16du="http://schemas.microsoft.com/office/word/2023/wordml/word16du" xmlns:w16sdtfl="http://schemas.microsoft.com/office/word/2024/wordml/sdtformatlock">
             <w:pict>
               <v:line w14:anchorId="51701AEA" id="Connecteur droit 103" o:spid="_x0000_s1026" style="position:absolute;flip:y;z-index:251683840;visibility:visible;mso-wrap-style:square;mso-width-percent:0;mso-height-percent:0;mso-wrap-distance-left:9pt;mso-wrap-distance-top:0;mso-wrap-distance-right:9pt;mso-wrap-distance-bottom:0;mso-position-horizontal:right;mso-position-horizontal-relative:margin;mso-position-vertical:absolute;mso-position-vertical-relative:text;mso-width-percent:0;mso-height-percent:0;mso-width-relative:margin;mso-height-relative:margin" from="341.05pt,3.75pt" to="733.3pt,6pt" o:gfxdata="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" strokecolor="#004a77" strokeweight="2.25pt">
                 <v:stroke miterlimit="4" joinstyle="miter"/>

--- a/CV_Patrick_Gonzaga.docx
+++ b/CV_Patrick_Gonzaga.docx
@@ -28,8 +28,8 @@
           <w:noProof/>
           <w:spacing w:val="60"/>
           <w:kern w:val="24"/>
-          <w:sz w:val="36"/>
-          <w:szCs w:val="36"/>
+          <w:sz w:val="32"/>
+          <w:szCs w:val="32"/>
           <w:lang w:val="en-MY"/>
         </w:rPr>
         <mc:AlternateContent>
@@ -116,8 +116,8 @@
           <w:noProof/>
           <w:spacing w:val="60"/>
           <w:kern w:val="24"/>
-          <w:sz w:val="36"/>
-          <w:szCs w:val="36"/>
+          <w:sz w:val="32"/>
+          <w:szCs w:val="32"/>
           <w:lang w:val="en-MY"/>
         </w:rPr>
         <w:drawing>
@@ -210,8 +210,8 @@
           <w:noProof/>
           <w:spacing w:val="60"/>
           <w:kern w:val="24"/>
-          <w:sz w:val="36"/>
-          <w:szCs w:val="36"/>
+          <w:sz w:val="32"/>
+          <w:szCs w:val="32"/>
           <w:lang w:val="en-MY"/>
         </w:rPr>
         <w:t>PATRICK  JAMES LEE  GONZAGA</w:t>
@@ -617,67 +617,99 @@
     </w:p>
     <w:p>
       <w:pPr>
+        <w:ind w:left="142" w:firstLine="360"/>
+        <w:jc w:val="both"/>
+        <w:rPr>
+          <w:rFonts w:eastAsia="Calibri" w:cstheme="minorHAnsi"/>
+          <w:noProof/>
+          <w:color w:val="000000" w:themeColor="text1"/>
+          <w:kern w:val="24"/>
+        </w:rPr>
+      </w:pPr>
+      <w:r>
+        <w:rPr>
+          <w:rFonts w:eastAsia="Calibri" w:cstheme="minorHAnsi"/>
+          <w:noProof/>
+          <w:color w:val="000000" w:themeColor="text1"/>
+          <w:kern w:val="24"/>
+        </w:rPr>
+        <w:t xml:space="preserve">Senior Software Engineer with 15+ years of experience building software that solves real operational problems through backend development, enterprise integrations, and automation. Long before AI-powered workflows became popular, I was already eliminating manual work using scripts, cron jobs, stored procedures, custom VB.NET, C#, and ASP.NET applications. I thrive in unfamiliar environments, whether that means </w:t>
+      </w:r>
+      <w:r>
+        <w:rPr>
+          <w:rFonts w:eastAsia="Calibri" w:cstheme="minorHAnsi"/>
+          <w:noProof/>
+          <w:color w:val="000000" w:themeColor="text1"/>
+          <w:kern w:val="24"/>
+        </w:rPr>
+        <w:t>programming using</w:t>
+      </w:r>
+      <w:r>
+        <w:rPr>
+          <w:rFonts w:eastAsia="Calibri" w:cstheme="minorHAnsi"/>
+          <w:noProof/>
+          <w:color w:val="000000" w:themeColor="text1"/>
+          <w:kern w:val="24"/>
+        </w:rPr>
+        <w:t xml:space="preserve"> ABAP for SAP-to-MES integrations</w:t>
+      </w:r>
+      <w:r>
+        <w:rPr>
+          <w:rFonts w:eastAsia="Calibri" w:cstheme="minorHAnsi"/>
+          <w:noProof/>
+          <w:color w:val="000000" w:themeColor="text1"/>
+          <w:kern w:val="24"/>
+        </w:rPr>
+        <w:t xml:space="preserve"> or</w:t>
+      </w:r>
+      <w:r>
+        <w:rPr>
+          <w:rFonts w:eastAsia="Calibri" w:cstheme="minorHAnsi"/>
+          <w:noProof/>
+          <w:color w:val="000000" w:themeColor="text1"/>
+          <w:kern w:val="24"/>
+        </w:rPr>
+        <w:t xml:space="preserve"> </w:t>
+      </w:r>
+      <w:r>
+        <w:rPr>
+          <w:rFonts w:eastAsia="Calibri" w:cstheme="minorHAnsi"/>
+          <w:noProof/>
+          <w:color w:val="000000" w:themeColor="text1"/>
+          <w:kern w:val="24"/>
+        </w:rPr>
+        <w:t xml:space="preserve">creating </w:t>
+      </w:r>
+      <w:r>
+        <w:rPr>
+          <w:rFonts w:eastAsia="Calibri" w:cstheme="minorHAnsi"/>
+          <w:noProof/>
+          <w:color w:val="000000" w:themeColor="text1"/>
+          <w:kern w:val="24"/>
+        </w:rPr>
+        <w:t>Retool admin portals</w:t>
+      </w:r>
+      <w:r>
+        <w:rPr>
+          <w:rFonts w:eastAsia="Calibri" w:cstheme="minorHAnsi"/>
+          <w:noProof/>
+          <w:color w:val="000000" w:themeColor="text1"/>
+          <w:kern w:val="24"/>
+        </w:rPr>
+        <w:t>.</w:t>
+      </w:r>
+    </w:p>
+    <w:p>
+      <w:pPr>
         <w:pStyle w:val="NormalWeb"/>
         <w:tabs>
           <w:tab w:val="right" w:pos="7088"/>
         </w:tabs>
         <w:spacing w:before="0" w:beforeAutospacing="0" w:after="0" w:afterAutospacing="0"/>
-        <w:ind w:left="360"/>
+        <w:ind w:left="180"/>
         <w:jc w:val="both"/>
         <w:rPr>
-          <w:rFonts w:asciiTheme="minorHAnsi" w:eastAsia="Calibri" w:hAnsiTheme="minorHAnsi" w:cstheme="minorHAnsi"/>
-          <w:noProof/>
-          <w:color w:val="000000" w:themeColor="text1"/>
-          <w:kern w:val="24"/>
-          <w:sz w:val="22"/>
-          <w:szCs w:val="22"/>
-        </w:rPr>
-      </w:pPr>
-      <w:r>
-        <w:rPr>
-          <w:rFonts w:asciiTheme="minorHAnsi" w:eastAsia="Calibri" w:hAnsiTheme="minorHAnsi" w:cstheme="minorHAnsi"/>
-          <w:noProof/>
-          <w:color w:val="000000" w:themeColor="text1"/>
-          <w:kern w:val="24"/>
-          <w:sz w:val="22"/>
-          <w:szCs w:val="22"/>
-        </w:rPr>
-        <w:t xml:space="preserve">Senior Software Engineer with 15+ years of experience in </w:t>
-      </w:r>
-      <w:r>
-        <w:rPr>
-          <w:rFonts w:asciiTheme="minorHAnsi" w:eastAsia="Calibri" w:hAnsiTheme="minorHAnsi" w:cstheme="minorHAnsi"/>
-          <w:noProof/>
-          <w:color w:val="000000" w:themeColor="text1"/>
-          <w:kern w:val="24"/>
-          <w:sz w:val="22"/>
-          <w:szCs w:val="22"/>
-        </w:rPr>
-        <w:t>software</w:t>
-      </w:r>
-      <w:r>
-        <w:rPr>
-          <w:rFonts w:asciiTheme="minorHAnsi" w:eastAsia="Calibri" w:hAnsiTheme="minorHAnsi" w:cstheme="minorHAnsi"/>
-          <w:noProof/>
-          <w:color w:val="000000" w:themeColor="text1"/>
-          <w:kern w:val="24"/>
-          <w:sz w:val="22"/>
-          <w:szCs w:val="22"/>
-        </w:rPr>
-        <w:t xml:space="preserve"> development, enterprise integrations, and automation. From scripts, cron jobs, stored procedures, and custom applications to modern AI agents powered by n8n, Zapier, and LLMs, I've always focused on replacing manual work with scalable automation that delivers real business value.</w:t>
-      </w:r>
-    </w:p>
-    <w:p>
-      <w:pPr>
-        <w:pStyle w:val="NormalWeb"/>
-        <w:tabs>
-          <w:tab w:val="right" w:pos="7088"/>
-        </w:tabs>
-        <w:spacing w:before="0" w:beforeAutospacing="0" w:after="0" w:afterAutospacing="0"/>
-        <w:ind w:left="360"/>
-        <w:jc w:val="both"/>
-        <w:rPr>
-          <w:rFonts w:asciiTheme="minorHAnsi" w:eastAsia="Calibri" w:hAnsiTheme="minorHAnsi" w:cstheme="minorHAnsi"/>
+          <w:rFonts w:ascii="Calibri" w:eastAsia="Calibri" w:hAnsi="Calibri" w:cs="Calibri"/>
           <w:noProof/>
           <w:color w:val="000000" w:themeColor="text1"/>
           <w:kern w:val="24"/>
@@ -698,13 +730,13 @@
         <mc:AlternateContent>
           <mc:Choice Requires="wps">
             <w:drawing>
-              <wp:anchor distT="0" distB="0" distL="114300" distR="114300" simplePos="0" relativeHeight="251677696" behindDoc="0" locked="0" layoutInCell="1" allowOverlap="1" wp14:anchorId="61B3AF97" wp14:editId="28CB96B1">
+              <wp:anchor distT="0" distB="0" distL="114300" distR="114300" simplePos="0" relativeHeight="251677696" behindDoc="0" locked="0" layoutInCell="1" allowOverlap="1" wp14:anchorId="61B3AF97" wp14:editId="30AD6F46">
                 <wp:simplePos x="0" y="0"/>
                 <wp:positionH relativeFrom="page">
-                  <wp:posOffset>0</wp:posOffset>
+                  <wp:align>left</wp:align>
                 </wp:positionH>
                 <wp:positionV relativeFrom="paragraph">
-                  <wp:posOffset>137160</wp:posOffset>
+                  <wp:posOffset>-1270</wp:posOffset>
                 </wp:positionV>
                 <wp:extent cx="1774190" cy="495300"/>
                 <wp:effectExtent l="0" t="0" r="0" b="0"/>
@@ -815,7 +847,11 @@
           </mc:Choice>
           <mc:Fallback>
             <w:pict>
-              <v:shape w14:anchorId="61B3AF97" id="_x0000_s1027" type="#_x0000_t202" style="position:absolute;left:0;text-align:left;margin-left:0;margin-top:10.8pt;width:139.7pt;height:39pt;z-index:251677696;visibility:visible;mso-wrap-style:square;mso-height-percent:0;mso-wrap-distance-left:9pt;mso-wrap-distance-top:0;mso-wrap-distance-right:9pt;mso-wrap-distance-bottom:0;mso-position-horizontal:absolute;mso-position-horizontal-relative:page;mso-position-vertical:absolute;mso-position-vertical-relative:text;mso-height-percent:0;mso-height-relative:margin;v-text-anchor:middle" o:gfxdata="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" filled="f" stroked="f" strokeweight=".25pt">
+              <v:shapetype w14:anchorId="61B3AF97" id="_x0000_t202" coordsize="21600,21600" o:spt="202" path="m,l,21600r21600,l21600,xe">
+                <v:stroke joinstyle="miter"/>
+                <v:path gradientshapeok="t" o:connecttype="rect"/>
+              </v:shapetype>
+              <v:shape id="_x0000_s1027" type="#_x0000_t202" style="position:absolute;left:0;text-align:left;margin-left:0;margin-top:-.1pt;width:139.7pt;height:39pt;z-index:251677696;visibility:visible;mso-wrap-style:square;mso-height-percent:0;mso-wrap-distance-left:9pt;mso-wrap-distance-top:0;mso-wrap-distance-right:9pt;mso-wrap-distance-bottom:0;mso-position-horizontal:left;mso-position-horizontal-relative:page;mso-position-vertical:absolute;mso-position-vertical-relative:text;mso-height-percent:0;mso-height-relative:margin;v-text-anchor:middle" o:gfxdata="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" filled="f" stroked="f" strokeweight=".25pt">
                 <v:stroke miterlimit="4"/>
                 <v:textbox inset=".84333mm,.84333mm,.84333mm,.84333mm">
                   <w:txbxContent>
@@ -881,25 +917,6 @@
           </mc:Fallback>
         </mc:AlternateContent>
       </w:r>
-    </w:p>
-    <w:p>
-      <w:pPr>
-        <w:pStyle w:val="NormalWeb"/>
-        <w:tabs>
-          <w:tab w:val="right" w:pos="7088"/>
-        </w:tabs>
-        <w:spacing w:before="0" w:beforeAutospacing="0" w:after="0" w:afterAutospacing="0"/>
-        <w:ind w:left="180"/>
-        <w:jc w:val="both"/>
-        <w:rPr>
-          <w:rFonts w:ascii="Calibri" w:eastAsia="Calibri" w:hAnsi="Calibri" w:cs="Calibri"/>
-          <w:noProof/>
-          <w:color w:val="000000" w:themeColor="text1"/>
-          <w:kern w:val="24"/>
-          <w:sz w:val="22"/>
-          <w:szCs w:val="22"/>
-        </w:rPr>
-      </w:pPr>
       <w:r>
         <w:rPr>
           <w:noProof/>
@@ -2448,96 +2465,6 @@
       </w:pPr>
       <w:r>
         <w:rPr>
-          <w:rFonts w:eastAsia="Calibri" w:cstheme="minorHAnsi"/>
-          <w:noProof/>
-          <w:color w:val="000000" w:themeColor="text1"/>
-          <w:kern w:val="24"/>
-        </w:rPr>
-        <w:t xml:space="preserve">Created and maintained </w:t>
-      </w:r>
-      <w:r>
-        <w:rPr>
-          <w:rFonts w:eastAsia="Calibri" w:cstheme="minorHAnsi"/>
-          <w:noProof/>
-          <w:color w:val="000000" w:themeColor="text1"/>
-          <w:kern w:val="24"/>
-        </w:rPr>
-        <w:t>top-notch functional and technical</w:t>
-      </w:r>
-      <w:r>
-        <w:rPr>
-          <w:rFonts w:eastAsia="Calibri" w:cstheme="minorHAnsi"/>
-          <w:noProof/>
-          <w:color w:val="000000" w:themeColor="text1"/>
-          <w:kern w:val="24"/>
-        </w:rPr>
-        <w:t xml:space="preserve"> documentation using Confluence, resulting in a </w:t>
-      </w:r>
-      <w:r>
-        <w:rPr>
-          <w:rFonts w:eastAsia="Calibri" w:cstheme="minorHAnsi"/>
-          <w:noProof/>
-          <w:color w:val="000000" w:themeColor="text1"/>
-          <w:kern w:val="24"/>
-        </w:rPr>
-        <w:t xml:space="preserve">remarkable </w:t>
-      </w:r>
-      <w:r>
-        <w:rPr>
-          <w:rFonts w:eastAsia="Calibri" w:cstheme="minorHAnsi"/>
-          <w:noProof/>
-          <w:color w:val="000000" w:themeColor="text1"/>
-          <w:kern w:val="24"/>
-        </w:rPr>
-        <w:t>50</w:t>
-      </w:r>
-      <w:r>
-        <w:rPr>
-          <w:rFonts w:eastAsia="Calibri" w:cstheme="minorHAnsi"/>
-          <w:noProof/>
-          <w:color w:val="000000" w:themeColor="text1"/>
-          <w:kern w:val="24"/>
-        </w:rPr>
-        <w:t xml:space="preserve">% improvement in knowledge sharing and software development </w:t>
-      </w:r>
-      <w:r>
-        <w:rPr>
-          <w:rFonts w:eastAsia="Calibri" w:cstheme="minorHAnsi"/>
-          <w:noProof/>
-          <w:color w:val="000000" w:themeColor="text1"/>
-          <w:kern w:val="24"/>
-        </w:rPr>
-        <w:t xml:space="preserve">and troubleshooting </w:t>
-      </w:r>
-      <w:r>
-        <w:rPr>
-          <w:rFonts w:eastAsia="Calibri" w:cstheme="minorHAnsi"/>
-          <w:noProof/>
-          <w:color w:val="000000" w:themeColor="text1"/>
-          <w:kern w:val="24"/>
-        </w:rPr>
-        <w:t>efficiency.</w:t>
-      </w:r>
-    </w:p>
-    <w:p>
-      <w:pPr>
-        <w:pStyle w:val="NormalWeb"/>
-        <w:numPr>
-          <w:ilvl w:val="0"/>
-          <w:numId w:val="1"/>
-        </w:numPr>
-        <w:spacing w:after="0"/>
-        <w:jc w:val="both"/>
-        <w:rPr>
-          <w:rFonts w:asciiTheme="minorHAnsi" w:eastAsia="Calibri" w:hAnsiTheme="minorHAnsi" w:cstheme="minorHAnsi"/>
-          <w:noProof/>
-          <w:kern w:val="24"/>
-          <w:sz w:val="22"/>
-          <w:szCs w:val="22"/>
-        </w:rPr>
-      </w:pPr>
-      <w:r>
-        <w:rPr>
           <w:rFonts w:ascii="Raleway Light" w:hAnsi="Raleway Light"/>
           <w:b/>
           <w:bCs/>
@@ -2552,13 +2479,13 @@
         <mc:AlternateContent>
           <mc:Choice Requires="wps">
             <w:drawing>
-              <wp:anchor distT="0" distB="0" distL="114300" distR="114300" simplePos="0" relativeHeight="251660287" behindDoc="0" locked="0" layoutInCell="1" allowOverlap="1" wp14:anchorId="65F1F382" wp14:editId="30EC2F00">
+              <wp:anchor distT="0" distB="0" distL="114300" distR="114300" simplePos="0" relativeHeight="251660287" behindDoc="0" locked="0" layoutInCell="1" allowOverlap="1" wp14:anchorId="65F1F382" wp14:editId="09833590">
                 <wp:simplePos x="0" y="0"/>
                 <wp:positionH relativeFrom="leftMargin">
                   <wp:align>right</wp:align>
                 </wp:positionH>
                 <wp:positionV relativeFrom="paragraph">
-                  <wp:posOffset>-656590</wp:posOffset>
+                  <wp:posOffset>-748665</wp:posOffset>
                 </wp:positionV>
                 <wp:extent cx="2847975" cy="10772775"/>
                 <wp:effectExtent l="0" t="0" r="9525" b="9525"/>
@@ -2617,7 +2544,7 @@
           </mc:Choice>
           <mc:Fallback>
             <w:pict>
-              <v:rect w14:anchorId="40007728" id="Rectangle 1" o:spid="_x0000_s1026" style="position:absolute;margin-left:173.05pt;margin-top:-51.7pt;width:224.25pt;height:848.25pt;z-index:251660287;visibility:visible;mso-wrap-style:square;mso-height-percent:0;mso-wrap-distance-left:9pt;mso-wrap-distance-top:0;mso-wrap-distance-right:9pt;mso-wrap-distance-bottom:0;mso-position-horizontal:right;mso-position-horizontal-relative:left-margin-area;mso-position-vertical:absolute;mso-position-vertical-relative:text;mso-height-percent:0;mso-height-relative:margin;v-text-anchor:middle" o:gfxdata="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" fillcolor="#0f9ed5 [3207]" stroked="f">
+              <v:rect w14:anchorId="337FF895" id="Rectangle 1" o:spid="_x0000_s1026" style="position:absolute;margin-left:173.05pt;margin-top:-58.95pt;width:224.25pt;height:848.25pt;z-index:251660287;visibility:visible;mso-wrap-style:square;mso-height-percent:0;mso-wrap-distance-left:9pt;mso-wrap-distance-top:0;mso-wrap-distance-right:9pt;mso-wrap-distance-bottom:0;mso-position-horizontal:right;mso-position-horizontal-relative:left-margin-area;mso-position-vertical:absolute;mso-position-vertical-relative:text;mso-height-percent:0;mso-height-relative:margin;v-text-anchor:middle" o:gfxdata="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" fillcolor="#0f9ed5 [3207]" stroked="f">
                 <v:fill opacity="32896f"/>
                 <w10:wrap anchorx="margin"/>
               </v:rect>
@@ -2625,6 +2552,96 @@
           </mc:Fallback>
         </mc:AlternateContent>
       </w:r>
+      <w:r>
+        <w:rPr>
+          <w:rFonts w:eastAsia="Calibri" w:cstheme="minorHAnsi"/>
+          <w:noProof/>
+          <w:color w:val="000000" w:themeColor="text1"/>
+          <w:kern w:val="24"/>
+        </w:rPr>
+        <w:t xml:space="preserve">Created and maintained </w:t>
+      </w:r>
+      <w:r>
+        <w:rPr>
+          <w:rFonts w:eastAsia="Calibri" w:cstheme="minorHAnsi"/>
+          <w:noProof/>
+          <w:color w:val="000000" w:themeColor="text1"/>
+          <w:kern w:val="24"/>
+        </w:rPr>
+        <w:t>top-notch functional and technical</w:t>
+      </w:r>
+      <w:r>
+        <w:rPr>
+          <w:rFonts w:eastAsia="Calibri" w:cstheme="minorHAnsi"/>
+          <w:noProof/>
+          <w:color w:val="000000" w:themeColor="text1"/>
+          <w:kern w:val="24"/>
+        </w:rPr>
+        <w:t xml:space="preserve"> documentation using Confluence, resulting in a </w:t>
+      </w:r>
+      <w:r>
+        <w:rPr>
+          <w:rFonts w:eastAsia="Calibri" w:cstheme="minorHAnsi"/>
+          <w:noProof/>
+          <w:color w:val="000000" w:themeColor="text1"/>
+          <w:kern w:val="24"/>
+        </w:rPr>
+        <w:t xml:space="preserve">remarkable </w:t>
+      </w:r>
+      <w:r>
+        <w:rPr>
+          <w:rFonts w:eastAsia="Calibri" w:cstheme="minorHAnsi"/>
+          <w:noProof/>
+          <w:color w:val="000000" w:themeColor="text1"/>
+          <w:kern w:val="24"/>
+        </w:rPr>
+        <w:t>50</w:t>
+      </w:r>
+      <w:r>
+        <w:rPr>
+          <w:rFonts w:eastAsia="Calibri" w:cstheme="minorHAnsi"/>
+          <w:noProof/>
+          <w:color w:val="000000" w:themeColor="text1"/>
+          <w:kern w:val="24"/>
+        </w:rPr>
+        <w:t xml:space="preserve">% improvement in knowledge sharing and software development </w:t>
+      </w:r>
+      <w:r>
+        <w:rPr>
+          <w:rFonts w:eastAsia="Calibri" w:cstheme="minorHAnsi"/>
+          <w:noProof/>
+          <w:color w:val="000000" w:themeColor="text1"/>
+          <w:kern w:val="24"/>
+        </w:rPr>
+        <w:t xml:space="preserve">and troubleshooting </w:t>
+      </w:r>
+      <w:r>
+        <w:rPr>
+          <w:rFonts w:eastAsia="Calibri" w:cstheme="minorHAnsi"/>
+          <w:noProof/>
+          <w:color w:val="000000" w:themeColor="text1"/>
+          <w:kern w:val="24"/>
+        </w:rPr>
+        <w:t>efficiency.</w:t>
+      </w:r>
+    </w:p>
+    <w:p>
+      <w:pPr>
+        <w:pStyle w:val="NormalWeb"/>
+        <w:numPr>
+          <w:ilvl w:val="0"/>
+          <w:numId w:val="1"/>
+        </w:numPr>
+        <w:spacing w:after="0"/>
+        <w:jc w:val="both"/>
+        <w:rPr>
+          <w:rFonts w:asciiTheme="minorHAnsi" w:eastAsia="Calibri" w:hAnsiTheme="minorHAnsi" w:cstheme="minorHAnsi"/>
+          <w:noProof/>
+          <w:kern w:val="24"/>
+          <w:sz w:val="22"/>
+          <w:szCs w:val="22"/>
+        </w:rPr>
+      </w:pPr>
       <w:r>
         <w:rPr>
           <w:rFonts w:asciiTheme="minorHAnsi" w:eastAsia="Calibri" w:hAnsiTheme="minorHAnsi" w:cstheme="minorHAnsi"/>
@@ -3815,16 +3832,7 @@
           <w:color w:val="000000" w:themeColor="text1"/>
           <w:kern w:val="24"/>
         </w:rPr>
-        <w:t>No Code Automation with Zapier</w:t>
-      </w:r>
-      <w:r>
-        <w:rPr>
-          <w:rFonts w:eastAsia="Calibri" w:cstheme="minorHAnsi"/>
-          <w:noProof/>
-          <w:color w:val="000000" w:themeColor="text1"/>
-          <w:kern w:val="24"/>
-        </w:rPr>
-        <w:t xml:space="preserve"> (2026) </w:t>
+        <w:t xml:space="preserve">No Code Automation with Zapier (2026) </w:t>
       </w:r>
       <w:r>
         <w:rPr>

--- a/CV_Patrick_Gonzaga.docx
+++ b/CV_Patrick_Gonzaga.docx
@@ -107,100 +107,6 @@
             </w:pict>
           </mc:Fallback>
         </mc:AlternateContent>
-      </w:r>
-      <w:r>
-        <w:rPr>
-          <w:rFonts w:ascii="Raleway Light" w:hAnsi="Raleway Light" w:cstheme="minorBidi"/>
-          <w:b/>
-          <w:bCs/>
-          <w:noProof/>
-          <w:spacing w:val="60"/>
-          <w:kern w:val="24"/>
-          <w:sz w:val="36"/>
-          <w:szCs w:val="36"/>
-          <w:lang w:val="en-MY"/>
-        </w:rPr>
-        <w:drawing>
-          <wp:anchor distT="0" distB="0" distL="114300" distR="114300" simplePos="0" relativeHeight="251661312" behindDoc="0" locked="0" layoutInCell="1" allowOverlap="1" wp14:anchorId="2984548F" wp14:editId="4C2BBCEA">
-            <wp:simplePos x="0" y="0"/>
-            <wp:positionH relativeFrom="column">
-              <wp:posOffset>-1162050</wp:posOffset>
-            </wp:positionH>
-            <wp:positionV relativeFrom="paragraph">
-              <wp:posOffset>-464820</wp:posOffset>
-            </wp:positionV>
-            <wp:extent cx="989965" cy="1151255"/>
-            <wp:effectExtent l="133350" t="114300" r="133985" b="163195"/>
-            <wp:wrapNone/>
-            <wp:docPr id="1933443035" name="Picture 15"/>
-            <wp:cNvGraphicFramePr>
-              <a:graphicFrameLocks xmlns:a="http://schemas.openxmlformats.org/drawingml/2006/main" noChangeAspect="1"/>
-            </wp:cNvGraphicFramePr>
-            <a:graphic xmlns:a="http://schemas.openxmlformats.org/drawingml/2006/main">
-              <a:graphicData uri="http://schemas.openxmlformats.org/drawingml/2006/picture">
-                <pic:pic xmlns:pic="http://schemas.openxmlformats.org/drawingml/2006/picture">
-                  <pic:nvPicPr>
-                    <pic:cNvPr id="871656986" name="Picture 15"/>
-                    <pic:cNvPicPr>
-                      <a:picLocks noChangeAspect="1"/>
-                    </pic:cNvPicPr>
-                  </pic:nvPicPr>
-                  <pic:blipFill>
-                    <a:blip r:embed="rId6" cstate="print">
-                      <a:extLst>
-                        <a:ext uri="{28A0092B-C50C-407E-A947-70E740481C1C}">
-                          <a14:useLocalDpi xmlns:a14="http://schemas.microsoft.com/office/drawing/2010/main" val="0"/>
-                        </a:ext>
-                      </a:extLst>
-                    </a:blip>
-                    <a:stretch>
-                      <a:fillRect/>
-                    </a:stretch>
-                  </pic:blipFill>
-                  <pic:spPr>
-                    <a:xfrm>
-                      <a:off x="0" y="0"/>
-                      <a:ext cx="989965" cy="1151255"/>
-                    </a:xfrm>
-                    <a:prstGeom prst="rect">
-                      <a:avLst/>
-                    </a:prstGeom>
-                    <a:solidFill>
-                      <a:srgbClr val="FFFFFF">
-                        <a:shade val="85000"/>
-                      </a:srgbClr>
-                    </a:solidFill>
-                    <a:ln w="88900" cap="sq">
-                      <a:solidFill>
-                        <a:srgbClr val="FFFFFF"/>
-                      </a:solidFill>
-                      <a:miter lim="800000"/>
-                    </a:ln>
-                    <a:effectLst>
-                      <a:outerShdw blurRad="55000" dist="18000" dir="5400000" algn="tl" rotWithShape="0">
-                        <a:srgbClr val="000000">
-                          <a:alpha val="40000"/>
-                        </a:srgbClr>
-                      </a:outerShdw>
-                    </a:effectLst>
-                    <a:scene3d>
-                      <a:camera prst="orthographicFront"/>
-                      <a:lightRig rig="twoPt" dir="t">
-                        <a:rot lat="0" lon="0" rev="7200000"/>
-                      </a:lightRig>
-                    </a:scene3d>
-                    <a:sp3d>
-                      <a:bevelT w="25400" h="19050"/>
-                      <a:contourClr>
-                        <a:srgbClr val="FFFFFF"/>
-                      </a:contourClr>
-                    </a:sp3d>
-                  </pic:spPr>
-                </pic:pic>
-              </a:graphicData>
-            </a:graphic>
-          </wp:anchor>
-        </w:drawing>
       </w:r>
       <w:r>
         <w:rPr>
@@ -453,7 +359,7 @@
         </w:rPr>
         <w:t xml:space="preserve">: </w:t>
       </w:r>
-      <w:hyperlink r:id="rId7" w:history="1">
+      <w:hyperlink r:id="rId6" w:history="1">
         <w:r>
           <w:rPr>
             <w:rFonts w:ascii="Calibri" w:hAnsi="Calibri" w:cs="Calibri"/>
@@ -501,7 +407,7 @@
         </w:rPr>
         <w:t xml:space="preserve">: </w:t>
       </w:r>
-      <w:hyperlink r:id="rId8" w:history="1">
+      <w:hyperlink r:id="rId7" w:history="1">
         <w:r>
           <w:rPr>
             <w:rStyle w:val="Hyperlink"/>
@@ -642,29 +548,7 @@
           <w:sz w:val="22"/>
           <w:szCs w:val="22"/>
         </w:rPr>
-        <w:t xml:space="preserve">Senior Software Engineer with 15+ years of experience in </w:t>
-      </w:r>
-      <w:r>
-        <w:rPr>
-          <w:rFonts w:asciiTheme="minorHAnsi" w:eastAsia="Calibri" w:hAnsiTheme="minorHAnsi" w:cstheme="minorHAnsi"/>
-          <w:noProof/>
-          <w:color w:val="000000" w:themeColor="text1"/>
-          <w:kern w:val="24"/>
-          <w:sz w:val="22"/>
-          <w:szCs w:val="22"/>
-        </w:rPr>
-        <w:t>software</w:t>
-      </w:r>
-      <w:r>
-        <w:rPr>
-          <w:rFonts w:asciiTheme="minorHAnsi" w:eastAsia="Calibri" w:hAnsiTheme="minorHAnsi" w:cstheme="minorHAnsi"/>
-          <w:noProof/>
-          <w:color w:val="000000" w:themeColor="text1"/>
-          <w:kern w:val="24"/>
-          <w:sz w:val="22"/>
-          <w:szCs w:val="22"/>
-        </w:rPr>
-        <w:t xml:space="preserve"> development, enterprise integrations, and automation. From scripts, cron jobs, stored procedures, and custom applications to modern AI agents powered by n8n, Zapier, and LLMs, I've always focused on replacing manual work with scalable automation that delivers real business value.</w:t>
+        <w:t>Senior Software Engineer with 15+ years of experience building enterprise applications, automating business processes, and delivering software that solves real operational challenges. Experienced across the full software development lifecycle, from system design and backend development to database optimization, integrations, and workflow automation. Recently expanding into AI-powered solutions and intelligent automations to help businesses work smarter and more efficiently.</w:t>
       </w:r>
     </w:p>
     <w:p>
@@ -1901,7 +1785,7 @@
           <w:szCs w:val="22"/>
         </w:rPr>
       </w:pPr>
-      <w:hyperlink r:id="rId9" w:history="1">
+      <w:hyperlink r:id="rId8" w:history="1">
         <w:r>
           <w:rPr>
             <w:rStyle w:val="Hyperlink"/>
@@ -1925,7 +1809,7 @@
         </w:rPr>
         <w:t xml:space="preserve"> &amp; </w:t>
       </w:r>
-      <w:hyperlink r:id="rId10" w:history="1">
+      <w:hyperlink r:id="rId9" w:history="1">
         <w:r>
           <w:rPr>
             <w:rStyle w:val="Hyperlink"/>
@@ -2266,7 +2150,7 @@
           <w:szCs w:val="22"/>
         </w:rPr>
       </w:pPr>
-      <w:hyperlink r:id="rId11" w:history="1">
+      <w:hyperlink r:id="rId10" w:history="1">
         <w:r>
           <w:rPr>
             <w:rStyle w:val="Hyperlink"/>
@@ -2453,6 +2337,7 @@
           <w:color w:val="000000" w:themeColor="text1"/>
           <w:kern w:val="24"/>
         </w:rPr>
+        <w:lastRenderedPageBreak/>
         <w:t xml:space="preserve">Created and maintained </w:t>
       </w:r>
       <w:r>
@@ -2548,7 +2433,6 @@
           <w:szCs w:val="36"/>
           <w:lang w:val="en-MY"/>
         </w:rPr>
-        <w:lastRenderedPageBreak/>
         <mc:AlternateContent>
           <mc:Choice Requires="wps">
             <w:drawing>
@@ -3815,16 +3699,34 @@
           <w:color w:val="000000" w:themeColor="text1"/>
           <w:kern w:val="24"/>
         </w:rPr>
-        <w:t>No Code Automation with Zapier</w:t>
-      </w:r>
-      <w:r>
-        <w:rPr>
-          <w:rFonts w:eastAsia="Calibri" w:cstheme="minorHAnsi"/>
-          <w:noProof/>
-          <w:color w:val="000000" w:themeColor="text1"/>
-          <w:kern w:val="24"/>
-        </w:rPr>
-        <w:t xml:space="preserve"> (2026) </w:t>
+        <w:t xml:space="preserve">OpenAI Academy: Agent and Workflows (2026) </w:t>
+      </w:r>
+      <w:r>
+        <w:rPr>
+          <w:rFonts w:eastAsia="Calibri" w:cstheme="minorHAnsi"/>
+          <w:noProof/>
+          <w:color w:val="000000" w:themeColor="text1"/>
+          <w:kern w:val="24"/>
+        </w:rPr>
+        <w:t>•</w:t>
+      </w:r>
+      <w:r>
+        <w:rPr>
+          <w:rFonts w:eastAsia="Calibri" w:cstheme="minorHAnsi"/>
+          <w:noProof/>
+          <w:color w:val="000000" w:themeColor="text1"/>
+          <w:kern w:val="24"/>
+        </w:rPr>
+        <w:t xml:space="preserve">  </w:t>
+      </w:r>
+      <w:r>
+        <w:rPr>
+          <w:rFonts w:eastAsia="Calibri" w:cstheme="minorHAnsi"/>
+          <w:noProof/>
+          <w:color w:val="000000" w:themeColor="text1"/>
+          <w:kern w:val="24"/>
+        </w:rPr>
+        <w:t xml:space="preserve">No Code Automation with Zapier (2026) </w:t>
       </w:r>
       <w:r>
         <w:rPr>
